--- a/docs/SmartLight_Totem_Wiring_Reference_v2.docx
+++ b/docs/SmartLight_Totem_Wiring_Reference_v2.docx
@@ -763,7 +763,21 @@
           <w:rFonts w:asciiTheme="minorHAnsi" w:hAnsiTheme="minorHAnsi"/>
           <w:color w:val="2E86C1"/>
         </w:rPr>
-        <w:t>MOSFET — Red channel (GPIO19)</w:t>
+        <w:t>MOSFET</w:t>
+      </w:r>
+      <w:r>
+        <w:rPr>
+          <w:rFonts w:asciiTheme="minorHAnsi" w:hAnsiTheme="minorHAnsi"/>
+          <w:color w:val="2E86C1"/>
+        </w:rPr>
+        <w:t>-</w:t>
+      </w:r>
+      <w:r>
+        <w:rPr>
+          <w:rFonts w:asciiTheme="minorHAnsi" w:hAnsiTheme="minorHAnsi"/>
+          <w:color w:val="2E86C1"/>
+        </w:rPr>
+        <w:t xml:space="preserve"> Red channel (GPIO19)</w:t>
       </w:r>
     </w:p>
     <w:tbl>
@@ -1250,7 +1264,7 @@
           <w:rFonts w:asciiTheme="minorHAnsi" w:hAnsiTheme="minorHAnsi"/>
           <w:color w:val="2E86C1"/>
         </w:rPr>
-        <w:t>MOSFET — Green channel (GPIO20)</w:t>
+        <w:t>MOSFET Green channel (GPIO20)</w:t>
       </w:r>
     </w:p>
     <w:tbl>
@@ -2650,7 +2664,29 @@
           <w:sz w:val="32"/>
           <w:szCs w:val="32"/>
         </w:rPr>
-        <w:t>Stage 3 — TEMT6000 Ambient Light Sensor</w:t>
+        <w:t xml:space="preserve">Stage 3 </w:t>
+      </w:r>
+      <w:r>
+        <w:rPr>
+          <w:rFonts w:asciiTheme="minorHAnsi" w:hAnsiTheme="minorHAnsi"/>
+          <w:b/>
+          <w:bCs/>
+          <w:color w:val="1B5E8A"/>
+          <w:sz w:val="32"/>
+          <w:szCs w:val="32"/>
+        </w:rPr>
+        <w:t>-</w:t>
+      </w:r>
+      <w:r>
+        <w:rPr>
+          <w:rFonts w:asciiTheme="minorHAnsi" w:hAnsiTheme="minorHAnsi"/>
+          <w:b/>
+          <w:bCs/>
+          <w:color w:val="1B5E8A"/>
+          <w:sz w:val="32"/>
+          <w:szCs w:val="32"/>
+        </w:rPr>
+        <w:t>TEMT6000 Ambient Light Sensor</w:t>
       </w:r>
     </w:p>
     <w:p>
@@ -3158,14 +3194,6 @@
     </w:p>
     <w:p>
       <w:pPr>
-        <w:spacing w:before="80" w:after="80"/>
-        <w:rPr>
-          <w:rFonts w:asciiTheme="minorHAnsi" w:hAnsiTheme="minorHAnsi"/>
-        </w:rPr>
-      </w:pPr>
-    </w:p>
-    <w:p>
-      <w:pPr>
         <w:pStyle w:val="Heading1"/>
         <w:rPr>
           <w:rFonts w:asciiTheme="minorHAnsi" w:hAnsiTheme="minorHAnsi"/>
@@ -3176,7 +3204,21 @@
           <w:rFonts w:asciiTheme="minorHAnsi" w:hAnsiTheme="minorHAnsi"/>
           <w:color w:val="1B5E8A"/>
         </w:rPr>
-        <w:t>Stage 4 — SD Card Module</w:t>
+        <w:t xml:space="preserve">Stage 4 </w:t>
+      </w:r>
+      <w:r>
+        <w:rPr>
+          <w:rFonts w:asciiTheme="minorHAnsi" w:hAnsiTheme="minorHAnsi"/>
+          <w:color w:val="1B5E8A"/>
+        </w:rPr>
+        <w:t>-</w:t>
+      </w:r>
+      <w:r>
+        <w:rPr>
+          <w:rFonts w:asciiTheme="minorHAnsi" w:hAnsiTheme="minorHAnsi"/>
+          <w:color w:val="1B5E8A"/>
+        </w:rPr>
+        <w:t xml:space="preserve"> SD Card Module</w:t>
       </w:r>
     </w:p>
     <w:p>
@@ -3572,7 +3614,6 @@
               <w:rPr>
                 <w:rFonts w:asciiTheme="minorHAnsi" w:hAnsiTheme="minorHAnsi"/>
               </w:rPr>
-              <w:lastRenderedPageBreak/>
               <w:t>MOSI</w:t>
             </w:r>
           </w:p>
@@ -3674,6 +3715,7 @@
               <w:rPr>
                 <w:rFonts w:asciiTheme="minorHAnsi" w:hAnsiTheme="minorHAnsi"/>
               </w:rPr>
+              <w:lastRenderedPageBreak/>
               <w:t>MISO</w:t>
             </w:r>
           </w:p>
@@ -3998,7 +4040,21 @@
           <w:rFonts w:asciiTheme="minorHAnsi" w:hAnsiTheme="minorHAnsi"/>
           <w:color w:val="1B5E8A"/>
         </w:rPr>
-        <w:t xml:space="preserve">Stage 5 — </w:t>
+        <w:t xml:space="preserve">Stage 5 </w:t>
+      </w:r>
+      <w:r>
+        <w:rPr>
+          <w:rFonts w:asciiTheme="minorHAnsi" w:hAnsiTheme="minorHAnsi"/>
+          <w:color w:val="1B5E8A"/>
+        </w:rPr>
+        <w:t>-</w:t>
+      </w:r>
+      <w:r>
+        <w:rPr>
+          <w:rFonts w:asciiTheme="minorHAnsi" w:hAnsiTheme="minorHAnsi"/>
+          <w:color w:val="1B5E8A"/>
+        </w:rPr>
+        <w:t xml:space="preserve"> </w:t>
       </w:r>
       <w:proofErr w:type="spellStart"/>
       <w:r>
@@ -4058,14 +4114,6 @@
         </w:rPr>
         <w:t>. Do not connect to Data Out — that is only used when chaining multiple rings together.</w:t>
       </w:r>
-    </w:p>
-    <w:p>
-      <w:pPr>
-        <w:spacing w:before="80" w:after="80"/>
-        <w:rPr>
-          <w:rFonts w:asciiTheme="minorHAnsi" w:hAnsiTheme="minorHAnsi"/>
-        </w:rPr>
-      </w:pPr>
     </w:p>
     <w:tbl>
       <w:tblPr>
@@ -4527,6 +4575,9 @@
         <w:spacing w:before="100" w:after="160"/>
         <w:rPr>
           <w:rFonts w:asciiTheme="minorHAnsi" w:hAnsiTheme="minorHAnsi"/>
+          <w:i/>
+          <w:iCs/>
+          <w:color w:val="8B4513"/>
         </w:rPr>
       </w:pPr>
       <w:r>
@@ -4550,15 +4601,7 @@
     </w:p>
     <w:p>
       <w:pPr>
-        <w:spacing w:before="80" w:after="80"/>
-        <w:rPr>
-          <w:rFonts w:asciiTheme="minorHAnsi" w:hAnsiTheme="minorHAnsi"/>
-        </w:rPr>
-      </w:pPr>
-    </w:p>
-    <w:p>
-      <w:pPr>
-        <w:pStyle w:val="Heading1"/>
+        <w:spacing w:before="100" w:after="160"/>
         <w:rPr>
           <w:rFonts w:asciiTheme="minorHAnsi" w:hAnsiTheme="minorHAnsi"/>
         </w:rPr>
@@ -4566,9 +4609,31 @@
       <w:r>
         <w:rPr>
           <w:rFonts w:asciiTheme="minorHAnsi" w:hAnsiTheme="minorHAnsi"/>
+          <w:b/>
+          <w:bCs/>
           <w:color w:val="1B5E8A"/>
-        </w:rPr>
-        <w:t>Stage 6 — INA219 Power Monitor</w:t>
+          <w:sz w:val="32"/>
+          <w:szCs w:val="32"/>
+        </w:rPr>
+        <w:t xml:space="preserve">Stage 6 </w:t>
+      </w:r>
+      <w:r>
+        <w:rPr>
+          <w:rFonts w:asciiTheme="minorHAnsi" w:hAnsiTheme="minorHAnsi"/>
+          <w:color w:val="1B5E8A"/>
+        </w:rPr>
+        <w:t>-</w:t>
+      </w:r>
+      <w:r>
+        <w:rPr>
+          <w:rFonts w:asciiTheme="minorHAnsi" w:hAnsiTheme="minorHAnsi"/>
+          <w:b/>
+          <w:bCs/>
+          <w:color w:val="1B5E8A"/>
+          <w:sz w:val="32"/>
+          <w:szCs w:val="32"/>
+        </w:rPr>
+        <w:t>INA219 Power Monitor</w:t>
       </w:r>
     </w:p>
     <w:p>
@@ -5080,7 +5145,6 @@
               <w:rPr>
                 <w:rFonts w:asciiTheme="minorHAnsi" w:hAnsiTheme="minorHAnsi"/>
               </w:rPr>
-              <w:lastRenderedPageBreak/>
               <w:t>SCL</w:t>
             </w:r>
           </w:p>
@@ -5162,6 +5226,15 @@
         <w:pStyle w:val="Heading2"/>
         <w:rPr>
           <w:rFonts w:asciiTheme="minorHAnsi" w:hAnsiTheme="minorHAnsi"/>
+          <w:color w:val="2E86C1"/>
+        </w:rPr>
+      </w:pPr>
+    </w:p>
+    <w:p>
+      <w:pPr>
+        <w:pStyle w:val="Heading2"/>
+        <w:rPr>
+          <w:rFonts w:asciiTheme="minorHAnsi" w:hAnsiTheme="minorHAnsi"/>
         </w:rPr>
       </w:pPr>
       <w:r>
@@ -5169,6 +5242,7 @@
           <w:rFonts w:asciiTheme="minorHAnsi" w:hAnsiTheme="minorHAnsi"/>
           <w:color w:val="2E86C1"/>
         </w:rPr>
+        <w:lastRenderedPageBreak/>
         <w:t>In-line current measurement</w:t>
       </w:r>
     </w:p>
@@ -5541,7 +5615,72 @@
           <w:iCs/>
           <w:color w:val="8B4513"/>
         </w:rPr>
-        <w:t xml:space="preserve"> VIN+ and VIN– must be wired in series with the 12V supply — not both connected to the same rail. The I2C address is 0x41, not the default 0x40. Always specify ina219(0x41) in code.</w:t>
+        <w:t xml:space="preserve"> VIN+ and VIN</w:t>
+      </w:r>
+      <w:r>
+        <w:rPr>
+          <w:rFonts w:asciiTheme="minorHAnsi" w:hAnsiTheme="minorHAnsi"/>
+          <w:i/>
+          <w:iCs/>
+          <w:color w:val="8B4513"/>
+        </w:rPr>
+        <w:t>-</w:t>
+      </w:r>
+      <w:r>
+        <w:rPr>
+          <w:rFonts w:asciiTheme="minorHAnsi" w:hAnsiTheme="minorHAnsi"/>
+          <w:i/>
+          <w:iCs/>
+          <w:color w:val="8B4513"/>
+        </w:rPr>
+        <w:t xml:space="preserve">must be wired in series with the 12V supply </w:t>
+      </w:r>
+      <w:r>
+        <w:rPr>
+          <w:rFonts w:asciiTheme="minorHAnsi" w:hAnsiTheme="minorHAnsi"/>
+          <w:i/>
+          <w:iCs/>
+          <w:color w:val="8B4513"/>
+        </w:rPr>
+        <w:t>-</w:t>
+      </w:r>
+      <w:r>
+        <w:rPr>
+          <w:rFonts w:asciiTheme="minorHAnsi" w:hAnsiTheme="minorHAnsi"/>
+          <w:i/>
+          <w:iCs/>
+          <w:color w:val="8B4513"/>
+        </w:rPr>
+        <w:t>not both connected to the same rail. The I2C address is 0x41, not the default 0x40. Always specify ina219(0x41) in code.</w:t>
+      </w:r>
+    </w:p>
+    <w:p>
+      <w:pPr>
+        <w:pStyle w:val="Heading1"/>
+        <w:rPr>
+          <w:rFonts w:asciiTheme="minorHAnsi" w:hAnsiTheme="minorHAnsi"/>
+        </w:rPr>
+      </w:pPr>
+      <w:r>
+        <w:rPr>
+          <w:rFonts w:asciiTheme="minorHAnsi" w:hAnsiTheme="minorHAnsi"/>
+          <w:color w:val="1B5E8A"/>
+        </w:rPr>
+        <w:t>Stage 7</w:t>
+      </w:r>
+      <w:r>
+        <w:rPr>
+          <w:rFonts w:asciiTheme="minorHAnsi" w:hAnsiTheme="minorHAnsi"/>
+          <w:color w:val="1B5E8A"/>
+        </w:rPr>
+        <w:t>-</w:t>
+      </w:r>
+      <w:r>
+        <w:rPr>
+          <w:rFonts w:asciiTheme="minorHAnsi" w:hAnsiTheme="minorHAnsi"/>
+          <w:color w:val="1B5E8A"/>
+        </w:rPr>
+        <w:t>Push Button (State Machine / USB Charging Trigger)</w:t>
       </w:r>
     </w:p>
     <w:p>
@@ -5551,29 +5690,6 @@
           <w:rFonts w:asciiTheme="minorHAnsi" w:hAnsiTheme="minorHAnsi"/>
         </w:rPr>
       </w:pPr>
-    </w:p>
-    <w:p>
-      <w:pPr>
-        <w:pStyle w:val="Heading1"/>
-        <w:rPr>
-          <w:rFonts w:asciiTheme="minorHAnsi" w:hAnsiTheme="minorHAnsi"/>
-        </w:rPr>
-      </w:pPr>
-      <w:r>
-        <w:rPr>
-          <w:rFonts w:asciiTheme="minorHAnsi" w:hAnsiTheme="minorHAnsi"/>
-          <w:color w:val="1B5E8A"/>
-        </w:rPr>
-        <w:t>Stage 7 — Push Button (State Machine / USB Charging Trigger)</w:t>
-      </w:r>
-    </w:p>
-    <w:p>
-      <w:pPr>
-        <w:spacing w:before="80" w:after="80"/>
-        <w:rPr>
-          <w:rFonts w:asciiTheme="minorHAnsi" w:hAnsiTheme="minorHAnsi"/>
-        </w:rPr>
-      </w:pPr>
       <w:r>
         <w:rPr>
           <w:rFonts w:asciiTheme="minorHAnsi" w:hAnsiTheme="minorHAnsi"/>
@@ -5592,7 +5708,19 @@
         <w:rPr>
           <w:rFonts w:asciiTheme="minorHAnsi" w:hAnsiTheme="minorHAnsi"/>
         </w:rPr>
-        <w:t xml:space="preserve"> internal pull-up resistor — no external resistor is needed. One leg connects to GPIO47, the other to GND.</w:t>
+        <w:t xml:space="preserve"> internal pull-up resistor </w:t>
+      </w:r>
+      <w:r>
+        <w:rPr>
+          <w:rFonts w:asciiTheme="minorHAnsi" w:hAnsiTheme="minorHAnsi"/>
+        </w:rPr>
+        <w:t>-</w:t>
+      </w:r>
+      <w:r>
+        <w:rPr>
+          <w:rFonts w:asciiTheme="minorHAnsi" w:hAnsiTheme="minorHAnsi"/>
+        </w:rPr>
+        <w:t xml:space="preserve"> no external resistor is needed. One leg connects to GPIO47, the other to GND.</w:t>
       </w:r>
     </w:p>
     <w:p>
@@ -6005,14 +6133,6 @@
     </w:p>
     <w:p>
       <w:pPr>
-        <w:spacing w:before="80" w:after="80"/>
-        <w:rPr>
-          <w:rFonts w:asciiTheme="minorHAnsi" w:hAnsiTheme="minorHAnsi"/>
-        </w:rPr>
-      </w:pPr>
-    </w:p>
-    <w:p>
-      <w:pPr>
         <w:pStyle w:val="Heading1"/>
         <w:rPr>
           <w:rFonts w:asciiTheme="minorHAnsi" w:hAnsiTheme="minorHAnsi"/>
@@ -6023,7 +6143,21 @@
           <w:rFonts w:asciiTheme="minorHAnsi" w:hAnsiTheme="minorHAnsi"/>
           <w:color w:val="1B5E8A"/>
         </w:rPr>
-        <w:t>Stage 8 — USB Charging Port (Pending MOSFET Delivery)</w:t>
+        <w:t>Stage 8</w:t>
+      </w:r>
+      <w:r>
+        <w:rPr>
+          <w:rFonts w:asciiTheme="minorHAnsi" w:hAnsiTheme="minorHAnsi"/>
+          <w:color w:val="1B5E8A"/>
+        </w:rPr>
+        <w:t>-</w:t>
+      </w:r>
+      <w:r>
+        <w:rPr>
+          <w:rFonts w:asciiTheme="minorHAnsi" w:hAnsiTheme="minorHAnsi"/>
+          <w:color w:val="1B5E8A"/>
+        </w:rPr>
+        <w:t>USB Charging Port (Pending MOSFET Delivery)</w:t>
       </w:r>
     </w:p>
     <w:p>
@@ -6042,14 +6176,6 @@
     </w:p>
     <w:p>
       <w:pPr>
-        <w:spacing w:before="80" w:after="80"/>
-        <w:rPr>
-          <w:rFonts w:asciiTheme="minorHAnsi" w:hAnsiTheme="minorHAnsi"/>
-        </w:rPr>
-      </w:pPr>
-    </w:p>
-    <w:p>
-      <w:pPr>
         <w:pStyle w:val="Heading2"/>
         <w:rPr>
           <w:rFonts w:asciiTheme="minorHAnsi" w:hAnsiTheme="minorHAnsi"/>
@@ -6060,7 +6186,21 @@
           <w:rFonts w:asciiTheme="minorHAnsi" w:hAnsiTheme="minorHAnsi"/>
           <w:color w:val="2E86C1"/>
         </w:rPr>
-        <w:t>MOSFET — USB charging (GPIO48)</w:t>
+        <w:t xml:space="preserve">MOSFET </w:t>
+      </w:r>
+      <w:r>
+        <w:rPr>
+          <w:rFonts w:asciiTheme="minorHAnsi" w:hAnsiTheme="minorHAnsi"/>
+          <w:color w:val="2E86C1"/>
+        </w:rPr>
+        <w:t>-</w:t>
+      </w:r>
+      <w:r>
+        <w:rPr>
+          <w:rFonts w:asciiTheme="minorHAnsi" w:hAnsiTheme="minorHAnsi"/>
+          <w:color w:val="2E86C1"/>
+        </w:rPr>
+        <w:t>USB charging (GPIO48)</w:t>
       </w:r>
     </w:p>
     <w:tbl>
@@ -6341,7 +6481,6 @@
               <w:rPr>
                 <w:rFonts w:asciiTheme="minorHAnsi" w:hAnsiTheme="minorHAnsi"/>
               </w:rPr>
-              <w:lastRenderedPageBreak/>
               <w:t>Gate (G)</w:t>
             </w:r>
           </w:p>
@@ -6617,6 +6756,15 @@
         <w:spacing w:before="80" w:after="80"/>
         <w:rPr>
           <w:rFonts w:asciiTheme="minorHAnsi" w:hAnsiTheme="minorHAnsi"/>
+        </w:rPr>
+      </w:pPr>
+    </w:p>
+    <w:p>
+      <w:pPr>
+        <w:pStyle w:val="Heading2"/>
+        <w:rPr>
+          <w:rFonts w:asciiTheme="minorHAnsi" w:hAnsiTheme="minorHAnsi"/>
+          <w:color w:val="2E86C1"/>
         </w:rPr>
       </w:pPr>
     </w:p>
@@ -6697,6 +6845,7 @@
                 <w:bCs/>
                 <w:color w:val="FFFFFF"/>
               </w:rPr>
+              <w:lastRenderedPageBreak/>
               <w:t>Component Pin</w:t>
             </w:r>
           </w:p>
@@ -7004,19 +7153,29 @@
           <w:iCs/>
           <w:color w:val="8B4513"/>
         </w:rPr>
-        <w:t xml:space="preserve"> IRLZ44N MOSFET on order. Temporary use of IRF520 is possible but it only partially conducts at 3.3V gate voltage — use only for testing, not the final build.</w:t>
+        <w:t xml:space="preserve"> IRLZ44N MOSFET on order. Temporary use of IRF520 is possible but it only partially conducts at 3.3V gate voltage </w:t>
+      </w:r>
+      <w:r>
+        <w:rPr>
+          <w:rFonts w:asciiTheme="minorHAnsi" w:hAnsiTheme="minorHAnsi"/>
+          <w:i/>
+          <w:iCs/>
+          <w:color w:val="8B4513"/>
+        </w:rPr>
+        <w:t>-</w:t>
+      </w:r>
+      <w:r>
+        <w:rPr>
+          <w:rFonts w:asciiTheme="minorHAnsi" w:hAnsiTheme="minorHAnsi"/>
+          <w:i/>
+          <w:iCs/>
+          <w:color w:val="8B4513"/>
+        </w:rPr>
+        <w:t xml:space="preserve"> use only for testing, not the final build.</w:t>
       </w:r>
     </w:p>
     <w:p>
       <w:pPr>
-        <w:spacing w:before="80" w:after="80"/>
-        <w:rPr>
-          <w:rFonts w:asciiTheme="minorHAnsi" w:hAnsiTheme="minorHAnsi"/>
-        </w:rPr>
-      </w:pPr>
-    </w:p>
-    <w:p>
-      <w:pPr>
         <w:pStyle w:val="Heading1"/>
         <w:rPr>
           <w:rFonts w:asciiTheme="minorHAnsi" w:hAnsiTheme="minorHAnsi"/>
@@ -7027,7 +7186,21 @@
           <w:rFonts w:asciiTheme="minorHAnsi" w:hAnsiTheme="minorHAnsi"/>
           <w:color w:val="1B5E8A"/>
         </w:rPr>
-        <w:t>Stage 9 — DS3231 RTC Module (On Order)</w:t>
+        <w:t xml:space="preserve">Stage 9 </w:t>
+      </w:r>
+      <w:r>
+        <w:rPr>
+          <w:rFonts w:asciiTheme="minorHAnsi" w:hAnsiTheme="minorHAnsi"/>
+          <w:color w:val="1B5E8A"/>
+        </w:rPr>
+        <w:t>-</w:t>
+      </w:r>
+      <w:r>
+        <w:rPr>
+          <w:rFonts w:asciiTheme="minorHAnsi" w:hAnsiTheme="minorHAnsi"/>
+          <w:color w:val="1B5E8A"/>
+        </w:rPr>
+        <w:t>DS3231 RTC Module (On Order)</w:t>
       </w:r>
     </w:p>
     <w:p>
@@ -7625,14 +7798,6 @@
         </w:rPr>
         <w:t xml:space="preserve"> DS3231 is on order. I2C address 0x68 — no conflict with INA219 at 0x41. Ensure a CR2032 coin battery is installed in the module to preserve time across power cycles.</w:t>
       </w:r>
-    </w:p>
-    <w:p>
-      <w:pPr>
-        <w:spacing w:before="80" w:after="80"/>
-        <w:rPr>
-          <w:rFonts w:asciiTheme="minorHAnsi" w:hAnsiTheme="minorHAnsi"/>
-        </w:rPr>
-      </w:pPr>
     </w:p>
     <w:p>
       <w:pPr>
@@ -8020,7 +8185,6 @@
               <w:rPr>
                 <w:rFonts w:asciiTheme="minorHAnsi" w:hAnsiTheme="minorHAnsi"/>
               </w:rPr>
-              <w:lastRenderedPageBreak/>
               <w:t>GPIO20</w:t>
             </w:r>
           </w:p>
@@ -8837,6 +9001,7 @@
               <w:rPr>
                 <w:rFonts w:asciiTheme="minorHAnsi" w:hAnsiTheme="minorHAnsi"/>
               </w:rPr>
+              <w:lastRenderedPageBreak/>
               <w:t>GPIO42</w:t>
             </w:r>
           </w:p>
@@ -9243,6 +9408,9 @@
         <w:spacing w:before="100" w:after="160"/>
         <w:rPr>
           <w:rFonts w:asciiTheme="minorHAnsi" w:hAnsiTheme="minorHAnsi"/>
+          <w:i/>
+          <w:iCs/>
+          <w:color w:val="8B4513"/>
         </w:rPr>
       </w:pPr>
       <w:r>
@@ -9281,8 +9449,45 @@
           <w:iCs/>
           <w:color w:val="8B4513"/>
         </w:rPr>
-        <w:t>). LoRa radio and OLED use fixed internal GPIOs — do not reassign. GPIO4–7 found incompatible with SD card on this board revision.</w:t>
+        <w:t xml:space="preserve">). LoRa radio and OLED use fixed internal GPIOs </w:t>
       </w:r>
+      <w:r>
+        <w:rPr>
+          <w:rFonts w:asciiTheme="minorHAnsi" w:hAnsiTheme="minorHAnsi"/>
+          <w:i/>
+          <w:iCs/>
+          <w:color w:val="8B4513"/>
+        </w:rPr>
+        <w:t>-</w:t>
+      </w:r>
+      <w:r>
+        <w:rPr>
+          <w:rFonts w:asciiTheme="minorHAnsi" w:hAnsiTheme="minorHAnsi"/>
+          <w:i/>
+          <w:iCs/>
+          <w:color w:val="8B4513"/>
+        </w:rPr>
+        <w:t>do not reassign. GPIO4–7 found incompatible with SD card on this board revision.</w:t>
+      </w:r>
+    </w:p>
+    <w:p>
+      <w:pPr>
+        <w:spacing w:before="100" w:after="160"/>
+        <w:rPr>
+          <w:rFonts w:asciiTheme="minorHAnsi" w:hAnsiTheme="minorHAnsi"/>
+          <w:i/>
+          <w:iCs/>
+          <w:color w:val="8B4513"/>
+        </w:rPr>
+      </w:pPr>
+    </w:p>
+    <w:p>
+      <w:pPr>
+        <w:spacing w:before="100" w:after="160"/>
+        <w:rPr>
+          <w:rFonts w:asciiTheme="minorHAnsi" w:hAnsiTheme="minorHAnsi"/>
+        </w:rPr>
+      </w:pPr>
     </w:p>
     <w:sectPr>
       <w:pgSz w:w="12240" w:h="15840"/>

--- a/docs/SmartLight_Totem_Wiring_Reference_v2.docx
+++ b/docs/SmartLight_Totem_Wiring_Reference_v2.docx
@@ -184,12 +184,6 @@
         <w:gridCol w:w="3280"/>
       </w:tblGrid>
       <w:tr>
-        <w:tblPrEx>
-          <w:tblCellMar>
-            <w:top w:w="0" w:type="dxa"/>
-            <w:bottom w:w="0" w:type="dxa"/>
-          </w:tblCellMar>
-        </w:tblPrEx>
         <w:trPr>
           <w:tblHeader/>
         </w:trPr>
@@ -279,12 +273,6 @@
         </w:tc>
       </w:tr>
       <w:tr>
-        <w:tblPrEx>
-          <w:tblCellMar>
-            <w:top w:w="0" w:type="dxa"/>
-            <w:bottom w:w="0" w:type="dxa"/>
-          </w:tblCellMar>
-        </w:tblPrEx>
         <w:tc>
           <w:tcPr>
             <w:tcW w:w="2800" w:type="dxa"/>
@@ -370,12 +358,6 @@
         </w:tc>
       </w:tr>
       <w:tr>
-        <w:tblPrEx>
-          <w:tblCellMar>
-            <w:top w:w="0" w:type="dxa"/>
-            <w:bottom w:w="0" w:type="dxa"/>
-          </w:tblCellMar>
-        </w:tblPrEx>
         <w:tc>
           <w:tcPr>
             <w:tcW w:w="2800" w:type="dxa"/>
@@ -461,12 +443,6 @@
         </w:tc>
       </w:tr>
       <w:tr>
-        <w:tblPrEx>
-          <w:tblCellMar>
-            <w:top w:w="0" w:type="dxa"/>
-            <w:bottom w:w="0" w:type="dxa"/>
-          </w:tblCellMar>
-        </w:tblPrEx>
         <w:tc>
           <w:tcPr>
             <w:tcW w:w="2800" w:type="dxa"/>
@@ -496,7 +472,19 @@
               <w:rPr>
                 <w:rFonts w:asciiTheme="minorHAnsi" w:hAnsiTheme="minorHAnsi"/>
               </w:rPr>
-              <w:t xml:space="preserve"> 3.3V pin</w:t>
+              <w:t xml:space="preserve"> </w:t>
+            </w:r>
+            <w:r>
+              <w:rPr>
+                <w:rFonts w:asciiTheme="minorHAnsi" w:hAnsiTheme="minorHAnsi"/>
+              </w:rPr>
+              <w:t>5</w:t>
+            </w:r>
+            <w:r>
+              <w:rPr>
+                <w:rFonts w:asciiTheme="minorHAnsi" w:hAnsiTheme="minorHAnsi"/>
+              </w:rPr>
+              <w:t>V pin</w:t>
             </w:r>
           </w:p>
         </w:tc>
@@ -552,12 +540,6 @@
         </w:tc>
       </w:tr>
       <w:tr>
-        <w:tblPrEx>
-          <w:tblCellMar>
-            <w:top w:w="0" w:type="dxa"/>
-            <w:bottom w:w="0" w:type="dxa"/>
-          </w:tblCellMar>
-        </w:tblPrEx>
         <w:tc>
           <w:tcPr>
             <w:tcW w:w="2800" w:type="dxa"/>
@@ -643,35 +625,6 @@
         </w:tc>
       </w:tr>
     </w:tbl>
-    <w:p>
-      <w:pPr>
-        <w:spacing w:before="100" w:after="160"/>
-        <w:rPr>
-          <w:rFonts w:asciiTheme="minorHAnsi" w:hAnsiTheme="minorHAnsi"/>
-          <w:i/>
-          <w:iCs/>
-          <w:color w:val="8B4513"/>
-        </w:rPr>
-      </w:pPr>
-      <w:r>
-        <w:rPr>
-          <w:rFonts w:ascii="Segoe UI Symbol" w:hAnsi="Segoe UI Symbol" w:cs="Segoe UI Symbol"/>
-          <w:i/>
-          <w:iCs/>
-          <w:color w:val="8B4513"/>
-        </w:rPr>
-        <w:t>⚠</w:t>
-      </w:r>
-      <w:r>
-        <w:rPr>
-          <w:rFonts w:asciiTheme="minorHAnsi" w:hAnsiTheme="minorHAnsi"/>
-          <w:i/>
-          <w:iCs/>
-          <w:color w:val="8B4513"/>
-        </w:rPr>
-        <w:t xml:space="preserve"> Always link the left and right power rails together. Many wiring issues come from a component being on the wrong rail side.</w:t>
-      </w:r>
-    </w:p>
     <w:p>
       <w:pPr>
         <w:spacing w:before="100" w:after="160"/>
@@ -803,12 +756,6 @@
         <w:gridCol w:w="3280"/>
       </w:tblGrid>
       <w:tr>
-        <w:tblPrEx>
-          <w:tblCellMar>
-            <w:top w:w="0" w:type="dxa"/>
-            <w:bottom w:w="0" w:type="dxa"/>
-          </w:tblCellMar>
-        </w:tblPrEx>
         <w:trPr>
           <w:tblHeader/>
         </w:trPr>
@@ -898,12 +845,6 @@
         </w:tc>
       </w:tr>
       <w:tr>
-        <w:tblPrEx>
-          <w:tblCellMar>
-            <w:top w:w="0" w:type="dxa"/>
-            <w:bottom w:w="0" w:type="dxa"/>
-          </w:tblCellMar>
-        </w:tblPrEx>
         <w:tc>
           <w:tcPr>
             <w:tcW w:w="2800" w:type="dxa"/>
@@ -989,12 +930,6 @@
         </w:tc>
       </w:tr>
       <w:tr>
-        <w:tblPrEx>
-          <w:tblCellMar>
-            <w:top w:w="0" w:type="dxa"/>
-            <w:bottom w:w="0" w:type="dxa"/>
-          </w:tblCellMar>
-        </w:tblPrEx>
         <w:tc>
           <w:tcPr>
             <w:tcW w:w="2800" w:type="dxa"/>
@@ -1072,12 +1007,6 @@
         </w:tc>
       </w:tr>
       <w:tr>
-        <w:tblPrEx>
-          <w:tblCellMar>
-            <w:top w:w="0" w:type="dxa"/>
-            <w:bottom w:w="0" w:type="dxa"/>
-          </w:tblCellMar>
-        </w:tblPrEx>
         <w:tc>
           <w:tcPr>
             <w:tcW w:w="2800" w:type="dxa"/>
@@ -1169,12 +1098,6 @@
         </w:tc>
       </w:tr>
       <w:tr>
-        <w:tblPrEx>
-          <w:tblCellMar>
-            <w:top w:w="0" w:type="dxa"/>
-            <w:bottom w:w="0" w:type="dxa"/>
-          </w:tblCellMar>
-        </w:tblPrEx>
         <w:tc>
           <w:tcPr>
             <w:tcW w:w="2800" w:type="dxa"/>
@@ -1290,12 +1213,6 @@
         <w:gridCol w:w="3280"/>
       </w:tblGrid>
       <w:tr>
-        <w:tblPrEx>
-          <w:tblCellMar>
-            <w:top w:w="0" w:type="dxa"/>
-            <w:bottom w:w="0" w:type="dxa"/>
-          </w:tblCellMar>
-        </w:tblPrEx>
         <w:trPr>
           <w:tblHeader/>
         </w:trPr>
@@ -1385,12 +1302,6 @@
         </w:tc>
       </w:tr>
       <w:tr>
-        <w:tblPrEx>
-          <w:tblCellMar>
-            <w:top w:w="0" w:type="dxa"/>
-            <w:bottom w:w="0" w:type="dxa"/>
-          </w:tblCellMar>
-        </w:tblPrEx>
         <w:tc>
           <w:tcPr>
             <w:tcW w:w="2800" w:type="dxa"/>
@@ -1476,12 +1387,6 @@
         </w:tc>
       </w:tr>
       <w:tr>
-        <w:tblPrEx>
-          <w:tblCellMar>
-            <w:top w:w="0" w:type="dxa"/>
-            <w:bottom w:w="0" w:type="dxa"/>
-          </w:tblCellMar>
-        </w:tblPrEx>
         <w:tc>
           <w:tcPr>
             <w:tcW w:w="2800" w:type="dxa"/>
@@ -1559,12 +1464,6 @@
         </w:tc>
       </w:tr>
       <w:tr>
-        <w:tblPrEx>
-          <w:tblCellMar>
-            <w:top w:w="0" w:type="dxa"/>
-            <w:bottom w:w="0" w:type="dxa"/>
-          </w:tblCellMar>
-        </w:tblPrEx>
         <w:tc>
           <w:tcPr>
             <w:tcW w:w="2800" w:type="dxa"/>
@@ -1656,12 +1555,6 @@
         </w:tc>
       </w:tr>
       <w:tr>
-        <w:tblPrEx>
-          <w:tblCellMar>
-            <w:top w:w="0" w:type="dxa"/>
-            <w:bottom w:w="0" w:type="dxa"/>
-          </w:tblCellMar>
-        </w:tblPrEx>
         <w:tc>
           <w:tcPr>
             <w:tcW w:w="2800" w:type="dxa"/>
@@ -1744,6 +1637,15 @@
         <w:spacing w:before="80" w:after="80"/>
         <w:rPr>
           <w:rFonts w:asciiTheme="minorHAnsi" w:hAnsiTheme="minorHAnsi"/>
+        </w:rPr>
+      </w:pPr>
+    </w:p>
+    <w:p>
+      <w:pPr>
+        <w:pStyle w:val="Heading2"/>
+        <w:rPr>
+          <w:rFonts w:asciiTheme="minorHAnsi" w:hAnsiTheme="minorHAnsi"/>
+          <w:color w:val="2E86C1"/>
         </w:rPr>
       </w:pPr>
     </w:p>
@@ -1809,12 +1711,6 @@
         <w:gridCol w:w="3280"/>
       </w:tblGrid>
       <w:tr>
-        <w:tblPrEx>
-          <w:tblCellMar>
-            <w:top w:w="0" w:type="dxa"/>
-            <w:bottom w:w="0" w:type="dxa"/>
-          </w:tblCellMar>
-        </w:tblPrEx>
         <w:trPr>
           <w:tblHeader/>
         </w:trPr>
@@ -1904,12 +1800,6 @@
         </w:tc>
       </w:tr>
       <w:tr>
-        <w:tblPrEx>
-          <w:tblCellMar>
-            <w:top w:w="0" w:type="dxa"/>
-            <w:bottom w:w="0" w:type="dxa"/>
-          </w:tblCellMar>
-        </w:tblPrEx>
         <w:tc>
           <w:tcPr>
             <w:tcW w:w="2800" w:type="dxa"/>
@@ -1995,12 +1885,6 @@
         </w:tc>
       </w:tr>
       <w:tr>
-        <w:tblPrEx>
-          <w:tblCellMar>
-            <w:top w:w="0" w:type="dxa"/>
-            <w:bottom w:w="0" w:type="dxa"/>
-          </w:tblCellMar>
-        </w:tblPrEx>
         <w:tc>
           <w:tcPr>
             <w:tcW w:w="2800" w:type="dxa"/>
@@ -2078,12 +1962,6 @@
         </w:tc>
       </w:tr>
       <w:tr>
-        <w:tblPrEx>
-          <w:tblCellMar>
-            <w:top w:w="0" w:type="dxa"/>
-            <w:bottom w:w="0" w:type="dxa"/>
-          </w:tblCellMar>
-        </w:tblPrEx>
         <w:tc>
           <w:tcPr>
             <w:tcW w:w="2800" w:type="dxa"/>
@@ -2175,12 +2053,6 @@
         </w:tc>
       </w:tr>
       <w:tr>
-        <w:tblPrEx>
-          <w:tblCellMar>
-            <w:top w:w="0" w:type="dxa"/>
-            <w:bottom w:w="0" w:type="dxa"/>
-          </w:tblCellMar>
-        </w:tblPrEx>
         <w:tc>
           <w:tcPr>
             <w:tcW w:w="2800" w:type="dxa"/>
@@ -2296,12 +2168,6 @@
         <w:gridCol w:w="3280"/>
       </w:tblGrid>
       <w:tr>
-        <w:tblPrEx>
-          <w:tblCellMar>
-            <w:top w:w="0" w:type="dxa"/>
-            <w:bottom w:w="0" w:type="dxa"/>
-          </w:tblCellMar>
-        </w:tblPrEx>
         <w:trPr>
           <w:tblHeader/>
         </w:trPr>
@@ -2391,12 +2257,6 @@
         </w:tc>
       </w:tr>
       <w:tr>
-        <w:tblPrEx>
-          <w:tblCellMar>
-            <w:top w:w="0" w:type="dxa"/>
-            <w:bottom w:w="0" w:type="dxa"/>
-          </w:tblCellMar>
-        </w:tblPrEx>
         <w:tc>
           <w:tcPr>
             <w:tcW w:w="2800" w:type="dxa"/>
@@ -2474,12 +2334,6 @@
         </w:tc>
       </w:tr>
       <w:tr>
-        <w:tblPrEx>
-          <w:tblCellMar>
-            <w:top w:w="0" w:type="dxa"/>
-            <w:bottom w:w="0" w:type="dxa"/>
-          </w:tblCellMar>
-        </w:tblPrEx>
         <w:tc>
           <w:tcPr>
             <w:tcW w:w="2800" w:type="dxa"/>
@@ -2565,12 +2419,6 @@
         </w:tc>
       </w:tr>
       <w:tr>
-        <w:tblPrEx>
-          <w:tblCellMar>
-            <w:top w:w="0" w:type="dxa"/>
-            <w:bottom w:w="0" w:type="dxa"/>
-          </w:tblCellMar>
-        </w:tblPrEx>
         <w:tc>
           <w:tcPr>
             <w:tcW w:w="2800" w:type="dxa"/>
@@ -2653,33 +2501,24 @@
         <w:spacing w:before="100" w:after="160"/>
         <w:rPr>
           <w:rFonts w:asciiTheme="minorHAnsi" w:hAnsiTheme="minorHAnsi"/>
-        </w:rPr>
-      </w:pPr>
-      <w:r>
-        <w:rPr>
-          <w:rFonts w:asciiTheme="minorHAnsi" w:hAnsiTheme="minorHAnsi"/>
           <w:b/>
           <w:bCs/>
           <w:color w:val="1B5E8A"/>
           <w:sz w:val="32"/>
           <w:szCs w:val="32"/>
         </w:rPr>
-        <w:t xml:space="preserve">Stage 3 </w:t>
-      </w:r>
+      </w:pPr>
+    </w:p>
+    <w:p>
+      <w:pPr>
+        <w:spacing w:before="100" w:after="160"/>
+        <w:rPr>
+          <w:rFonts w:ascii="Aptos Black" w:hAnsi="Aptos Black"/>
+        </w:rPr>
+      </w:pPr>
       <w:r>
         <w:rPr>
-          <w:rFonts w:asciiTheme="minorHAnsi" w:hAnsiTheme="minorHAnsi"/>
-          <w:b/>
-          <w:bCs/>
-          <w:color w:val="1B5E8A"/>
-          <w:sz w:val="32"/>
-          <w:szCs w:val="32"/>
-        </w:rPr>
-        <w:t>-</w:t>
-      </w:r>
-      <w:r>
-        <w:rPr>
-          <w:rFonts w:asciiTheme="minorHAnsi" w:hAnsiTheme="minorHAnsi"/>
+          <w:rFonts w:ascii="Aptos Black" w:hAnsi="Aptos Black"/>
           <w:b/>
           <w:bCs/>
           <w:color w:val="1B5E8A"/>
@@ -2700,1419 +2539,31 @@
         <w:rPr>
           <w:rFonts w:asciiTheme="minorHAnsi" w:hAnsiTheme="minorHAnsi"/>
         </w:rPr>
-        <w:t>The TEMT6000 is a small 3-leg sensor (looks like a transistor). Hold it with the flat face towards you — left leg is Emitter, middle is Base (signal), right is Collector.</w:t>
-      </w:r>
-    </w:p>
-    <w:p>
-      <w:pPr>
-        <w:spacing w:before="80" w:after="80"/>
-        <w:rPr>
-          <w:rFonts w:asciiTheme="minorHAnsi" w:hAnsiTheme="minorHAnsi"/>
-        </w:rPr>
-      </w:pPr>
-    </w:p>
-    <w:tbl>
-      <w:tblPr>
-        <w:tblW w:w="9360" w:type="dxa"/>
-        <w:tblBorders>
-          <w:top w:val="single" w:sz="4" w:space="0" w:color="auto"/>
-          <w:left w:val="single" w:sz="4" w:space="0" w:color="auto"/>
-          <w:bottom w:val="single" w:sz="4" w:space="0" w:color="auto"/>
-          <w:right w:val="single" w:sz="4" w:space="0" w:color="auto"/>
-          <w:insideH w:val="single" w:sz="4" w:space="0" w:color="auto"/>
-          <w:insideV w:val="single" w:sz="4" w:space="0" w:color="auto"/>
-        </w:tblBorders>
-        <w:tblCellMar>
-          <w:left w:w="10" w:type="dxa"/>
-          <w:right w:w="10" w:type="dxa"/>
-        </w:tblCellMar>
-        <w:tblLook w:val="04A0" w:firstRow="1" w:lastRow="0" w:firstColumn="1" w:lastColumn="0" w:noHBand="0" w:noVBand="1"/>
-      </w:tblPr>
-      <w:tblGrid>
-        <w:gridCol w:w="2800"/>
-        <w:gridCol w:w="3280"/>
-        <w:gridCol w:w="3280"/>
-      </w:tblGrid>
-      <w:tr>
-        <w:tblPrEx>
-          <w:tblCellMar>
-            <w:top w:w="0" w:type="dxa"/>
-            <w:bottom w:w="0" w:type="dxa"/>
-          </w:tblCellMar>
-        </w:tblPrEx>
-        <w:trPr>
-          <w:tblHeader/>
-        </w:trPr>
-        <w:tc>
-          <w:tcPr>
-            <w:tcW w:w="2800" w:type="dxa"/>
-            <w:tcBorders>
-              <w:top w:val="single" w:sz="1" w:space="0" w:color="CCCCCC"/>
-              <w:left w:val="single" w:sz="1" w:space="0" w:color="CCCCCC"/>
-              <w:bottom w:val="single" w:sz="1" w:space="0" w:color="CCCCCC"/>
-              <w:right w:val="single" w:sz="1" w:space="0" w:color="CCCCCC"/>
-            </w:tcBorders>
-            <w:shd w:val="clear" w:color="auto" w:fill="1B5E8A"/>
-            <w:tcMar>
-              <w:top w:w="80" w:type="dxa"/>
-              <w:left w:w="120" w:type="dxa"/>
-              <w:bottom w:w="80" w:type="dxa"/>
-              <w:right w:w="120" w:type="dxa"/>
-            </w:tcMar>
-          </w:tcPr>
-          <w:p>
-            <w:pPr>
-              <w:rPr>
-                <w:rFonts w:asciiTheme="minorHAnsi" w:hAnsiTheme="minorHAnsi"/>
-              </w:rPr>
-            </w:pPr>
-            <w:r>
-              <w:rPr>
-                <w:rFonts w:asciiTheme="minorHAnsi" w:hAnsiTheme="minorHAnsi"/>
-                <w:b/>
-                <w:bCs/>
-                <w:color w:val="FFFFFF"/>
-              </w:rPr>
-              <w:t>Component Pin</w:t>
-            </w:r>
-          </w:p>
-        </w:tc>
-        <w:tc>
-          <w:tcPr>
-            <w:tcW w:w="3280" w:type="dxa"/>
-            <w:tcBorders>
-              <w:top w:val="single" w:sz="1" w:space="0" w:color="CCCCCC"/>
-              <w:left w:val="single" w:sz="1" w:space="0" w:color="CCCCCC"/>
-              <w:bottom w:val="single" w:sz="1" w:space="0" w:color="CCCCCC"/>
-              <w:right w:val="single" w:sz="1" w:space="0" w:color="CCCCCC"/>
-            </w:tcBorders>
-            <w:shd w:val="clear" w:color="auto" w:fill="1B5E8A"/>
-            <w:tcMar>
-              <w:top w:w="80" w:type="dxa"/>
-              <w:left w:w="120" w:type="dxa"/>
-              <w:bottom w:w="80" w:type="dxa"/>
-              <w:right w:w="120" w:type="dxa"/>
-            </w:tcMar>
-          </w:tcPr>
-          <w:p>
-            <w:pPr>
-              <w:rPr>
-                <w:rFonts w:asciiTheme="minorHAnsi" w:hAnsiTheme="minorHAnsi"/>
-              </w:rPr>
-            </w:pPr>
-            <w:r>
-              <w:rPr>
-                <w:rFonts w:asciiTheme="minorHAnsi" w:hAnsiTheme="minorHAnsi"/>
-                <w:b/>
-                <w:bCs/>
-                <w:color w:val="FFFFFF"/>
-              </w:rPr>
-              <w:t>Connects To</w:t>
-            </w:r>
-          </w:p>
-        </w:tc>
-        <w:tc>
-          <w:tcPr>
-            <w:tcW w:w="3280" w:type="dxa"/>
-            <w:tcBorders>
-              <w:top w:val="single" w:sz="1" w:space="0" w:color="CCCCCC"/>
-              <w:left w:val="single" w:sz="1" w:space="0" w:color="CCCCCC"/>
-              <w:bottom w:val="single" w:sz="1" w:space="0" w:color="CCCCCC"/>
-              <w:right w:val="single" w:sz="1" w:space="0" w:color="CCCCCC"/>
-            </w:tcBorders>
-            <w:shd w:val="clear" w:color="auto" w:fill="1B5E8A"/>
-            <w:tcMar>
-              <w:top w:w="80" w:type="dxa"/>
-              <w:left w:w="120" w:type="dxa"/>
-              <w:bottom w:w="80" w:type="dxa"/>
-              <w:right w:w="120" w:type="dxa"/>
-            </w:tcMar>
-          </w:tcPr>
-          <w:p>
-            <w:pPr>
-              <w:rPr>
-                <w:rFonts w:asciiTheme="minorHAnsi" w:hAnsiTheme="minorHAnsi"/>
-              </w:rPr>
-            </w:pPr>
-            <w:r>
-              <w:rPr>
-                <w:rFonts w:asciiTheme="minorHAnsi" w:hAnsiTheme="minorHAnsi"/>
-                <w:b/>
-                <w:bCs/>
-                <w:color w:val="FFFFFF"/>
-              </w:rPr>
-              <w:t>Notes</w:t>
-            </w:r>
-          </w:p>
-        </w:tc>
-      </w:tr>
-      <w:tr>
-        <w:tblPrEx>
-          <w:tblCellMar>
-            <w:top w:w="0" w:type="dxa"/>
-            <w:bottom w:w="0" w:type="dxa"/>
-          </w:tblCellMar>
-        </w:tblPrEx>
-        <w:tc>
-          <w:tcPr>
-            <w:tcW w:w="2800" w:type="dxa"/>
-            <w:tcBorders>
-              <w:top w:val="single" w:sz="1" w:space="0" w:color="CCCCCC"/>
-              <w:left w:val="single" w:sz="1" w:space="0" w:color="CCCCCC"/>
-              <w:bottom w:val="single" w:sz="1" w:space="0" w:color="CCCCCC"/>
-              <w:right w:val="single" w:sz="1" w:space="0" w:color="CCCCCC"/>
-            </w:tcBorders>
-            <w:shd w:val="clear" w:color="auto" w:fill="F5F9FC"/>
-            <w:tcMar>
-              <w:top w:w="80" w:type="dxa"/>
-              <w:left w:w="120" w:type="dxa"/>
-              <w:bottom w:w="80" w:type="dxa"/>
-              <w:right w:w="120" w:type="dxa"/>
-            </w:tcMar>
-          </w:tcPr>
-          <w:p>
-            <w:pPr>
-              <w:rPr>
-                <w:rFonts w:asciiTheme="minorHAnsi" w:hAnsiTheme="minorHAnsi"/>
-              </w:rPr>
-            </w:pPr>
-            <w:r>
-              <w:rPr>
-                <w:rFonts w:asciiTheme="minorHAnsi" w:hAnsiTheme="minorHAnsi"/>
-              </w:rPr>
-              <w:t>Left leg (Emitter)</w:t>
-            </w:r>
-          </w:p>
-        </w:tc>
-        <w:tc>
-          <w:tcPr>
-            <w:tcW w:w="3280" w:type="dxa"/>
-            <w:tcBorders>
-              <w:top w:val="single" w:sz="1" w:space="0" w:color="CCCCCC"/>
-              <w:left w:val="single" w:sz="1" w:space="0" w:color="CCCCCC"/>
-              <w:bottom w:val="single" w:sz="1" w:space="0" w:color="CCCCCC"/>
-              <w:right w:val="single" w:sz="1" w:space="0" w:color="CCCCCC"/>
-            </w:tcBorders>
-            <w:shd w:val="clear" w:color="auto" w:fill="F5F9FC"/>
-            <w:tcMar>
-              <w:top w:w="80" w:type="dxa"/>
-              <w:left w:w="120" w:type="dxa"/>
-              <w:bottom w:w="80" w:type="dxa"/>
-              <w:right w:w="120" w:type="dxa"/>
-            </w:tcMar>
-          </w:tcPr>
-          <w:p>
-            <w:pPr>
-              <w:rPr>
-                <w:rFonts w:asciiTheme="minorHAnsi" w:hAnsiTheme="minorHAnsi"/>
-              </w:rPr>
-            </w:pPr>
-            <w:r>
-              <w:rPr>
-                <w:rFonts w:asciiTheme="minorHAnsi" w:hAnsiTheme="minorHAnsi"/>
-              </w:rPr>
-              <w:t>GND rail</w:t>
-            </w:r>
-          </w:p>
-        </w:tc>
-        <w:tc>
-          <w:tcPr>
-            <w:tcW w:w="3280" w:type="dxa"/>
-            <w:tcBorders>
-              <w:top w:val="single" w:sz="1" w:space="0" w:color="CCCCCC"/>
-              <w:left w:val="single" w:sz="1" w:space="0" w:color="CCCCCC"/>
-              <w:bottom w:val="single" w:sz="1" w:space="0" w:color="CCCCCC"/>
-              <w:right w:val="single" w:sz="1" w:space="0" w:color="CCCCCC"/>
-            </w:tcBorders>
-            <w:shd w:val="clear" w:color="auto" w:fill="F5F9FC"/>
-            <w:tcMar>
-              <w:top w:w="80" w:type="dxa"/>
-              <w:left w:w="120" w:type="dxa"/>
-              <w:bottom w:w="80" w:type="dxa"/>
-              <w:right w:w="120" w:type="dxa"/>
-            </w:tcMar>
-          </w:tcPr>
-          <w:p>
-            <w:pPr>
-              <w:rPr>
-                <w:rFonts w:asciiTheme="minorHAnsi" w:hAnsiTheme="minorHAnsi"/>
-              </w:rPr>
-            </w:pPr>
-            <w:r>
-              <w:rPr>
-                <w:rFonts w:asciiTheme="minorHAnsi" w:hAnsiTheme="minorHAnsi"/>
-              </w:rPr>
-              <w:t>Ground</w:t>
-            </w:r>
-          </w:p>
-        </w:tc>
-      </w:tr>
-      <w:tr>
-        <w:tblPrEx>
-          <w:tblCellMar>
-            <w:top w:w="0" w:type="dxa"/>
-            <w:bottom w:w="0" w:type="dxa"/>
-          </w:tblCellMar>
-        </w:tblPrEx>
-        <w:tc>
-          <w:tcPr>
-            <w:tcW w:w="2800" w:type="dxa"/>
-            <w:tcBorders>
-              <w:top w:val="single" w:sz="1" w:space="0" w:color="CCCCCC"/>
-              <w:left w:val="single" w:sz="1" w:space="0" w:color="CCCCCC"/>
-              <w:bottom w:val="single" w:sz="1" w:space="0" w:color="CCCCCC"/>
-              <w:right w:val="single" w:sz="1" w:space="0" w:color="CCCCCC"/>
-            </w:tcBorders>
-            <w:shd w:val="clear" w:color="auto" w:fill="FFFFFF"/>
-            <w:tcMar>
-              <w:top w:w="80" w:type="dxa"/>
-              <w:left w:w="120" w:type="dxa"/>
-              <w:bottom w:w="80" w:type="dxa"/>
-              <w:right w:w="120" w:type="dxa"/>
-            </w:tcMar>
-          </w:tcPr>
-          <w:p>
-            <w:pPr>
-              <w:rPr>
-                <w:rFonts w:asciiTheme="minorHAnsi" w:hAnsiTheme="minorHAnsi"/>
-              </w:rPr>
-            </w:pPr>
-            <w:r>
-              <w:rPr>
-                <w:rFonts w:asciiTheme="minorHAnsi" w:hAnsiTheme="minorHAnsi"/>
-              </w:rPr>
-              <w:t>Middle leg (Base)</w:t>
-            </w:r>
-          </w:p>
-        </w:tc>
-        <w:tc>
-          <w:tcPr>
-            <w:tcW w:w="3280" w:type="dxa"/>
-            <w:tcBorders>
-              <w:top w:val="single" w:sz="1" w:space="0" w:color="CCCCCC"/>
-              <w:left w:val="single" w:sz="1" w:space="0" w:color="CCCCCC"/>
-              <w:bottom w:val="single" w:sz="1" w:space="0" w:color="CCCCCC"/>
-              <w:right w:val="single" w:sz="1" w:space="0" w:color="CCCCCC"/>
-            </w:tcBorders>
-            <w:shd w:val="clear" w:color="auto" w:fill="FFFFFF"/>
-            <w:tcMar>
-              <w:top w:w="80" w:type="dxa"/>
-              <w:left w:w="120" w:type="dxa"/>
-              <w:bottom w:w="80" w:type="dxa"/>
-              <w:right w:w="120" w:type="dxa"/>
-            </w:tcMar>
-          </w:tcPr>
-          <w:p>
-            <w:pPr>
-              <w:rPr>
-                <w:rFonts w:asciiTheme="minorHAnsi" w:hAnsiTheme="minorHAnsi"/>
-              </w:rPr>
-            </w:pPr>
-            <w:r>
-              <w:rPr>
-                <w:rFonts w:asciiTheme="minorHAnsi" w:hAnsiTheme="minorHAnsi"/>
-              </w:rPr>
-              <w:t>GPIO1</w:t>
-            </w:r>
-          </w:p>
-        </w:tc>
-        <w:tc>
-          <w:tcPr>
-            <w:tcW w:w="3280" w:type="dxa"/>
-            <w:tcBorders>
-              <w:top w:val="single" w:sz="1" w:space="0" w:color="CCCCCC"/>
-              <w:left w:val="single" w:sz="1" w:space="0" w:color="CCCCCC"/>
-              <w:bottom w:val="single" w:sz="1" w:space="0" w:color="CCCCCC"/>
-              <w:right w:val="single" w:sz="1" w:space="0" w:color="CCCCCC"/>
-            </w:tcBorders>
-            <w:shd w:val="clear" w:color="auto" w:fill="FFFFFF"/>
-            <w:tcMar>
-              <w:top w:w="80" w:type="dxa"/>
-              <w:left w:w="120" w:type="dxa"/>
-              <w:bottom w:w="80" w:type="dxa"/>
-              <w:right w:w="120" w:type="dxa"/>
-            </w:tcMar>
-          </w:tcPr>
-          <w:p>
-            <w:pPr>
-              <w:rPr>
-                <w:rFonts w:asciiTheme="minorHAnsi" w:hAnsiTheme="minorHAnsi"/>
-              </w:rPr>
-            </w:pPr>
-            <w:r>
-              <w:rPr>
-                <w:rFonts w:asciiTheme="minorHAnsi" w:hAnsiTheme="minorHAnsi"/>
-              </w:rPr>
-              <w:t xml:space="preserve">Analog signal to </w:t>
-            </w:r>
-            <w:proofErr w:type="spellStart"/>
-            <w:r>
-              <w:rPr>
-                <w:rFonts w:asciiTheme="minorHAnsi" w:hAnsiTheme="minorHAnsi"/>
-              </w:rPr>
-              <w:t>Heltec</w:t>
-            </w:r>
-            <w:proofErr w:type="spellEnd"/>
-          </w:p>
-        </w:tc>
-      </w:tr>
-      <w:tr>
-        <w:tblPrEx>
-          <w:tblCellMar>
-            <w:top w:w="0" w:type="dxa"/>
-            <w:bottom w:w="0" w:type="dxa"/>
-          </w:tblCellMar>
-        </w:tblPrEx>
-        <w:tc>
-          <w:tcPr>
-            <w:tcW w:w="2800" w:type="dxa"/>
-            <w:tcBorders>
-              <w:top w:val="single" w:sz="1" w:space="0" w:color="CCCCCC"/>
-              <w:left w:val="single" w:sz="1" w:space="0" w:color="CCCCCC"/>
-              <w:bottom w:val="single" w:sz="1" w:space="0" w:color="CCCCCC"/>
-              <w:right w:val="single" w:sz="1" w:space="0" w:color="CCCCCC"/>
-            </w:tcBorders>
-            <w:shd w:val="clear" w:color="auto" w:fill="F5F9FC"/>
-            <w:tcMar>
-              <w:top w:w="80" w:type="dxa"/>
-              <w:left w:w="120" w:type="dxa"/>
-              <w:bottom w:w="80" w:type="dxa"/>
-              <w:right w:w="120" w:type="dxa"/>
-            </w:tcMar>
-          </w:tcPr>
-          <w:p>
-            <w:pPr>
-              <w:rPr>
-                <w:rFonts w:asciiTheme="minorHAnsi" w:hAnsiTheme="minorHAnsi"/>
-              </w:rPr>
-            </w:pPr>
-            <w:r>
-              <w:rPr>
-                <w:rFonts w:asciiTheme="minorHAnsi" w:hAnsiTheme="minorHAnsi"/>
-              </w:rPr>
-              <w:t>Right leg (Collector)</w:t>
-            </w:r>
-          </w:p>
-        </w:tc>
-        <w:tc>
-          <w:tcPr>
-            <w:tcW w:w="3280" w:type="dxa"/>
-            <w:tcBorders>
-              <w:top w:val="single" w:sz="1" w:space="0" w:color="CCCCCC"/>
-              <w:left w:val="single" w:sz="1" w:space="0" w:color="CCCCCC"/>
-              <w:bottom w:val="single" w:sz="1" w:space="0" w:color="CCCCCC"/>
-              <w:right w:val="single" w:sz="1" w:space="0" w:color="CCCCCC"/>
-            </w:tcBorders>
-            <w:shd w:val="clear" w:color="auto" w:fill="F5F9FC"/>
-            <w:tcMar>
-              <w:top w:w="80" w:type="dxa"/>
-              <w:left w:w="120" w:type="dxa"/>
-              <w:bottom w:w="80" w:type="dxa"/>
-              <w:right w:w="120" w:type="dxa"/>
-            </w:tcMar>
-          </w:tcPr>
-          <w:p>
-            <w:pPr>
-              <w:rPr>
-                <w:rFonts w:asciiTheme="minorHAnsi" w:hAnsiTheme="minorHAnsi"/>
-              </w:rPr>
-            </w:pPr>
-            <w:r>
-              <w:rPr>
-                <w:rFonts w:asciiTheme="minorHAnsi" w:hAnsiTheme="minorHAnsi"/>
-              </w:rPr>
-              <w:t>3.3V rail</w:t>
-            </w:r>
-          </w:p>
-        </w:tc>
-        <w:tc>
-          <w:tcPr>
-            <w:tcW w:w="3280" w:type="dxa"/>
-            <w:tcBorders>
-              <w:top w:val="single" w:sz="1" w:space="0" w:color="CCCCCC"/>
-              <w:left w:val="single" w:sz="1" w:space="0" w:color="CCCCCC"/>
-              <w:bottom w:val="single" w:sz="1" w:space="0" w:color="CCCCCC"/>
-              <w:right w:val="single" w:sz="1" w:space="0" w:color="CCCCCC"/>
-            </w:tcBorders>
-            <w:shd w:val="clear" w:color="auto" w:fill="F5F9FC"/>
-            <w:tcMar>
-              <w:top w:w="80" w:type="dxa"/>
-              <w:left w:w="120" w:type="dxa"/>
-              <w:bottom w:w="80" w:type="dxa"/>
-              <w:right w:w="120" w:type="dxa"/>
-            </w:tcMar>
-          </w:tcPr>
-          <w:p>
-            <w:pPr>
-              <w:rPr>
-                <w:rFonts w:asciiTheme="minorHAnsi" w:hAnsiTheme="minorHAnsi"/>
-              </w:rPr>
-            </w:pPr>
-            <w:r>
-              <w:rPr>
-                <w:rFonts w:asciiTheme="minorHAnsi" w:hAnsiTheme="minorHAnsi"/>
-              </w:rPr>
-              <w:t>Power</w:t>
-            </w:r>
-          </w:p>
-        </w:tc>
-      </w:tr>
-    </w:tbl>
-    <w:p>
-      <w:pPr>
-        <w:spacing w:before="80" w:after="80"/>
-        <w:rPr>
-          <w:rFonts w:asciiTheme="minorHAnsi" w:hAnsiTheme="minorHAnsi"/>
-        </w:rPr>
-      </w:pPr>
-    </w:p>
-    <w:p>
-      <w:pPr>
-        <w:spacing w:before="100" w:after="160"/>
-        <w:rPr>
-          <w:rFonts w:asciiTheme="minorHAnsi" w:hAnsiTheme="minorHAnsi"/>
-        </w:rPr>
-      </w:pPr>
-      <w:r>
-        <w:rPr>
-          <w:rFonts w:ascii="Segoe UI Symbol" w:hAnsi="Segoe UI Symbol" w:cs="Segoe UI Symbol"/>
-          <w:i/>
-          <w:iCs/>
-          <w:color w:val="8B4513"/>
-        </w:rPr>
-        <w:t>⚠</w:t>
+        <w:t xml:space="preserve">The TEMT6000 is a small 3-leg sensor (looks like a transistor). </w:t>
       </w:r>
       <w:r>
         <w:rPr>
           <w:rFonts w:asciiTheme="minorHAnsi" w:hAnsiTheme="minorHAnsi"/>
-          <w:i/>
-          <w:iCs/>
-          <w:color w:val="8B4513"/>
-        </w:rPr>
-        <w:t xml:space="preserve"> GPIO1 has some noise from USB serial interference. The hysteresis thresholds in the code (TURN_ON: 50, TURN_OFF: 400) compensate for this. Do not move to GPIO2 or GPIO45 — these showed worse results in testing.</w:t>
-      </w:r>
-    </w:p>
-    <w:p>
-      <w:pPr>
-        <w:pStyle w:val="Heading1"/>
-        <w:rPr>
-          <w:rFonts w:asciiTheme="minorHAnsi" w:hAnsiTheme="minorHAnsi"/>
-        </w:rPr>
-      </w:pPr>
-      <w:r>
-        <w:rPr>
-          <w:rFonts w:asciiTheme="minorHAnsi" w:hAnsiTheme="minorHAnsi"/>
-          <w:color w:val="1B5E8A"/>
-        </w:rPr>
-        <w:t xml:space="preserve">Stage 4 </w:t>
+        </w:rPr>
+        <w:t>W</w:t>
       </w:r>
       <w:r>
         <w:rPr>
           <w:rFonts w:asciiTheme="minorHAnsi" w:hAnsiTheme="minorHAnsi"/>
-          <w:color w:val="1B5E8A"/>
-        </w:rPr>
-        <w:t>-</w:t>
+        </w:rPr>
+        <w:t>ith the flat face towards you</w:t>
       </w:r>
       <w:r>
         <w:rPr>
           <w:rFonts w:asciiTheme="minorHAnsi" w:hAnsiTheme="minorHAnsi"/>
-          <w:color w:val="1B5E8A"/>
-        </w:rPr>
-        <w:t xml:space="preserve"> SD Card Module</w:t>
-      </w:r>
-    </w:p>
-    <w:p>
-      <w:pPr>
-        <w:spacing w:before="80" w:after="80"/>
-        <w:rPr>
-          <w:rFonts w:asciiTheme="minorHAnsi" w:hAnsiTheme="minorHAnsi"/>
-        </w:rPr>
-      </w:pPr>
-      <w:r>
-        <w:rPr>
-          <w:rFonts w:asciiTheme="minorHAnsi" w:hAnsiTheme="minorHAnsi"/>
-        </w:rPr>
-        <w:t>The SD card module uses the second SPI bus on GPIO33–36, separate from the LoRa radio pins. VCC must be connected to the 5V (VEXT) pin — 3.3V is not sufficient for this module.</w:t>
-      </w:r>
-    </w:p>
-    <w:p>
-      <w:pPr>
-        <w:spacing w:before="80" w:after="80"/>
-        <w:rPr>
-          <w:rFonts w:asciiTheme="minorHAnsi" w:hAnsiTheme="minorHAnsi"/>
-        </w:rPr>
-      </w:pPr>
-    </w:p>
-    <w:tbl>
-      <w:tblPr>
-        <w:tblW w:w="9360" w:type="dxa"/>
-        <w:tblBorders>
-          <w:top w:val="single" w:sz="4" w:space="0" w:color="auto"/>
-          <w:left w:val="single" w:sz="4" w:space="0" w:color="auto"/>
-          <w:bottom w:val="single" w:sz="4" w:space="0" w:color="auto"/>
-          <w:right w:val="single" w:sz="4" w:space="0" w:color="auto"/>
-          <w:insideH w:val="single" w:sz="4" w:space="0" w:color="auto"/>
-          <w:insideV w:val="single" w:sz="4" w:space="0" w:color="auto"/>
-        </w:tblBorders>
-        <w:tblCellMar>
-          <w:left w:w="10" w:type="dxa"/>
-          <w:right w:w="10" w:type="dxa"/>
-        </w:tblCellMar>
-        <w:tblLook w:val="04A0" w:firstRow="1" w:lastRow="0" w:firstColumn="1" w:lastColumn="0" w:noHBand="0" w:noVBand="1"/>
-      </w:tblPr>
-      <w:tblGrid>
-        <w:gridCol w:w="2800"/>
-        <w:gridCol w:w="3280"/>
-        <w:gridCol w:w="3280"/>
-      </w:tblGrid>
-      <w:tr>
-        <w:tblPrEx>
-          <w:tblCellMar>
-            <w:top w:w="0" w:type="dxa"/>
-            <w:bottom w:w="0" w:type="dxa"/>
-          </w:tblCellMar>
-        </w:tblPrEx>
-        <w:trPr>
-          <w:tblHeader/>
-        </w:trPr>
-        <w:tc>
-          <w:tcPr>
-            <w:tcW w:w="2800" w:type="dxa"/>
-            <w:tcBorders>
-              <w:top w:val="single" w:sz="1" w:space="0" w:color="CCCCCC"/>
-              <w:left w:val="single" w:sz="1" w:space="0" w:color="CCCCCC"/>
-              <w:bottom w:val="single" w:sz="1" w:space="0" w:color="CCCCCC"/>
-              <w:right w:val="single" w:sz="1" w:space="0" w:color="CCCCCC"/>
-            </w:tcBorders>
-            <w:shd w:val="clear" w:color="auto" w:fill="1B5E8A"/>
-            <w:tcMar>
-              <w:top w:w="80" w:type="dxa"/>
-              <w:left w:w="120" w:type="dxa"/>
-              <w:bottom w:w="80" w:type="dxa"/>
-              <w:right w:w="120" w:type="dxa"/>
-            </w:tcMar>
-          </w:tcPr>
-          <w:p>
-            <w:pPr>
-              <w:rPr>
-                <w:rFonts w:asciiTheme="minorHAnsi" w:hAnsiTheme="minorHAnsi"/>
-              </w:rPr>
-            </w:pPr>
-            <w:r>
-              <w:rPr>
-                <w:rFonts w:asciiTheme="minorHAnsi" w:hAnsiTheme="minorHAnsi"/>
-                <w:b/>
-                <w:bCs/>
-                <w:color w:val="FFFFFF"/>
-              </w:rPr>
-              <w:t>Component Pin</w:t>
-            </w:r>
-          </w:p>
-        </w:tc>
-        <w:tc>
-          <w:tcPr>
-            <w:tcW w:w="3280" w:type="dxa"/>
-            <w:tcBorders>
-              <w:top w:val="single" w:sz="1" w:space="0" w:color="CCCCCC"/>
-              <w:left w:val="single" w:sz="1" w:space="0" w:color="CCCCCC"/>
-              <w:bottom w:val="single" w:sz="1" w:space="0" w:color="CCCCCC"/>
-              <w:right w:val="single" w:sz="1" w:space="0" w:color="CCCCCC"/>
-            </w:tcBorders>
-            <w:shd w:val="clear" w:color="auto" w:fill="1B5E8A"/>
-            <w:tcMar>
-              <w:top w:w="80" w:type="dxa"/>
-              <w:left w:w="120" w:type="dxa"/>
-              <w:bottom w:w="80" w:type="dxa"/>
-              <w:right w:w="120" w:type="dxa"/>
-            </w:tcMar>
-          </w:tcPr>
-          <w:p>
-            <w:pPr>
-              <w:rPr>
-                <w:rFonts w:asciiTheme="minorHAnsi" w:hAnsiTheme="minorHAnsi"/>
-              </w:rPr>
-            </w:pPr>
-            <w:r>
-              <w:rPr>
-                <w:rFonts w:asciiTheme="minorHAnsi" w:hAnsiTheme="minorHAnsi"/>
-                <w:b/>
-                <w:bCs/>
-                <w:color w:val="FFFFFF"/>
-              </w:rPr>
-              <w:t>Connects To</w:t>
-            </w:r>
-          </w:p>
-        </w:tc>
-        <w:tc>
-          <w:tcPr>
-            <w:tcW w:w="3280" w:type="dxa"/>
-            <w:tcBorders>
-              <w:top w:val="single" w:sz="1" w:space="0" w:color="CCCCCC"/>
-              <w:left w:val="single" w:sz="1" w:space="0" w:color="CCCCCC"/>
-              <w:bottom w:val="single" w:sz="1" w:space="0" w:color="CCCCCC"/>
-              <w:right w:val="single" w:sz="1" w:space="0" w:color="CCCCCC"/>
-            </w:tcBorders>
-            <w:shd w:val="clear" w:color="auto" w:fill="1B5E8A"/>
-            <w:tcMar>
-              <w:top w:w="80" w:type="dxa"/>
-              <w:left w:w="120" w:type="dxa"/>
-              <w:bottom w:w="80" w:type="dxa"/>
-              <w:right w:w="120" w:type="dxa"/>
-            </w:tcMar>
-          </w:tcPr>
-          <w:p>
-            <w:pPr>
-              <w:rPr>
-                <w:rFonts w:asciiTheme="minorHAnsi" w:hAnsiTheme="minorHAnsi"/>
-              </w:rPr>
-            </w:pPr>
-            <w:r>
-              <w:rPr>
-                <w:rFonts w:asciiTheme="minorHAnsi" w:hAnsiTheme="minorHAnsi"/>
-                <w:b/>
-                <w:bCs/>
-                <w:color w:val="FFFFFF"/>
-              </w:rPr>
-              <w:t>Notes</w:t>
-            </w:r>
-          </w:p>
-        </w:tc>
-      </w:tr>
-      <w:tr>
-        <w:tblPrEx>
-          <w:tblCellMar>
-            <w:top w:w="0" w:type="dxa"/>
-            <w:bottom w:w="0" w:type="dxa"/>
-          </w:tblCellMar>
-        </w:tblPrEx>
-        <w:tc>
-          <w:tcPr>
-            <w:tcW w:w="2800" w:type="dxa"/>
-            <w:tcBorders>
-              <w:top w:val="single" w:sz="1" w:space="0" w:color="CCCCCC"/>
-              <w:left w:val="single" w:sz="1" w:space="0" w:color="CCCCCC"/>
-              <w:bottom w:val="single" w:sz="1" w:space="0" w:color="CCCCCC"/>
-              <w:right w:val="single" w:sz="1" w:space="0" w:color="CCCCCC"/>
-            </w:tcBorders>
-            <w:shd w:val="clear" w:color="auto" w:fill="F5F9FC"/>
-            <w:tcMar>
-              <w:top w:w="80" w:type="dxa"/>
-              <w:left w:w="120" w:type="dxa"/>
-              <w:bottom w:w="80" w:type="dxa"/>
-              <w:right w:w="120" w:type="dxa"/>
-            </w:tcMar>
-          </w:tcPr>
-          <w:p>
-            <w:pPr>
-              <w:rPr>
-                <w:rFonts w:asciiTheme="minorHAnsi" w:hAnsiTheme="minorHAnsi"/>
-              </w:rPr>
-            </w:pPr>
-            <w:r>
-              <w:rPr>
-                <w:rFonts w:asciiTheme="minorHAnsi" w:hAnsiTheme="minorHAnsi"/>
-              </w:rPr>
-              <w:t>CS</w:t>
-            </w:r>
-          </w:p>
-        </w:tc>
-        <w:tc>
-          <w:tcPr>
-            <w:tcW w:w="3280" w:type="dxa"/>
-            <w:tcBorders>
-              <w:top w:val="single" w:sz="1" w:space="0" w:color="CCCCCC"/>
-              <w:left w:val="single" w:sz="1" w:space="0" w:color="CCCCCC"/>
-              <w:bottom w:val="single" w:sz="1" w:space="0" w:color="CCCCCC"/>
-              <w:right w:val="single" w:sz="1" w:space="0" w:color="CCCCCC"/>
-            </w:tcBorders>
-            <w:shd w:val="clear" w:color="auto" w:fill="F5F9FC"/>
-            <w:tcMar>
-              <w:top w:w="80" w:type="dxa"/>
-              <w:left w:w="120" w:type="dxa"/>
-              <w:bottom w:w="80" w:type="dxa"/>
-              <w:right w:w="120" w:type="dxa"/>
-            </w:tcMar>
-          </w:tcPr>
-          <w:p>
-            <w:pPr>
-              <w:rPr>
-                <w:rFonts w:asciiTheme="minorHAnsi" w:hAnsiTheme="minorHAnsi"/>
-              </w:rPr>
-            </w:pPr>
-            <w:r>
-              <w:rPr>
-                <w:rFonts w:asciiTheme="minorHAnsi" w:hAnsiTheme="minorHAnsi"/>
-              </w:rPr>
-              <w:t>GPIO33</w:t>
-            </w:r>
-          </w:p>
-        </w:tc>
-        <w:tc>
-          <w:tcPr>
-            <w:tcW w:w="3280" w:type="dxa"/>
-            <w:tcBorders>
-              <w:top w:val="single" w:sz="1" w:space="0" w:color="CCCCCC"/>
-              <w:left w:val="single" w:sz="1" w:space="0" w:color="CCCCCC"/>
-              <w:bottom w:val="single" w:sz="1" w:space="0" w:color="CCCCCC"/>
-              <w:right w:val="single" w:sz="1" w:space="0" w:color="CCCCCC"/>
-            </w:tcBorders>
-            <w:shd w:val="clear" w:color="auto" w:fill="F5F9FC"/>
-            <w:tcMar>
-              <w:top w:w="80" w:type="dxa"/>
-              <w:left w:w="120" w:type="dxa"/>
-              <w:bottom w:w="80" w:type="dxa"/>
-              <w:right w:w="120" w:type="dxa"/>
-            </w:tcMar>
-          </w:tcPr>
-          <w:p>
-            <w:pPr>
-              <w:rPr>
-                <w:rFonts w:asciiTheme="minorHAnsi" w:hAnsiTheme="minorHAnsi"/>
-              </w:rPr>
-            </w:pPr>
-            <w:r>
-              <w:rPr>
-                <w:rFonts w:asciiTheme="minorHAnsi" w:hAnsiTheme="minorHAnsi"/>
-              </w:rPr>
-              <w:t>Chip select</w:t>
-            </w:r>
-          </w:p>
-        </w:tc>
-      </w:tr>
-      <w:tr>
-        <w:tblPrEx>
-          <w:tblCellMar>
-            <w:top w:w="0" w:type="dxa"/>
-            <w:bottom w:w="0" w:type="dxa"/>
-          </w:tblCellMar>
-        </w:tblPrEx>
-        <w:tc>
-          <w:tcPr>
-            <w:tcW w:w="2800" w:type="dxa"/>
-            <w:tcBorders>
-              <w:top w:val="single" w:sz="1" w:space="0" w:color="CCCCCC"/>
-              <w:left w:val="single" w:sz="1" w:space="0" w:color="CCCCCC"/>
-              <w:bottom w:val="single" w:sz="1" w:space="0" w:color="CCCCCC"/>
-              <w:right w:val="single" w:sz="1" w:space="0" w:color="CCCCCC"/>
-            </w:tcBorders>
-            <w:shd w:val="clear" w:color="auto" w:fill="FFFFFF"/>
-            <w:tcMar>
-              <w:top w:w="80" w:type="dxa"/>
-              <w:left w:w="120" w:type="dxa"/>
-              <w:bottom w:w="80" w:type="dxa"/>
-              <w:right w:w="120" w:type="dxa"/>
-            </w:tcMar>
-          </w:tcPr>
-          <w:p>
-            <w:pPr>
-              <w:rPr>
-                <w:rFonts w:asciiTheme="minorHAnsi" w:hAnsiTheme="minorHAnsi"/>
-              </w:rPr>
-            </w:pPr>
-            <w:r>
-              <w:rPr>
-                <w:rFonts w:asciiTheme="minorHAnsi" w:hAnsiTheme="minorHAnsi"/>
-              </w:rPr>
-              <w:t>SCK</w:t>
-            </w:r>
-          </w:p>
-        </w:tc>
-        <w:tc>
-          <w:tcPr>
-            <w:tcW w:w="3280" w:type="dxa"/>
-            <w:tcBorders>
-              <w:top w:val="single" w:sz="1" w:space="0" w:color="CCCCCC"/>
-              <w:left w:val="single" w:sz="1" w:space="0" w:color="CCCCCC"/>
-              <w:bottom w:val="single" w:sz="1" w:space="0" w:color="CCCCCC"/>
-              <w:right w:val="single" w:sz="1" w:space="0" w:color="CCCCCC"/>
-            </w:tcBorders>
-            <w:shd w:val="clear" w:color="auto" w:fill="FFFFFF"/>
-            <w:tcMar>
-              <w:top w:w="80" w:type="dxa"/>
-              <w:left w:w="120" w:type="dxa"/>
-              <w:bottom w:w="80" w:type="dxa"/>
-              <w:right w:w="120" w:type="dxa"/>
-            </w:tcMar>
-          </w:tcPr>
-          <w:p>
-            <w:pPr>
-              <w:rPr>
-                <w:rFonts w:asciiTheme="minorHAnsi" w:hAnsiTheme="minorHAnsi"/>
-              </w:rPr>
-            </w:pPr>
-            <w:r>
-              <w:rPr>
-                <w:rFonts w:asciiTheme="minorHAnsi" w:hAnsiTheme="minorHAnsi"/>
-              </w:rPr>
-              <w:t>GPIO34</w:t>
-            </w:r>
-          </w:p>
-        </w:tc>
-        <w:tc>
-          <w:tcPr>
-            <w:tcW w:w="3280" w:type="dxa"/>
-            <w:tcBorders>
-              <w:top w:val="single" w:sz="1" w:space="0" w:color="CCCCCC"/>
-              <w:left w:val="single" w:sz="1" w:space="0" w:color="CCCCCC"/>
-              <w:bottom w:val="single" w:sz="1" w:space="0" w:color="CCCCCC"/>
-              <w:right w:val="single" w:sz="1" w:space="0" w:color="CCCCCC"/>
-            </w:tcBorders>
-            <w:shd w:val="clear" w:color="auto" w:fill="FFFFFF"/>
-            <w:tcMar>
-              <w:top w:w="80" w:type="dxa"/>
-              <w:left w:w="120" w:type="dxa"/>
-              <w:bottom w:w="80" w:type="dxa"/>
-              <w:right w:w="120" w:type="dxa"/>
-            </w:tcMar>
-          </w:tcPr>
-          <w:p>
-            <w:pPr>
-              <w:rPr>
-                <w:rFonts w:asciiTheme="minorHAnsi" w:hAnsiTheme="minorHAnsi"/>
-              </w:rPr>
-            </w:pPr>
-            <w:r>
-              <w:rPr>
-                <w:rFonts w:asciiTheme="minorHAnsi" w:hAnsiTheme="minorHAnsi"/>
-              </w:rPr>
-              <w:t>SPI clock</w:t>
-            </w:r>
-          </w:p>
-        </w:tc>
-      </w:tr>
-      <w:tr>
-        <w:tblPrEx>
-          <w:tblCellMar>
-            <w:top w:w="0" w:type="dxa"/>
-            <w:bottom w:w="0" w:type="dxa"/>
-          </w:tblCellMar>
-        </w:tblPrEx>
-        <w:tc>
-          <w:tcPr>
-            <w:tcW w:w="2800" w:type="dxa"/>
-            <w:tcBorders>
-              <w:top w:val="single" w:sz="1" w:space="0" w:color="CCCCCC"/>
-              <w:left w:val="single" w:sz="1" w:space="0" w:color="CCCCCC"/>
-              <w:bottom w:val="single" w:sz="1" w:space="0" w:color="CCCCCC"/>
-              <w:right w:val="single" w:sz="1" w:space="0" w:color="CCCCCC"/>
-            </w:tcBorders>
-            <w:shd w:val="clear" w:color="auto" w:fill="F5F9FC"/>
-            <w:tcMar>
-              <w:top w:w="80" w:type="dxa"/>
-              <w:left w:w="120" w:type="dxa"/>
-              <w:bottom w:w="80" w:type="dxa"/>
-              <w:right w:w="120" w:type="dxa"/>
-            </w:tcMar>
-          </w:tcPr>
-          <w:p>
-            <w:pPr>
-              <w:rPr>
-                <w:rFonts w:asciiTheme="minorHAnsi" w:hAnsiTheme="minorHAnsi"/>
-              </w:rPr>
-            </w:pPr>
-            <w:r>
-              <w:rPr>
-                <w:rFonts w:asciiTheme="minorHAnsi" w:hAnsiTheme="minorHAnsi"/>
-              </w:rPr>
-              <w:t>MOSI</w:t>
-            </w:r>
-          </w:p>
-        </w:tc>
-        <w:tc>
-          <w:tcPr>
-            <w:tcW w:w="3280" w:type="dxa"/>
-            <w:tcBorders>
-              <w:top w:val="single" w:sz="1" w:space="0" w:color="CCCCCC"/>
-              <w:left w:val="single" w:sz="1" w:space="0" w:color="CCCCCC"/>
-              <w:bottom w:val="single" w:sz="1" w:space="0" w:color="CCCCCC"/>
-              <w:right w:val="single" w:sz="1" w:space="0" w:color="CCCCCC"/>
-            </w:tcBorders>
-            <w:shd w:val="clear" w:color="auto" w:fill="F5F9FC"/>
-            <w:tcMar>
-              <w:top w:w="80" w:type="dxa"/>
-              <w:left w:w="120" w:type="dxa"/>
-              <w:bottom w:w="80" w:type="dxa"/>
-              <w:right w:w="120" w:type="dxa"/>
-            </w:tcMar>
-          </w:tcPr>
-          <w:p>
-            <w:pPr>
-              <w:rPr>
-                <w:rFonts w:asciiTheme="minorHAnsi" w:hAnsiTheme="minorHAnsi"/>
-              </w:rPr>
-            </w:pPr>
-            <w:r>
-              <w:rPr>
-                <w:rFonts w:asciiTheme="minorHAnsi" w:hAnsiTheme="minorHAnsi"/>
-              </w:rPr>
-              <w:t>GPIO35</w:t>
-            </w:r>
-          </w:p>
-        </w:tc>
-        <w:tc>
-          <w:tcPr>
-            <w:tcW w:w="3280" w:type="dxa"/>
-            <w:tcBorders>
-              <w:top w:val="single" w:sz="1" w:space="0" w:color="CCCCCC"/>
-              <w:left w:val="single" w:sz="1" w:space="0" w:color="CCCCCC"/>
-              <w:bottom w:val="single" w:sz="1" w:space="0" w:color="CCCCCC"/>
-              <w:right w:val="single" w:sz="1" w:space="0" w:color="CCCCCC"/>
-            </w:tcBorders>
-            <w:shd w:val="clear" w:color="auto" w:fill="F5F9FC"/>
-            <w:tcMar>
-              <w:top w:w="80" w:type="dxa"/>
-              <w:left w:w="120" w:type="dxa"/>
-              <w:bottom w:w="80" w:type="dxa"/>
-              <w:right w:w="120" w:type="dxa"/>
-            </w:tcMar>
-          </w:tcPr>
-          <w:p>
-            <w:pPr>
-              <w:rPr>
-                <w:rFonts w:asciiTheme="minorHAnsi" w:hAnsiTheme="minorHAnsi"/>
-              </w:rPr>
-            </w:pPr>
-            <w:r>
-              <w:rPr>
-                <w:rFonts w:asciiTheme="minorHAnsi" w:hAnsiTheme="minorHAnsi"/>
-              </w:rPr>
-              <w:t>Data to SD card</w:t>
-            </w:r>
-          </w:p>
-        </w:tc>
-      </w:tr>
-      <w:tr>
-        <w:tblPrEx>
-          <w:tblCellMar>
-            <w:top w:w="0" w:type="dxa"/>
-            <w:bottom w:w="0" w:type="dxa"/>
-          </w:tblCellMar>
-        </w:tblPrEx>
-        <w:tc>
-          <w:tcPr>
-            <w:tcW w:w="2800" w:type="dxa"/>
-            <w:tcBorders>
-              <w:top w:val="single" w:sz="1" w:space="0" w:color="CCCCCC"/>
-              <w:left w:val="single" w:sz="1" w:space="0" w:color="CCCCCC"/>
-              <w:bottom w:val="single" w:sz="1" w:space="0" w:color="CCCCCC"/>
-              <w:right w:val="single" w:sz="1" w:space="0" w:color="CCCCCC"/>
-            </w:tcBorders>
-            <w:shd w:val="clear" w:color="auto" w:fill="FFFFFF"/>
-            <w:tcMar>
-              <w:top w:w="80" w:type="dxa"/>
-              <w:left w:w="120" w:type="dxa"/>
-              <w:bottom w:w="80" w:type="dxa"/>
-              <w:right w:w="120" w:type="dxa"/>
-            </w:tcMar>
-          </w:tcPr>
-          <w:p>
-            <w:pPr>
-              <w:rPr>
-                <w:rFonts w:asciiTheme="minorHAnsi" w:hAnsiTheme="minorHAnsi"/>
-              </w:rPr>
-            </w:pPr>
-            <w:r>
-              <w:rPr>
-                <w:rFonts w:asciiTheme="minorHAnsi" w:hAnsiTheme="minorHAnsi"/>
-              </w:rPr>
-              <w:lastRenderedPageBreak/>
-              <w:t>MISO</w:t>
-            </w:r>
-          </w:p>
-        </w:tc>
-        <w:tc>
-          <w:tcPr>
-            <w:tcW w:w="3280" w:type="dxa"/>
-            <w:tcBorders>
-              <w:top w:val="single" w:sz="1" w:space="0" w:color="CCCCCC"/>
-              <w:left w:val="single" w:sz="1" w:space="0" w:color="CCCCCC"/>
-              <w:bottom w:val="single" w:sz="1" w:space="0" w:color="CCCCCC"/>
-              <w:right w:val="single" w:sz="1" w:space="0" w:color="CCCCCC"/>
-            </w:tcBorders>
-            <w:shd w:val="clear" w:color="auto" w:fill="FFFFFF"/>
-            <w:tcMar>
-              <w:top w:w="80" w:type="dxa"/>
-              <w:left w:w="120" w:type="dxa"/>
-              <w:bottom w:w="80" w:type="dxa"/>
-              <w:right w:w="120" w:type="dxa"/>
-            </w:tcMar>
-          </w:tcPr>
-          <w:p>
-            <w:pPr>
-              <w:rPr>
-                <w:rFonts w:asciiTheme="minorHAnsi" w:hAnsiTheme="minorHAnsi"/>
-              </w:rPr>
-            </w:pPr>
-            <w:r>
-              <w:rPr>
-                <w:rFonts w:asciiTheme="minorHAnsi" w:hAnsiTheme="minorHAnsi"/>
-              </w:rPr>
-              <w:t>GPIO36</w:t>
-            </w:r>
-          </w:p>
-        </w:tc>
-        <w:tc>
-          <w:tcPr>
-            <w:tcW w:w="3280" w:type="dxa"/>
-            <w:tcBorders>
-              <w:top w:val="single" w:sz="1" w:space="0" w:color="CCCCCC"/>
-              <w:left w:val="single" w:sz="1" w:space="0" w:color="CCCCCC"/>
-              <w:bottom w:val="single" w:sz="1" w:space="0" w:color="CCCCCC"/>
-              <w:right w:val="single" w:sz="1" w:space="0" w:color="CCCCCC"/>
-            </w:tcBorders>
-            <w:shd w:val="clear" w:color="auto" w:fill="FFFFFF"/>
-            <w:tcMar>
-              <w:top w:w="80" w:type="dxa"/>
-              <w:left w:w="120" w:type="dxa"/>
-              <w:bottom w:w="80" w:type="dxa"/>
-              <w:right w:w="120" w:type="dxa"/>
-            </w:tcMar>
-          </w:tcPr>
-          <w:p>
-            <w:pPr>
-              <w:rPr>
-                <w:rFonts w:asciiTheme="minorHAnsi" w:hAnsiTheme="minorHAnsi"/>
-              </w:rPr>
-            </w:pPr>
-            <w:r>
-              <w:rPr>
-                <w:rFonts w:asciiTheme="minorHAnsi" w:hAnsiTheme="minorHAnsi"/>
-              </w:rPr>
-              <w:t>Data from SD card</w:t>
-            </w:r>
-          </w:p>
-        </w:tc>
-      </w:tr>
-      <w:tr>
-        <w:tblPrEx>
-          <w:tblCellMar>
-            <w:top w:w="0" w:type="dxa"/>
-            <w:bottom w:w="0" w:type="dxa"/>
-          </w:tblCellMar>
-        </w:tblPrEx>
-        <w:tc>
-          <w:tcPr>
-            <w:tcW w:w="2800" w:type="dxa"/>
-            <w:tcBorders>
-              <w:top w:val="single" w:sz="1" w:space="0" w:color="CCCCCC"/>
-              <w:left w:val="single" w:sz="1" w:space="0" w:color="CCCCCC"/>
-              <w:bottom w:val="single" w:sz="1" w:space="0" w:color="CCCCCC"/>
-              <w:right w:val="single" w:sz="1" w:space="0" w:color="CCCCCC"/>
-            </w:tcBorders>
-            <w:shd w:val="clear" w:color="auto" w:fill="F5F9FC"/>
-            <w:tcMar>
-              <w:top w:w="80" w:type="dxa"/>
-              <w:left w:w="120" w:type="dxa"/>
-              <w:bottom w:w="80" w:type="dxa"/>
-              <w:right w:w="120" w:type="dxa"/>
-            </w:tcMar>
-          </w:tcPr>
-          <w:p>
-            <w:pPr>
-              <w:rPr>
-                <w:rFonts w:asciiTheme="minorHAnsi" w:hAnsiTheme="minorHAnsi"/>
-              </w:rPr>
-            </w:pPr>
-            <w:r>
-              <w:rPr>
-                <w:rFonts w:asciiTheme="minorHAnsi" w:hAnsiTheme="minorHAnsi"/>
-              </w:rPr>
-              <w:t>VCC</w:t>
-            </w:r>
-          </w:p>
-        </w:tc>
-        <w:tc>
-          <w:tcPr>
-            <w:tcW w:w="3280" w:type="dxa"/>
-            <w:tcBorders>
-              <w:top w:val="single" w:sz="1" w:space="0" w:color="CCCCCC"/>
-              <w:left w:val="single" w:sz="1" w:space="0" w:color="CCCCCC"/>
-              <w:bottom w:val="single" w:sz="1" w:space="0" w:color="CCCCCC"/>
-              <w:right w:val="single" w:sz="1" w:space="0" w:color="CCCCCC"/>
-            </w:tcBorders>
-            <w:shd w:val="clear" w:color="auto" w:fill="F5F9FC"/>
-            <w:tcMar>
-              <w:top w:w="80" w:type="dxa"/>
-              <w:left w:w="120" w:type="dxa"/>
-              <w:bottom w:w="80" w:type="dxa"/>
-              <w:right w:w="120" w:type="dxa"/>
-            </w:tcMar>
-          </w:tcPr>
-          <w:p>
-            <w:pPr>
-              <w:rPr>
-                <w:rFonts w:asciiTheme="minorHAnsi" w:hAnsiTheme="minorHAnsi"/>
-              </w:rPr>
-            </w:pPr>
-            <w:r>
-              <w:rPr>
-                <w:rFonts w:asciiTheme="minorHAnsi" w:hAnsiTheme="minorHAnsi"/>
-              </w:rPr>
-              <w:t>VEXT (5V pin)</w:t>
-            </w:r>
-          </w:p>
-        </w:tc>
-        <w:tc>
-          <w:tcPr>
-            <w:tcW w:w="3280" w:type="dxa"/>
-            <w:tcBorders>
-              <w:top w:val="single" w:sz="1" w:space="0" w:color="CCCCCC"/>
-              <w:left w:val="single" w:sz="1" w:space="0" w:color="CCCCCC"/>
-              <w:bottom w:val="single" w:sz="1" w:space="0" w:color="CCCCCC"/>
-              <w:right w:val="single" w:sz="1" w:space="0" w:color="CCCCCC"/>
-            </w:tcBorders>
-            <w:shd w:val="clear" w:color="auto" w:fill="F5F9FC"/>
-            <w:tcMar>
-              <w:top w:w="80" w:type="dxa"/>
-              <w:left w:w="120" w:type="dxa"/>
-              <w:bottom w:w="80" w:type="dxa"/>
-              <w:right w:w="120" w:type="dxa"/>
-            </w:tcMar>
-          </w:tcPr>
-          <w:p>
-            <w:pPr>
-              <w:rPr>
-                <w:rFonts w:asciiTheme="minorHAnsi" w:hAnsiTheme="minorHAnsi"/>
-              </w:rPr>
-            </w:pPr>
-            <w:r>
-              <w:rPr>
-                <w:rFonts w:asciiTheme="minorHAnsi" w:hAnsiTheme="minorHAnsi"/>
-              </w:rPr>
-              <w:t>Power — must be 5V not 3.3V</w:t>
-            </w:r>
-          </w:p>
-        </w:tc>
-      </w:tr>
-      <w:tr>
-        <w:tblPrEx>
-          <w:tblCellMar>
-            <w:top w:w="0" w:type="dxa"/>
-            <w:bottom w:w="0" w:type="dxa"/>
-          </w:tblCellMar>
-        </w:tblPrEx>
-        <w:tc>
-          <w:tcPr>
-            <w:tcW w:w="2800" w:type="dxa"/>
-            <w:tcBorders>
-              <w:top w:val="single" w:sz="1" w:space="0" w:color="CCCCCC"/>
-              <w:left w:val="single" w:sz="1" w:space="0" w:color="CCCCCC"/>
-              <w:bottom w:val="single" w:sz="1" w:space="0" w:color="CCCCCC"/>
-              <w:right w:val="single" w:sz="1" w:space="0" w:color="CCCCCC"/>
-            </w:tcBorders>
-            <w:shd w:val="clear" w:color="auto" w:fill="FFFFFF"/>
-            <w:tcMar>
-              <w:top w:w="80" w:type="dxa"/>
-              <w:left w:w="120" w:type="dxa"/>
-              <w:bottom w:w="80" w:type="dxa"/>
-              <w:right w:w="120" w:type="dxa"/>
-            </w:tcMar>
-          </w:tcPr>
-          <w:p>
-            <w:pPr>
-              <w:rPr>
-                <w:rFonts w:asciiTheme="minorHAnsi" w:hAnsiTheme="minorHAnsi"/>
-              </w:rPr>
-            </w:pPr>
-            <w:r>
-              <w:rPr>
-                <w:rFonts w:asciiTheme="minorHAnsi" w:hAnsiTheme="minorHAnsi"/>
-              </w:rPr>
-              <w:t>GND</w:t>
-            </w:r>
-          </w:p>
-        </w:tc>
-        <w:tc>
-          <w:tcPr>
-            <w:tcW w:w="3280" w:type="dxa"/>
-            <w:tcBorders>
-              <w:top w:val="single" w:sz="1" w:space="0" w:color="CCCCCC"/>
-              <w:left w:val="single" w:sz="1" w:space="0" w:color="CCCCCC"/>
-              <w:bottom w:val="single" w:sz="1" w:space="0" w:color="CCCCCC"/>
-              <w:right w:val="single" w:sz="1" w:space="0" w:color="CCCCCC"/>
-            </w:tcBorders>
-            <w:shd w:val="clear" w:color="auto" w:fill="FFFFFF"/>
-            <w:tcMar>
-              <w:top w:w="80" w:type="dxa"/>
-              <w:left w:w="120" w:type="dxa"/>
-              <w:bottom w:w="80" w:type="dxa"/>
-              <w:right w:w="120" w:type="dxa"/>
-            </w:tcMar>
-          </w:tcPr>
-          <w:p>
-            <w:pPr>
-              <w:rPr>
-                <w:rFonts w:asciiTheme="minorHAnsi" w:hAnsiTheme="minorHAnsi"/>
-              </w:rPr>
-            </w:pPr>
-            <w:r>
-              <w:rPr>
-                <w:rFonts w:asciiTheme="minorHAnsi" w:hAnsiTheme="minorHAnsi"/>
-              </w:rPr>
-              <w:t>GND rail</w:t>
-            </w:r>
-          </w:p>
-        </w:tc>
-        <w:tc>
-          <w:tcPr>
-            <w:tcW w:w="3280" w:type="dxa"/>
-            <w:tcBorders>
-              <w:top w:val="single" w:sz="1" w:space="0" w:color="CCCCCC"/>
-              <w:left w:val="single" w:sz="1" w:space="0" w:color="CCCCCC"/>
-              <w:bottom w:val="single" w:sz="1" w:space="0" w:color="CCCCCC"/>
-              <w:right w:val="single" w:sz="1" w:space="0" w:color="CCCCCC"/>
-            </w:tcBorders>
-            <w:shd w:val="clear" w:color="auto" w:fill="FFFFFF"/>
-            <w:tcMar>
-              <w:top w:w="80" w:type="dxa"/>
-              <w:left w:w="120" w:type="dxa"/>
-              <w:bottom w:w="80" w:type="dxa"/>
-              <w:right w:w="120" w:type="dxa"/>
-            </w:tcMar>
-          </w:tcPr>
-          <w:p>
-            <w:pPr>
-              <w:rPr>
-                <w:rFonts w:asciiTheme="minorHAnsi" w:hAnsiTheme="minorHAnsi"/>
-              </w:rPr>
-            </w:pPr>
-            <w:r>
-              <w:rPr>
-                <w:rFonts w:asciiTheme="minorHAnsi" w:hAnsiTheme="minorHAnsi"/>
-              </w:rPr>
-              <w:t>Ground</w:t>
-            </w:r>
-          </w:p>
-        </w:tc>
-      </w:tr>
-    </w:tbl>
-    <w:p>
-      <w:pPr>
-        <w:spacing w:before="80" w:after="80"/>
-        <w:rPr>
-          <w:rFonts w:asciiTheme="minorHAnsi" w:hAnsiTheme="minorHAnsi"/>
-        </w:rPr>
-      </w:pPr>
-    </w:p>
-    <w:p>
-      <w:pPr>
-        <w:spacing w:before="100" w:after="160"/>
-        <w:rPr>
-          <w:rFonts w:asciiTheme="minorHAnsi" w:hAnsiTheme="minorHAnsi"/>
-        </w:rPr>
-      </w:pPr>
-      <w:r>
-        <w:rPr>
-          <w:rFonts w:ascii="Segoe UI Symbol" w:hAnsi="Segoe UI Symbol" w:cs="Segoe UI Symbol"/>
-          <w:i/>
-          <w:iCs/>
-          <w:color w:val="8B4513"/>
-        </w:rPr>
-        <w:t>⚠</w:t>
+        </w:rPr>
+        <w:t xml:space="preserve">: </w:t>
       </w:r>
       <w:r>
         <w:rPr>
           <w:rFonts w:asciiTheme="minorHAnsi" w:hAnsiTheme="minorHAnsi"/>
-          <w:i/>
-          <w:iCs/>
-          <w:color w:val="8B4513"/>
-        </w:rPr>
-        <w:t xml:space="preserve"> Insert a FAT32-formatted microSD card before powering on. The module will not initialise without a card present. Original GPIO4–7 assignment was found incompatible — use GPIO33–36 only.</w:t>
-      </w:r>
-    </w:p>
-    <w:p>
-      <w:pPr>
-        <w:spacing w:before="80" w:after="80"/>
-        <w:rPr>
-          <w:rFonts w:asciiTheme="minorHAnsi" w:hAnsiTheme="minorHAnsi"/>
-        </w:rPr>
-      </w:pPr>
-    </w:p>
-    <w:p>
-      <w:pPr>
-        <w:pStyle w:val="Heading1"/>
-        <w:rPr>
-          <w:rFonts w:asciiTheme="minorHAnsi" w:hAnsiTheme="minorHAnsi"/>
-        </w:rPr>
-      </w:pPr>
-      <w:r>
-        <w:rPr>
-          <w:rFonts w:asciiTheme="minorHAnsi" w:hAnsiTheme="minorHAnsi"/>
-          <w:color w:val="1B5E8A"/>
-        </w:rPr>
-        <w:t xml:space="preserve">Stage 5 </w:t>
-      </w:r>
-      <w:r>
-        <w:rPr>
-          <w:rFonts w:asciiTheme="minorHAnsi" w:hAnsiTheme="minorHAnsi"/>
-          <w:color w:val="1B5E8A"/>
-        </w:rPr>
-        <w:t>-</w:t>
-      </w:r>
-      <w:r>
-        <w:rPr>
-          <w:rFonts w:asciiTheme="minorHAnsi" w:hAnsiTheme="minorHAnsi"/>
-          <w:color w:val="1B5E8A"/>
-        </w:rPr>
-        <w:t xml:space="preserve"> </w:t>
-      </w:r>
-      <w:proofErr w:type="spellStart"/>
-      <w:r>
-        <w:rPr>
-          <w:rFonts w:asciiTheme="minorHAnsi" w:hAnsiTheme="minorHAnsi"/>
-          <w:color w:val="1B5E8A"/>
-        </w:rPr>
-        <w:t>NeoPixel</w:t>
-      </w:r>
-      <w:proofErr w:type="spellEnd"/>
-      <w:r>
-        <w:rPr>
-          <w:rFonts w:asciiTheme="minorHAnsi" w:hAnsiTheme="minorHAnsi"/>
-          <w:color w:val="1B5E8A"/>
-        </w:rPr>
-        <w:t xml:space="preserve"> Ring 12 (Status Indicator)</w:t>
-      </w:r>
-    </w:p>
-    <w:p>
-      <w:pPr>
-        <w:spacing w:before="80" w:after="80"/>
-        <w:rPr>
-          <w:rFonts w:asciiTheme="minorHAnsi" w:hAnsiTheme="minorHAnsi"/>
-        </w:rPr>
-      </w:pPr>
-      <w:r>
-        <w:rPr>
-          <w:rFonts w:asciiTheme="minorHAnsi" w:hAnsiTheme="minorHAnsi"/>
-        </w:rPr>
-        <w:t xml:space="preserve">The </w:t>
-      </w:r>
-      <w:proofErr w:type="spellStart"/>
-      <w:r>
-        <w:rPr>
-          <w:rFonts w:asciiTheme="minorHAnsi" w:hAnsiTheme="minorHAnsi"/>
-        </w:rPr>
-        <w:t>NeoPixel</w:t>
-      </w:r>
-      <w:proofErr w:type="spellEnd"/>
-      <w:r>
-        <w:rPr>
-          <w:rFonts w:asciiTheme="minorHAnsi" w:hAnsiTheme="minorHAnsi"/>
-        </w:rPr>
-        <w:t xml:space="preserve"> Ring 12 acts as the flood alert and system status indicator. It has three pads: 5V DC Power, GND, and Data Input. The Data Input pad receives the signal from the </w:t>
-      </w:r>
-      <w:proofErr w:type="spellStart"/>
-      <w:r>
-        <w:rPr>
-          <w:rFonts w:asciiTheme="minorHAnsi" w:hAnsiTheme="minorHAnsi"/>
-        </w:rPr>
-        <w:t>Heltec</w:t>
-      </w:r>
-      <w:proofErr w:type="spellEnd"/>
-      <w:r>
-        <w:rPr>
-          <w:rFonts w:asciiTheme="minorHAnsi" w:hAnsiTheme="minorHAnsi"/>
-        </w:rPr>
-        <w:t>. Do not connect to Data Out — that is only used when chaining multiple rings together.</w:t>
+        </w:rPr>
+        <w:t>left leg is Emitter, middle is Base (signal), right is Collector.</w:t>
       </w:r>
     </w:p>
     <w:tbl>
@@ -4138,24 +2589,12 @@
         <w:gridCol w:w="3280"/>
       </w:tblGrid>
       <w:tr>
-        <w:tblPrEx>
-          <w:tblCellMar>
-            <w:top w:w="0" w:type="dxa"/>
-            <w:bottom w:w="0" w:type="dxa"/>
-          </w:tblCellMar>
-        </w:tblPrEx>
         <w:trPr>
           <w:tblHeader/>
         </w:trPr>
         <w:tc>
           <w:tcPr>
             <w:tcW w:w="2800" w:type="dxa"/>
-            <w:tcBorders>
-              <w:top w:val="single" w:sz="1" w:space="0" w:color="CCCCCC"/>
-              <w:left w:val="single" w:sz="1" w:space="0" w:color="CCCCCC"/>
-              <w:bottom w:val="single" w:sz="1" w:space="0" w:color="CCCCCC"/>
-              <w:right w:val="single" w:sz="1" w:space="0" w:color="CCCCCC"/>
-            </w:tcBorders>
             <w:shd w:val="clear" w:color="auto" w:fill="1B5E8A"/>
             <w:tcMar>
               <w:top w:w="80" w:type="dxa"/>
@@ -4184,12 +2623,6 @@
         <w:tc>
           <w:tcPr>
             <w:tcW w:w="3280" w:type="dxa"/>
-            <w:tcBorders>
-              <w:top w:val="single" w:sz="1" w:space="0" w:color="CCCCCC"/>
-              <w:left w:val="single" w:sz="1" w:space="0" w:color="CCCCCC"/>
-              <w:bottom w:val="single" w:sz="1" w:space="0" w:color="CCCCCC"/>
-              <w:right w:val="single" w:sz="1" w:space="0" w:color="CCCCCC"/>
-            </w:tcBorders>
             <w:shd w:val="clear" w:color="auto" w:fill="1B5E8A"/>
             <w:tcMar>
               <w:top w:w="80" w:type="dxa"/>
@@ -4218,12 +2651,6 @@
         <w:tc>
           <w:tcPr>
             <w:tcW w:w="3280" w:type="dxa"/>
-            <w:tcBorders>
-              <w:top w:val="single" w:sz="1" w:space="0" w:color="CCCCCC"/>
-              <w:left w:val="single" w:sz="1" w:space="0" w:color="CCCCCC"/>
-              <w:bottom w:val="single" w:sz="1" w:space="0" w:color="CCCCCC"/>
-              <w:right w:val="single" w:sz="1" w:space="0" w:color="CCCCCC"/>
-            </w:tcBorders>
             <w:shd w:val="clear" w:color="auto" w:fill="1B5E8A"/>
             <w:tcMar>
               <w:top w:w="80" w:type="dxa"/>
@@ -4251,122 +2678,86 @@
         </w:tc>
       </w:tr>
       <w:tr>
-        <w:tblPrEx>
-          <w:tblCellMar>
-            <w:top w:w="0" w:type="dxa"/>
-            <w:bottom w:w="0" w:type="dxa"/>
-          </w:tblCellMar>
-        </w:tblPrEx>
         <w:tc>
           <w:tcPr>
             <w:tcW w:w="2800" w:type="dxa"/>
-            <w:tcBorders>
-              <w:top w:val="single" w:sz="1" w:space="0" w:color="CCCCCC"/>
-              <w:left w:val="single" w:sz="1" w:space="0" w:color="CCCCCC"/>
-              <w:bottom w:val="single" w:sz="1" w:space="0" w:color="CCCCCC"/>
-              <w:right w:val="single" w:sz="1" w:space="0" w:color="CCCCCC"/>
-            </w:tcBorders>
-            <w:shd w:val="clear" w:color="auto" w:fill="F5F9FC"/>
-            <w:tcMar>
-              <w:top w:w="80" w:type="dxa"/>
-              <w:left w:w="120" w:type="dxa"/>
-              <w:bottom w:w="80" w:type="dxa"/>
-              <w:right w:w="120" w:type="dxa"/>
-            </w:tcMar>
-          </w:tcPr>
-          <w:p>
-            <w:pPr>
-              <w:rPr>
-                <w:rFonts w:asciiTheme="minorHAnsi" w:hAnsiTheme="minorHAnsi"/>
-              </w:rPr>
-            </w:pPr>
-            <w:r>
-              <w:rPr>
-                <w:rFonts w:asciiTheme="minorHAnsi" w:hAnsiTheme="minorHAnsi"/>
-              </w:rPr>
-              <w:t>5V DC Power</w:t>
-            </w:r>
-          </w:p>
-        </w:tc>
-        <w:tc>
-          <w:tcPr>
-            <w:tcW w:w="3280" w:type="dxa"/>
-            <w:tcBorders>
-              <w:top w:val="single" w:sz="1" w:space="0" w:color="CCCCCC"/>
-              <w:left w:val="single" w:sz="1" w:space="0" w:color="CCCCCC"/>
-              <w:bottom w:val="single" w:sz="1" w:space="0" w:color="CCCCCC"/>
-              <w:right w:val="single" w:sz="1" w:space="0" w:color="CCCCCC"/>
-            </w:tcBorders>
-            <w:shd w:val="clear" w:color="auto" w:fill="F5F9FC"/>
-            <w:tcMar>
-              <w:top w:w="80" w:type="dxa"/>
-              <w:left w:w="120" w:type="dxa"/>
-              <w:bottom w:w="80" w:type="dxa"/>
-              <w:right w:w="120" w:type="dxa"/>
-            </w:tcMar>
-          </w:tcPr>
-          <w:p>
-            <w:pPr>
-              <w:rPr>
-                <w:rFonts w:asciiTheme="minorHAnsi" w:hAnsiTheme="minorHAnsi"/>
-              </w:rPr>
-            </w:pPr>
-            <w:r>
-              <w:rPr>
-                <w:rFonts w:asciiTheme="minorHAnsi" w:hAnsiTheme="minorHAnsi"/>
-              </w:rPr>
-              <w:t>VEXT (5V pin)</w:t>
-            </w:r>
-          </w:p>
-        </w:tc>
-        <w:tc>
-          <w:tcPr>
-            <w:tcW w:w="3280" w:type="dxa"/>
-            <w:tcBorders>
-              <w:top w:val="single" w:sz="1" w:space="0" w:color="CCCCCC"/>
-              <w:left w:val="single" w:sz="1" w:space="0" w:color="CCCCCC"/>
-              <w:bottom w:val="single" w:sz="1" w:space="0" w:color="CCCCCC"/>
-              <w:right w:val="single" w:sz="1" w:space="0" w:color="CCCCCC"/>
-            </w:tcBorders>
-            <w:shd w:val="clear" w:color="auto" w:fill="F5F9FC"/>
-            <w:tcMar>
-              <w:top w:w="80" w:type="dxa"/>
-              <w:left w:w="120" w:type="dxa"/>
-              <w:bottom w:w="80" w:type="dxa"/>
-              <w:right w:w="120" w:type="dxa"/>
-            </w:tcMar>
-          </w:tcPr>
-          <w:p>
-            <w:pPr>
-              <w:rPr>
-                <w:rFonts w:asciiTheme="minorHAnsi" w:hAnsiTheme="minorHAnsi"/>
-              </w:rPr>
-            </w:pPr>
-            <w:r>
-              <w:rPr>
-                <w:rFonts w:asciiTheme="minorHAnsi" w:hAnsiTheme="minorHAnsi"/>
-              </w:rPr>
-              <w:t>Power — must be 5V</w:t>
+            <w:shd w:val="clear" w:color="auto" w:fill="F5F9FC"/>
+            <w:tcMar>
+              <w:top w:w="80" w:type="dxa"/>
+              <w:left w:w="120" w:type="dxa"/>
+              <w:bottom w:w="80" w:type="dxa"/>
+              <w:right w:w="120" w:type="dxa"/>
+            </w:tcMar>
+          </w:tcPr>
+          <w:p>
+            <w:pPr>
+              <w:rPr>
+                <w:rFonts w:asciiTheme="minorHAnsi" w:hAnsiTheme="minorHAnsi"/>
+              </w:rPr>
+            </w:pPr>
+            <w:r>
+              <w:rPr>
+                <w:rFonts w:asciiTheme="minorHAnsi" w:hAnsiTheme="minorHAnsi"/>
+              </w:rPr>
+              <w:t>Left leg (Emitter)</w:t>
+            </w:r>
+          </w:p>
+        </w:tc>
+        <w:tc>
+          <w:tcPr>
+            <w:tcW w:w="3280" w:type="dxa"/>
+            <w:shd w:val="clear" w:color="auto" w:fill="F5F9FC"/>
+            <w:tcMar>
+              <w:top w:w="80" w:type="dxa"/>
+              <w:left w:w="120" w:type="dxa"/>
+              <w:bottom w:w="80" w:type="dxa"/>
+              <w:right w:w="120" w:type="dxa"/>
+            </w:tcMar>
+          </w:tcPr>
+          <w:p>
+            <w:pPr>
+              <w:rPr>
+                <w:rFonts w:asciiTheme="minorHAnsi" w:hAnsiTheme="minorHAnsi"/>
+              </w:rPr>
+            </w:pPr>
+            <w:r>
+              <w:rPr>
+                <w:rFonts w:asciiTheme="minorHAnsi" w:hAnsiTheme="minorHAnsi"/>
+              </w:rPr>
+              <w:t>GND rail</w:t>
+            </w:r>
+          </w:p>
+        </w:tc>
+        <w:tc>
+          <w:tcPr>
+            <w:tcW w:w="3280" w:type="dxa"/>
+            <w:shd w:val="clear" w:color="auto" w:fill="F5F9FC"/>
+            <w:tcMar>
+              <w:top w:w="80" w:type="dxa"/>
+              <w:left w:w="120" w:type="dxa"/>
+              <w:bottom w:w="80" w:type="dxa"/>
+              <w:right w:w="120" w:type="dxa"/>
+            </w:tcMar>
+          </w:tcPr>
+          <w:p>
+            <w:pPr>
+              <w:rPr>
+                <w:rFonts w:asciiTheme="minorHAnsi" w:hAnsiTheme="minorHAnsi"/>
+              </w:rPr>
+            </w:pPr>
+            <w:r>
+              <w:rPr>
+                <w:rFonts w:asciiTheme="minorHAnsi" w:hAnsiTheme="minorHAnsi"/>
+              </w:rPr>
+              <w:t>Ground</w:t>
             </w:r>
           </w:p>
         </w:tc>
       </w:tr>
       <w:tr>
-        <w:tblPrEx>
-          <w:tblCellMar>
-            <w:top w:w="0" w:type="dxa"/>
-            <w:bottom w:w="0" w:type="dxa"/>
-          </w:tblCellMar>
-        </w:tblPrEx>
         <w:tc>
           <w:tcPr>
             <w:tcW w:w="2800" w:type="dxa"/>
-            <w:tcBorders>
-              <w:top w:val="single" w:sz="1" w:space="0" w:color="CCCCCC"/>
-              <w:left w:val="single" w:sz="1" w:space="0" w:color="CCCCCC"/>
-              <w:bottom w:val="single" w:sz="1" w:space="0" w:color="CCCCCC"/>
-              <w:right w:val="single" w:sz="1" w:space="0" w:color="CCCCCC"/>
-            </w:tcBorders>
             <w:shd w:val="clear" w:color="auto" w:fill="FFFFFF"/>
             <w:tcMar>
               <w:top w:w="80" w:type="dxa"/>
@@ -4385,19 +2776,13 @@
               <w:rPr>
                 <w:rFonts w:asciiTheme="minorHAnsi" w:hAnsiTheme="minorHAnsi"/>
               </w:rPr>
-              <w:t>GND</w:t>
-            </w:r>
-          </w:p>
-        </w:tc>
-        <w:tc>
-          <w:tcPr>
-            <w:tcW w:w="3280" w:type="dxa"/>
-            <w:tcBorders>
-              <w:top w:val="single" w:sz="1" w:space="0" w:color="CCCCCC"/>
-              <w:left w:val="single" w:sz="1" w:space="0" w:color="CCCCCC"/>
-              <w:bottom w:val="single" w:sz="1" w:space="0" w:color="CCCCCC"/>
-              <w:right w:val="single" w:sz="1" w:space="0" w:color="CCCCCC"/>
-            </w:tcBorders>
+              <w:t>Middle leg (Base)</w:t>
+            </w:r>
+          </w:p>
+        </w:tc>
+        <w:tc>
+          <w:tcPr>
+            <w:tcW w:w="3280" w:type="dxa"/>
             <w:shd w:val="clear" w:color="auto" w:fill="FFFFFF"/>
             <w:tcMar>
               <w:top w:w="80" w:type="dxa"/>
@@ -4416,19 +2801,13 @@
               <w:rPr>
                 <w:rFonts w:asciiTheme="minorHAnsi" w:hAnsiTheme="minorHAnsi"/>
               </w:rPr>
-              <w:t>GND rail</w:t>
-            </w:r>
-          </w:p>
-        </w:tc>
-        <w:tc>
-          <w:tcPr>
-            <w:tcW w:w="3280" w:type="dxa"/>
-            <w:tcBorders>
-              <w:top w:val="single" w:sz="1" w:space="0" w:color="CCCCCC"/>
-              <w:left w:val="single" w:sz="1" w:space="0" w:color="CCCCCC"/>
-              <w:bottom w:val="single" w:sz="1" w:space="0" w:color="CCCCCC"/>
-              <w:right w:val="single" w:sz="1" w:space="0" w:color="CCCCCC"/>
-            </w:tcBorders>
+              <w:t>GPIO1</w:t>
+            </w:r>
+          </w:p>
+        </w:tc>
+        <w:tc>
+          <w:tcPr>
+            <w:tcW w:w="3280" w:type="dxa"/>
             <w:shd w:val="clear" w:color="auto" w:fill="FFFFFF"/>
             <w:tcMar>
               <w:top w:w="80" w:type="dxa"/>
@@ -4447,27 +2826,1151 @@
               <w:rPr>
                 <w:rFonts w:asciiTheme="minorHAnsi" w:hAnsiTheme="minorHAnsi"/>
               </w:rPr>
-              <w:t>Ground</w:t>
-            </w:r>
+              <w:t xml:space="preserve">Analog signal to </w:t>
+            </w:r>
+            <w:proofErr w:type="spellStart"/>
+            <w:r>
+              <w:rPr>
+                <w:rFonts w:asciiTheme="minorHAnsi" w:hAnsiTheme="minorHAnsi"/>
+              </w:rPr>
+              <w:t>Heltec</w:t>
+            </w:r>
+            <w:proofErr w:type="spellEnd"/>
           </w:p>
         </w:tc>
       </w:tr>
       <w:tr>
-        <w:tblPrEx>
-          <w:tblCellMar>
-            <w:top w:w="0" w:type="dxa"/>
-            <w:bottom w:w="0" w:type="dxa"/>
-          </w:tblCellMar>
-        </w:tblPrEx>
         <w:tc>
           <w:tcPr>
             <w:tcW w:w="2800" w:type="dxa"/>
-            <w:tcBorders>
-              <w:top w:val="single" w:sz="1" w:space="0" w:color="CCCCCC"/>
-              <w:left w:val="single" w:sz="1" w:space="0" w:color="CCCCCC"/>
-              <w:bottom w:val="single" w:sz="1" w:space="0" w:color="CCCCCC"/>
-              <w:right w:val="single" w:sz="1" w:space="0" w:color="CCCCCC"/>
-            </w:tcBorders>
+            <w:shd w:val="clear" w:color="auto" w:fill="F5F9FC"/>
+            <w:tcMar>
+              <w:top w:w="80" w:type="dxa"/>
+              <w:left w:w="120" w:type="dxa"/>
+              <w:bottom w:w="80" w:type="dxa"/>
+              <w:right w:w="120" w:type="dxa"/>
+            </w:tcMar>
+          </w:tcPr>
+          <w:p>
+            <w:pPr>
+              <w:rPr>
+                <w:rFonts w:asciiTheme="minorHAnsi" w:hAnsiTheme="minorHAnsi"/>
+              </w:rPr>
+            </w:pPr>
+            <w:r>
+              <w:rPr>
+                <w:rFonts w:asciiTheme="minorHAnsi" w:hAnsiTheme="minorHAnsi"/>
+              </w:rPr>
+              <w:t>Right leg (Collector)</w:t>
+            </w:r>
+          </w:p>
+        </w:tc>
+        <w:tc>
+          <w:tcPr>
+            <w:tcW w:w="3280" w:type="dxa"/>
+            <w:shd w:val="clear" w:color="auto" w:fill="F5F9FC"/>
+            <w:tcMar>
+              <w:top w:w="80" w:type="dxa"/>
+              <w:left w:w="120" w:type="dxa"/>
+              <w:bottom w:w="80" w:type="dxa"/>
+              <w:right w:w="120" w:type="dxa"/>
+            </w:tcMar>
+          </w:tcPr>
+          <w:p>
+            <w:pPr>
+              <w:rPr>
+                <w:rFonts w:asciiTheme="minorHAnsi" w:hAnsiTheme="minorHAnsi"/>
+              </w:rPr>
+            </w:pPr>
+            <w:r>
+              <w:rPr>
+                <w:rFonts w:asciiTheme="minorHAnsi" w:hAnsiTheme="minorHAnsi"/>
+              </w:rPr>
+              <w:t>3.3V rail</w:t>
+            </w:r>
+          </w:p>
+        </w:tc>
+        <w:tc>
+          <w:tcPr>
+            <w:tcW w:w="3280" w:type="dxa"/>
+            <w:shd w:val="clear" w:color="auto" w:fill="F5F9FC"/>
+            <w:tcMar>
+              <w:top w:w="80" w:type="dxa"/>
+              <w:left w:w="120" w:type="dxa"/>
+              <w:bottom w:w="80" w:type="dxa"/>
+              <w:right w:w="120" w:type="dxa"/>
+            </w:tcMar>
+          </w:tcPr>
+          <w:p>
+            <w:pPr>
+              <w:rPr>
+                <w:rFonts w:asciiTheme="minorHAnsi" w:hAnsiTheme="minorHAnsi"/>
+              </w:rPr>
+            </w:pPr>
+            <w:r>
+              <w:rPr>
+                <w:rFonts w:asciiTheme="minorHAnsi" w:hAnsiTheme="minorHAnsi"/>
+              </w:rPr>
+              <w:t>Power</w:t>
+            </w:r>
+          </w:p>
+        </w:tc>
+      </w:tr>
+    </w:tbl>
+    <w:p>
+      <w:pPr>
+        <w:pStyle w:val="Heading1"/>
+        <w:rPr>
+          <w:rFonts w:ascii="Aptos Black" w:hAnsi="Aptos Black"/>
+        </w:rPr>
+      </w:pPr>
+      <w:r>
+        <w:rPr>
+          <w:rFonts w:ascii="Aptos Black" w:hAnsi="Aptos Black"/>
+          <w:color w:val="1B5E8A"/>
+        </w:rPr>
+        <w:t>SD Card Module</w:t>
+      </w:r>
+    </w:p>
+    <w:p>
+      <w:pPr>
+        <w:spacing w:before="80" w:after="80"/>
+        <w:rPr>
+          <w:rFonts w:asciiTheme="minorHAnsi" w:hAnsiTheme="minorHAnsi"/>
+        </w:rPr>
+      </w:pPr>
+      <w:r>
+        <w:rPr>
+          <w:rFonts w:asciiTheme="minorHAnsi" w:hAnsiTheme="minorHAnsi"/>
+        </w:rPr>
+        <w:t>The SD card module uses the second SPI bus on GPIO33–36, separate from the LoRa radio pins. VCC must be connected to the 5V (VEXT) pin</w:t>
+      </w:r>
+      <w:r>
+        <w:rPr>
+          <w:rFonts w:asciiTheme="minorHAnsi" w:hAnsiTheme="minorHAnsi"/>
+        </w:rPr>
+        <w:t>-</w:t>
+      </w:r>
+      <w:r>
+        <w:rPr>
+          <w:rFonts w:asciiTheme="minorHAnsi" w:hAnsiTheme="minorHAnsi"/>
+        </w:rPr>
+        <w:t xml:space="preserve"> 3.3V is not sufficient for this module.</w:t>
+      </w:r>
+    </w:p>
+    <w:tbl>
+      <w:tblPr>
+        <w:tblW w:w="9360" w:type="dxa"/>
+        <w:tblBorders>
+          <w:top w:val="single" w:sz="4" w:space="0" w:color="auto"/>
+          <w:left w:val="single" w:sz="4" w:space="0" w:color="auto"/>
+          <w:bottom w:val="single" w:sz="4" w:space="0" w:color="auto"/>
+          <w:right w:val="single" w:sz="4" w:space="0" w:color="auto"/>
+          <w:insideH w:val="single" w:sz="4" w:space="0" w:color="auto"/>
+          <w:insideV w:val="single" w:sz="4" w:space="0" w:color="auto"/>
+        </w:tblBorders>
+        <w:tblCellMar>
+          <w:left w:w="10" w:type="dxa"/>
+          <w:right w:w="10" w:type="dxa"/>
+        </w:tblCellMar>
+        <w:tblLook w:val="04A0" w:firstRow="1" w:lastRow="0" w:firstColumn="1" w:lastColumn="0" w:noHBand="0" w:noVBand="1"/>
+      </w:tblPr>
+      <w:tblGrid>
+        <w:gridCol w:w="2800"/>
+        <w:gridCol w:w="3280"/>
+        <w:gridCol w:w="3280"/>
+      </w:tblGrid>
+      <w:tr>
+        <w:trPr>
+          <w:tblHeader/>
+        </w:trPr>
+        <w:tc>
+          <w:tcPr>
+            <w:tcW w:w="2800" w:type="dxa"/>
+            <w:shd w:val="clear" w:color="auto" w:fill="1B5E8A"/>
+            <w:tcMar>
+              <w:top w:w="80" w:type="dxa"/>
+              <w:left w:w="120" w:type="dxa"/>
+              <w:bottom w:w="80" w:type="dxa"/>
+              <w:right w:w="120" w:type="dxa"/>
+            </w:tcMar>
+          </w:tcPr>
+          <w:p>
+            <w:pPr>
+              <w:rPr>
+                <w:rFonts w:asciiTheme="minorHAnsi" w:hAnsiTheme="minorHAnsi"/>
+              </w:rPr>
+            </w:pPr>
+            <w:r>
+              <w:rPr>
+                <w:rFonts w:asciiTheme="minorHAnsi" w:hAnsiTheme="minorHAnsi"/>
+                <w:b/>
+                <w:bCs/>
+                <w:color w:val="FFFFFF"/>
+              </w:rPr>
+              <w:t>Component Pin</w:t>
+            </w:r>
+          </w:p>
+        </w:tc>
+        <w:tc>
+          <w:tcPr>
+            <w:tcW w:w="3280" w:type="dxa"/>
+            <w:shd w:val="clear" w:color="auto" w:fill="1B5E8A"/>
+            <w:tcMar>
+              <w:top w:w="80" w:type="dxa"/>
+              <w:left w:w="120" w:type="dxa"/>
+              <w:bottom w:w="80" w:type="dxa"/>
+              <w:right w:w="120" w:type="dxa"/>
+            </w:tcMar>
+          </w:tcPr>
+          <w:p>
+            <w:pPr>
+              <w:rPr>
+                <w:rFonts w:asciiTheme="minorHAnsi" w:hAnsiTheme="minorHAnsi"/>
+              </w:rPr>
+            </w:pPr>
+            <w:r>
+              <w:rPr>
+                <w:rFonts w:asciiTheme="minorHAnsi" w:hAnsiTheme="minorHAnsi"/>
+                <w:b/>
+                <w:bCs/>
+                <w:color w:val="FFFFFF"/>
+              </w:rPr>
+              <w:t>Connects To</w:t>
+            </w:r>
+          </w:p>
+        </w:tc>
+        <w:tc>
+          <w:tcPr>
+            <w:tcW w:w="3280" w:type="dxa"/>
+            <w:shd w:val="clear" w:color="auto" w:fill="1B5E8A"/>
+            <w:tcMar>
+              <w:top w:w="80" w:type="dxa"/>
+              <w:left w:w="120" w:type="dxa"/>
+              <w:bottom w:w="80" w:type="dxa"/>
+              <w:right w:w="120" w:type="dxa"/>
+            </w:tcMar>
+          </w:tcPr>
+          <w:p>
+            <w:pPr>
+              <w:rPr>
+                <w:rFonts w:asciiTheme="minorHAnsi" w:hAnsiTheme="minorHAnsi"/>
+              </w:rPr>
+            </w:pPr>
+            <w:r>
+              <w:rPr>
+                <w:rFonts w:asciiTheme="minorHAnsi" w:hAnsiTheme="minorHAnsi"/>
+                <w:b/>
+                <w:bCs/>
+                <w:color w:val="FFFFFF"/>
+              </w:rPr>
+              <w:t>Notes</w:t>
+            </w:r>
+          </w:p>
+        </w:tc>
+      </w:tr>
+      <w:tr>
+        <w:tc>
+          <w:tcPr>
+            <w:tcW w:w="2800" w:type="dxa"/>
+            <w:shd w:val="clear" w:color="auto" w:fill="F5F9FC"/>
+            <w:tcMar>
+              <w:top w:w="80" w:type="dxa"/>
+              <w:left w:w="120" w:type="dxa"/>
+              <w:bottom w:w="80" w:type="dxa"/>
+              <w:right w:w="120" w:type="dxa"/>
+            </w:tcMar>
+          </w:tcPr>
+          <w:p>
+            <w:pPr>
+              <w:rPr>
+                <w:rFonts w:asciiTheme="minorHAnsi" w:hAnsiTheme="minorHAnsi"/>
+              </w:rPr>
+            </w:pPr>
+            <w:r>
+              <w:rPr>
+                <w:rFonts w:asciiTheme="minorHAnsi" w:hAnsiTheme="minorHAnsi"/>
+              </w:rPr>
+              <w:t>CS</w:t>
+            </w:r>
+          </w:p>
+        </w:tc>
+        <w:tc>
+          <w:tcPr>
+            <w:tcW w:w="3280" w:type="dxa"/>
+            <w:shd w:val="clear" w:color="auto" w:fill="F5F9FC"/>
+            <w:tcMar>
+              <w:top w:w="80" w:type="dxa"/>
+              <w:left w:w="120" w:type="dxa"/>
+              <w:bottom w:w="80" w:type="dxa"/>
+              <w:right w:w="120" w:type="dxa"/>
+            </w:tcMar>
+          </w:tcPr>
+          <w:p>
+            <w:pPr>
+              <w:rPr>
+                <w:rFonts w:asciiTheme="minorHAnsi" w:hAnsiTheme="minorHAnsi"/>
+              </w:rPr>
+            </w:pPr>
+            <w:r>
+              <w:rPr>
+                <w:rFonts w:asciiTheme="minorHAnsi" w:hAnsiTheme="minorHAnsi"/>
+              </w:rPr>
+              <w:t>GPIO33</w:t>
+            </w:r>
+          </w:p>
+        </w:tc>
+        <w:tc>
+          <w:tcPr>
+            <w:tcW w:w="3280" w:type="dxa"/>
+            <w:shd w:val="clear" w:color="auto" w:fill="F5F9FC"/>
+            <w:tcMar>
+              <w:top w:w="80" w:type="dxa"/>
+              <w:left w:w="120" w:type="dxa"/>
+              <w:bottom w:w="80" w:type="dxa"/>
+              <w:right w:w="120" w:type="dxa"/>
+            </w:tcMar>
+          </w:tcPr>
+          <w:p>
+            <w:pPr>
+              <w:rPr>
+                <w:rFonts w:asciiTheme="minorHAnsi" w:hAnsiTheme="minorHAnsi"/>
+              </w:rPr>
+            </w:pPr>
+            <w:r>
+              <w:rPr>
+                <w:rFonts w:asciiTheme="minorHAnsi" w:hAnsiTheme="minorHAnsi"/>
+              </w:rPr>
+              <w:t>Chip select</w:t>
+            </w:r>
+          </w:p>
+        </w:tc>
+      </w:tr>
+      <w:tr>
+        <w:tc>
+          <w:tcPr>
+            <w:tcW w:w="2800" w:type="dxa"/>
+            <w:shd w:val="clear" w:color="auto" w:fill="FFFFFF"/>
+            <w:tcMar>
+              <w:top w:w="80" w:type="dxa"/>
+              <w:left w:w="120" w:type="dxa"/>
+              <w:bottom w:w="80" w:type="dxa"/>
+              <w:right w:w="120" w:type="dxa"/>
+            </w:tcMar>
+          </w:tcPr>
+          <w:p>
+            <w:pPr>
+              <w:rPr>
+                <w:rFonts w:asciiTheme="minorHAnsi" w:hAnsiTheme="minorHAnsi"/>
+              </w:rPr>
+            </w:pPr>
+            <w:r>
+              <w:rPr>
+                <w:rFonts w:asciiTheme="minorHAnsi" w:hAnsiTheme="minorHAnsi"/>
+              </w:rPr>
+              <w:t>SCK</w:t>
+            </w:r>
+          </w:p>
+        </w:tc>
+        <w:tc>
+          <w:tcPr>
+            <w:tcW w:w="3280" w:type="dxa"/>
+            <w:shd w:val="clear" w:color="auto" w:fill="FFFFFF"/>
+            <w:tcMar>
+              <w:top w:w="80" w:type="dxa"/>
+              <w:left w:w="120" w:type="dxa"/>
+              <w:bottom w:w="80" w:type="dxa"/>
+              <w:right w:w="120" w:type="dxa"/>
+            </w:tcMar>
+          </w:tcPr>
+          <w:p>
+            <w:pPr>
+              <w:rPr>
+                <w:rFonts w:asciiTheme="minorHAnsi" w:hAnsiTheme="minorHAnsi"/>
+              </w:rPr>
+            </w:pPr>
+            <w:r>
+              <w:rPr>
+                <w:rFonts w:asciiTheme="minorHAnsi" w:hAnsiTheme="minorHAnsi"/>
+              </w:rPr>
+              <w:t>GPIO34</w:t>
+            </w:r>
+          </w:p>
+        </w:tc>
+        <w:tc>
+          <w:tcPr>
+            <w:tcW w:w="3280" w:type="dxa"/>
+            <w:shd w:val="clear" w:color="auto" w:fill="FFFFFF"/>
+            <w:tcMar>
+              <w:top w:w="80" w:type="dxa"/>
+              <w:left w:w="120" w:type="dxa"/>
+              <w:bottom w:w="80" w:type="dxa"/>
+              <w:right w:w="120" w:type="dxa"/>
+            </w:tcMar>
+          </w:tcPr>
+          <w:p>
+            <w:pPr>
+              <w:rPr>
+                <w:rFonts w:asciiTheme="minorHAnsi" w:hAnsiTheme="minorHAnsi"/>
+              </w:rPr>
+            </w:pPr>
+            <w:r>
+              <w:rPr>
+                <w:rFonts w:asciiTheme="minorHAnsi" w:hAnsiTheme="minorHAnsi"/>
+              </w:rPr>
+              <w:t>SPI clock</w:t>
+            </w:r>
+          </w:p>
+        </w:tc>
+      </w:tr>
+      <w:tr>
+        <w:tc>
+          <w:tcPr>
+            <w:tcW w:w="2800" w:type="dxa"/>
+            <w:shd w:val="clear" w:color="auto" w:fill="F5F9FC"/>
+            <w:tcMar>
+              <w:top w:w="80" w:type="dxa"/>
+              <w:left w:w="120" w:type="dxa"/>
+              <w:bottom w:w="80" w:type="dxa"/>
+              <w:right w:w="120" w:type="dxa"/>
+            </w:tcMar>
+          </w:tcPr>
+          <w:p>
+            <w:pPr>
+              <w:rPr>
+                <w:rFonts w:asciiTheme="minorHAnsi" w:hAnsiTheme="minorHAnsi"/>
+              </w:rPr>
+            </w:pPr>
+            <w:r>
+              <w:rPr>
+                <w:rFonts w:asciiTheme="minorHAnsi" w:hAnsiTheme="minorHAnsi"/>
+              </w:rPr>
+              <w:t>MOSI</w:t>
+            </w:r>
+          </w:p>
+        </w:tc>
+        <w:tc>
+          <w:tcPr>
+            <w:tcW w:w="3280" w:type="dxa"/>
+            <w:shd w:val="clear" w:color="auto" w:fill="F5F9FC"/>
+            <w:tcMar>
+              <w:top w:w="80" w:type="dxa"/>
+              <w:left w:w="120" w:type="dxa"/>
+              <w:bottom w:w="80" w:type="dxa"/>
+              <w:right w:w="120" w:type="dxa"/>
+            </w:tcMar>
+          </w:tcPr>
+          <w:p>
+            <w:pPr>
+              <w:rPr>
+                <w:rFonts w:asciiTheme="minorHAnsi" w:hAnsiTheme="minorHAnsi"/>
+              </w:rPr>
+            </w:pPr>
+            <w:r>
+              <w:rPr>
+                <w:rFonts w:asciiTheme="minorHAnsi" w:hAnsiTheme="minorHAnsi"/>
+              </w:rPr>
+              <w:t>GPIO35</w:t>
+            </w:r>
+          </w:p>
+        </w:tc>
+        <w:tc>
+          <w:tcPr>
+            <w:tcW w:w="3280" w:type="dxa"/>
+            <w:shd w:val="clear" w:color="auto" w:fill="F5F9FC"/>
+            <w:tcMar>
+              <w:top w:w="80" w:type="dxa"/>
+              <w:left w:w="120" w:type="dxa"/>
+              <w:bottom w:w="80" w:type="dxa"/>
+              <w:right w:w="120" w:type="dxa"/>
+            </w:tcMar>
+          </w:tcPr>
+          <w:p>
+            <w:pPr>
+              <w:rPr>
+                <w:rFonts w:asciiTheme="minorHAnsi" w:hAnsiTheme="minorHAnsi"/>
+              </w:rPr>
+            </w:pPr>
+            <w:r>
+              <w:rPr>
+                <w:rFonts w:asciiTheme="minorHAnsi" w:hAnsiTheme="minorHAnsi"/>
+              </w:rPr>
+              <w:t>Data to SD card</w:t>
+            </w:r>
+          </w:p>
+        </w:tc>
+      </w:tr>
+      <w:tr>
+        <w:tc>
+          <w:tcPr>
+            <w:tcW w:w="2800" w:type="dxa"/>
+            <w:shd w:val="clear" w:color="auto" w:fill="FFFFFF"/>
+            <w:tcMar>
+              <w:top w:w="80" w:type="dxa"/>
+              <w:left w:w="120" w:type="dxa"/>
+              <w:bottom w:w="80" w:type="dxa"/>
+              <w:right w:w="120" w:type="dxa"/>
+            </w:tcMar>
+          </w:tcPr>
+          <w:p>
+            <w:pPr>
+              <w:rPr>
+                <w:rFonts w:asciiTheme="minorHAnsi" w:hAnsiTheme="minorHAnsi"/>
+              </w:rPr>
+            </w:pPr>
+            <w:r>
+              <w:rPr>
+                <w:rFonts w:asciiTheme="minorHAnsi" w:hAnsiTheme="minorHAnsi"/>
+              </w:rPr>
+              <w:t>MISO</w:t>
+            </w:r>
+          </w:p>
+        </w:tc>
+        <w:tc>
+          <w:tcPr>
+            <w:tcW w:w="3280" w:type="dxa"/>
+            <w:shd w:val="clear" w:color="auto" w:fill="FFFFFF"/>
+            <w:tcMar>
+              <w:top w:w="80" w:type="dxa"/>
+              <w:left w:w="120" w:type="dxa"/>
+              <w:bottom w:w="80" w:type="dxa"/>
+              <w:right w:w="120" w:type="dxa"/>
+            </w:tcMar>
+          </w:tcPr>
+          <w:p>
+            <w:pPr>
+              <w:rPr>
+                <w:rFonts w:asciiTheme="minorHAnsi" w:hAnsiTheme="minorHAnsi"/>
+              </w:rPr>
+            </w:pPr>
+            <w:r>
+              <w:rPr>
+                <w:rFonts w:asciiTheme="minorHAnsi" w:hAnsiTheme="minorHAnsi"/>
+              </w:rPr>
+              <w:t>GPIO36</w:t>
+            </w:r>
+          </w:p>
+        </w:tc>
+        <w:tc>
+          <w:tcPr>
+            <w:tcW w:w="3280" w:type="dxa"/>
+            <w:shd w:val="clear" w:color="auto" w:fill="FFFFFF"/>
+            <w:tcMar>
+              <w:top w:w="80" w:type="dxa"/>
+              <w:left w:w="120" w:type="dxa"/>
+              <w:bottom w:w="80" w:type="dxa"/>
+              <w:right w:w="120" w:type="dxa"/>
+            </w:tcMar>
+          </w:tcPr>
+          <w:p>
+            <w:pPr>
+              <w:rPr>
+                <w:rFonts w:asciiTheme="minorHAnsi" w:hAnsiTheme="minorHAnsi"/>
+              </w:rPr>
+            </w:pPr>
+            <w:r>
+              <w:rPr>
+                <w:rFonts w:asciiTheme="minorHAnsi" w:hAnsiTheme="minorHAnsi"/>
+              </w:rPr>
+              <w:t>Data from SD card</w:t>
+            </w:r>
+          </w:p>
+        </w:tc>
+      </w:tr>
+      <w:tr>
+        <w:tc>
+          <w:tcPr>
+            <w:tcW w:w="2800" w:type="dxa"/>
+            <w:shd w:val="clear" w:color="auto" w:fill="F5F9FC"/>
+            <w:tcMar>
+              <w:top w:w="80" w:type="dxa"/>
+              <w:left w:w="120" w:type="dxa"/>
+              <w:bottom w:w="80" w:type="dxa"/>
+              <w:right w:w="120" w:type="dxa"/>
+            </w:tcMar>
+          </w:tcPr>
+          <w:p>
+            <w:pPr>
+              <w:rPr>
+                <w:rFonts w:asciiTheme="minorHAnsi" w:hAnsiTheme="minorHAnsi"/>
+              </w:rPr>
+            </w:pPr>
+            <w:r>
+              <w:rPr>
+                <w:rFonts w:asciiTheme="minorHAnsi" w:hAnsiTheme="minorHAnsi"/>
+              </w:rPr>
+              <w:t>VCC</w:t>
+            </w:r>
+          </w:p>
+        </w:tc>
+        <w:tc>
+          <w:tcPr>
+            <w:tcW w:w="3280" w:type="dxa"/>
+            <w:shd w:val="clear" w:color="auto" w:fill="F5F9FC"/>
+            <w:tcMar>
+              <w:top w:w="80" w:type="dxa"/>
+              <w:left w:w="120" w:type="dxa"/>
+              <w:bottom w:w="80" w:type="dxa"/>
+              <w:right w:w="120" w:type="dxa"/>
+            </w:tcMar>
+          </w:tcPr>
+          <w:p>
+            <w:pPr>
+              <w:rPr>
+                <w:rFonts w:asciiTheme="minorHAnsi" w:hAnsiTheme="minorHAnsi"/>
+              </w:rPr>
+            </w:pPr>
+            <w:r>
+              <w:rPr>
+                <w:rFonts w:asciiTheme="minorHAnsi" w:hAnsiTheme="minorHAnsi"/>
+              </w:rPr>
+              <w:t>VEXT (5V pin)</w:t>
+            </w:r>
+          </w:p>
+        </w:tc>
+        <w:tc>
+          <w:tcPr>
+            <w:tcW w:w="3280" w:type="dxa"/>
+            <w:shd w:val="clear" w:color="auto" w:fill="F5F9FC"/>
+            <w:tcMar>
+              <w:top w:w="80" w:type="dxa"/>
+              <w:left w:w="120" w:type="dxa"/>
+              <w:bottom w:w="80" w:type="dxa"/>
+              <w:right w:w="120" w:type="dxa"/>
+            </w:tcMar>
+          </w:tcPr>
+          <w:p>
+            <w:pPr>
+              <w:rPr>
+                <w:rFonts w:asciiTheme="minorHAnsi" w:hAnsiTheme="minorHAnsi"/>
+              </w:rPr>
+            </w:pPr>
+            <w:r>
+              <w:rPr>
+                <w:rFonts w:asciiTheme="minorHAnsi" w:hAnsiTheme="minorHAnsi"/>
+              </w:rPr>
+              <w:t xml:space="preserve">Power </w:t>
+            </w:r>
+            <w:r>
+              <w:rPr>
+                <w:rFonts w:asciiTheme="minorHAnsi" w:hAnsiTheme="minorHAnsi"/>
+              </w:rPr>
+              <w:t xml:space="preserve">- </w:t>
+            </w:r>
+            <w:r>
+              <w:rPr>
+                <w:rFonts w:asciiTheme="minorHAnsi" w:hAnsiTheme="minorHAnsi"/>
+              </w:rPr>
+              <w:t>must be 5V not 3.3V</w:t>
+            </w:r>
+          </w:p>
+        </w:tc>
+      </w:tr>
+      <w:tr>
+        <w:tc>
+          <w:tcPr>
+            <w:tcW w:w="2800" w:type="dxa"/>
+            <w:shd w:val="clear" w:color="auto" w:fill="FFFFFF"/>
+            <w:tcMar>
+              <w:top w:w="80" w:type="dxa"/>
+              <w:left w:w="120" w:type="dxa"/>
+              <w:bottom w:w="80" w:type="dxa"/>
+              <w:right w:w="120" w:type="dxa"/>
+            </w:tcMar>
+          </w:tcPr>
+          <w:p>
+            <w:pPr>
+              <w:rPr>
+                <w:rFonts w:asciiTheme="minorHAnsi" w:hAnsiTheme="minorHAnsi"/>
+              </w:rPr>
+            </w:pPr>
+            <w:r>
+              <w:rPr>
+                <w:rFonts w:asciiTheme="minorHAnsi" w:hAnsiTheme="minorHAnsi"/>
+              </w:rPr>
+              <w:t>GND</w:t>
+            </w:r>
+          </w:p>
+        </w:tc>
+        <w:tc>
+          <w:tcPr>
+            <w:tcW w:w="3280" w:type="dxa"/>
+            <w:shd w:val="clear" w:color="auto" w:fill="FFFFFF"/>
+            <w:tcMar>
+              <w:top w:w="80" w:type="dxa"/>
+              <w:left w:w="120" w:type="dxa"/>
+              <w:bottom w:w="80" w:type="dxa"/>
+              <w:right w:w="120" w:type="dxa"/>
+            </w:tcMar>
+          </w:tcPr>
+          <w:p>
+            <w:pPr>
+              <w:rPr>
+                <w:rFonts w:asciiTheme="minorHAnsi" w:hAnsiTheme="minorHAnsi"/>
+              </w:rPr>
+            </w:pPr>
+            <w:r>
+              <w:rPr>
+                <w:rFonts w:asciiTheme="minorHAnsi" w:hAnsiTheme="minorHAnsi"/>
+              </w:rPr>
+              <w:t>GND rail</w:t>
+            </w:r>
+          </w:p>
+        </w:tc>
+        <w:tc>
+          <w:tcPr>
+            <w:tcW w:w="3280" w:type="dxa"/>
+            <w:shd w:val="clear" w:color="auto" w:fill="FFFFFF"/>
+            <w:tcMar>
+              <w:top w:w="80" w:type="dxa"/>
+              <w:left w:w="120" w:type="dxa"/>
+              <w:bottom w:w="80" w:type="dxa"/>
+              <w:right w:w="120" w:type="dxa"/>
+            </w:tcMar>
+          </w:tcPr>
+          <w:p>
+            <w:pPr>
+              <w:rPr>
+                <w:rFonts w:asciiTheme="minorHAnsi" w:hAnsiTheme="minorHAnsi"/>
+              </w:rPr>
+            </w:pPr>
+            <w:r>
+              <w:rPr>
+                <w:rFonts w:asciiTheme="minorHAnsi" w:hAnsiTheme="minorHAnsi"/>
+              </w:rPr>
+              <w:t>Ground</w:t>
+            </w:r>
+          </w:p>
+        </w:tc>
+      </w:tr>
+    </w:tbl>
+    <w:p>
+      <w:pPr>
+        <w:pStyle w:val="Heading1"/>
+        <w:rPr>
+          <w:rFonts w:asciiTheme="minorHAnsi" w:hAnsiTheme="minorHAnsi"/>
+          <w:color w:val="1B5E8A"/>
+        </w:rPr>
+      </w:pPr>
+      <w:r>
+        <w:rPr>
+          <w:rFonts w:asciiTheme="minorHAnsi" w:hAnsiTheme="minorHAnsi"/>
+          <w:color w:val="1B5E8A"/>
+        </w:rPr>
+        <w:t xml:space="preserve"> </w:t>
+      </w:r>
+    </w:p>
+    <w:p>
+      <w:pPr>
+        <w:pStyle w:val="Heading1"/>
+        <w:rPr>
+          <w:rFonts w:asciiTheme="minorHAnsi" w:hAnsiTheme="minorHAnsi"/>
+          <w:color w:val="1B5E8A"/>
+        </w:rPr>
+      </w:pPr>
+      <w:r>
+        <w:rPr>
+          <w:noProof/>
+        </w:rPr>
+        <w:lastRenderedPageBreak/>
+        <w:drawing>
+          <wp:inline distT="0" distB="0" distL="0" distR="0" wp14:anchorId="4633FEFC" wp14:editId="06A6F09B">
+            <wp:extent cx="5943600" cy="3714750"/>
+            <wp:effectExtent l="0" t="0" r="0" b="0"/>
+            <wp:docPr id="1815260197" name="Picture 1"/>
+            <wp:cNvGraphicFramePr>
+              <a:graphicFrameLocks xmlns:a="http://schemas.openxmlformats.org/drawingml/2006/main" noChangeAspect="1"/>
+            </wp:cNvGraphicFramePr>
+            <a:graphic xmlns:a="http://schemas.openxmlformats.org/drawingml/2006/main">
+              <a:graphicData uri="http://schemas.openxmlformats.org/drawingml/2006/picture">
+                <pic:pic xmlns:pic="http://schemas.openxmlformats.org/drawingml/2006/picture">
+                  <pic:nvPicPr>
+                    <pic:cNvPr id="1815260197" name=""/>
+                    <pic:cNvPicPr/>
+                  </pic:nvPicPr>
+                  <pic:blipFill>
+                    <a:blip r:embed="rId5"/>
+                    <a:stretch>
+                      <a:fillRect/>
+                    </a:stretch>
+                  </pic:blipFill>
+                  <pic:spPr>
+                    <a:xfrm>
+                      <a:off x="0" y="0"/>
+                      <a:ext cx="5943600" cy="3714750"/>
+                    </a:xfrm>
+                    <a:prstGeom prst="rect">
+                      <a:avLst/>
+                    </a:prstGeom>
+                  </pic:spPr>
+                </pic:pic>
+              </a:graphicData>
+            </a:graphic>
+          </wp:inline>
+        </w:drawing>
+      </w:r>
+    </w:p>
+    <w:p>
+      <w:pPr>
+        <w:pStyle w:val="Heading1"/>
+        <w:rPr>
+          <w:rFonts w:asciiTheme="minorHAnsi" w:hAnsiTheme="minorHAnsi"/>
+        </w:rPr>
+      </w:pPr>
+      <w:proofErr w:type="spellStart"/>
+      <w:r>
+        <w:rPr>
+          <w:rFonts w:asciiTheme="minorHAnsi" w:hAnsiTheme="minorHAnsi"/>
+          <w:color w:val="1B5E8A"/>
+        </w:rPr>
+        <w:t>NeoPixel</w:t>
+      </w:r>
+      <w:proofErr w:type="spellEnd"/>
+      <w:r>
+        <w:rPr>
+          <w:rFonts w:asciiTheme="minorHAnsi" w:hAnsiTheme="minorHAnsi"/>
+          <w:color w:val="1B5E8A"/>
+        </w:rPr>
+        <w:t xml:space="preserve"> Ring 12</w:t>
+      </w:r>
+      <w:r>
+        <w:rPr>
+          <w:rFonts w:asciiTheme="minorHAnsi" w:hAnsiTheme="minorHAnsi"/>
+          <w:color w:val="1B5E8A"/>
+        </w:rPr>
+        <w:t>x2</w:t>
+      </w:r>
+      <w:r>
+        <w:rPr>
+          <w:rFonts w:asciiTheme="minorHAnsi" w:hAnsiTheme="minorHAnsi"/>
+          <w:color w:val="1B5E8A"/>
+        </w:rPr>
+        <w:t xml:space="preserve"> (Status Indicator)</w:t>
+      </w:r>
+    </w:p>
+    <w:p>
+      <w:pPr>
+        <w:spacing w:before="80" w:after="80"/>
+        <w:rPr>
+          <w:rFonts w:asciiTheme="minorHAnsi" w:hAnsiTheme="minorHAnsi"/>
+        </w:rPr>
+      </w:pPr>
+      <w:r>
+        <w:rPr>
+          <w:rFonts w:asciiTheme="minorHAnsi" w:hAnsiTheme="minorHAnsi"/>
+        </w:rPr>
+        <w:t xml:space="preserve">The </w:t>
+      </w:r>
+      <w:proofErr w:type="spellStart"/>
+      <w:r>
+        <w:rPr>
+          <w:rFonts w:asciiTheme="minorHAnsi" w:hAnsiTheme="minorHAnsi"/>
+        </w:rPr>
+        <w:t>NeoPixel</w:t>
+      </w:r>
+      <w:proofErr w:type="spellEnd"/>
+      <w:r>
+        <w:rPr>
+          <w:rFonts w:asciiTheme="minorHAnsi" w:hAnsiTheme="minorHAnsi"/>
+        </w:rPr>
+        <w:t xml:space="preserve"> Ring 12 acts as the flood alert and system status indicator. It has three pads: 5V DC Power, GND, and Data Input. The Data Input pad receives the signal from the </w:t>
+      </w:r>
+      <w:proofErr w:type="spellStart"/>
+      <w:r>
+        <w:rPr>
+          <w:rFonts w:asciiTheme="minorHAnsi" w:hAnsiTheme="minorHAnsi"/>
+        </w:rPr>
+        <w:t>Heltec</w:t>
+      </w:r>
+      <w:proofErr w:type="spellEnd"/>
+      <w:r>
+        <w:rPr>
+          <w:rFonts w:asciiTheme="minorHAnsi" w:hAnsiTheme="minorHAnsi"/>
+        </w:rPr>
+        <w:t xml:space="preserve">. </w:t>
+      </w:r>
+    </w:p>
+    <w:tbl>
+      <w:tblPr>
+        <w:tblW w:w="9360" w:type="dxa"/>
+        <w:tblBorders>
+          <w:top w:val="single" w:sz="4" w:space="0" w:color="auto"/>
+          <w:left w:val="single" w:sz="4" w:space="0" w:color="auto"/>
+          <w:bottom w:val="single" w:sz="4" w:space="0" w:color="auto"/>
+          <w:right w:val="single" w:sz="4" w:space="0" w:color="auto"/>
+          <w:insideH w:val="single" w:sz="4" w:space="0" w:color="auto"/>
+          <w:insideV w:val="single" w:sz="4" w:space="0" w:color="auto"/>
+        </w:tblBorders>
+        <w:tblCellMar>
+          <w:left w:w="10" w:type="dxa"/>
+          <w:right w:w="10" w:type="dxa"/>
+        </w:tblCellMar>
+        <w:tblLook w:val="04A0" w:firstRow="1" w:lastRow="0" w:firstColumn="1" w:lastColumn="0" w:noHBand="0" w:noVBand="1"/>
+      </w:tblPr>
+      <w:tblGrid>
+        <w:gridCol w:w="2800"/>
+        <w:gridCol w:w="3280"/>
+        <w:gridCol w:w="3280"/>
+      </w:tblGrid>
+      <w:tr>
+        <w:trPr>
+          <w:tblHeader/>
+        </w:trPr>
+        <w:tc>
+          <w:tcPr>
+            <w:tcW w:w="2800" w:type="dxa"/>
+            <w:shd w:val="clear" w:color="auto" w:fill="1B5E8A"/>
+            <w:tcMar>
+              <w:top w:w="80" w:type="dxa"/>
+              <w:left w:w="120" w:type="dxa"/>
+              <w:bottom w:w="80" w:type="dxa"/>
+              <w:right w:w="120" w:type="dxa"/>
+            </w:tcMar>
+          </w:tcPr>
+          <w:p>
+            <w:pPr>
+              <w:rPr>
+                <w:rFonts w:asciiTheme="minorHAnsi" w:hAnsiTheme="minorHAnsi"/>
+              </w:rPr>
+            </w:pPr>
+            <w:r>
+              <w:rPr>
+                <w:rFonts w:asciiTheme="minorHAnsi" w:hAnsiTheme="minorHAnsi"/>
+                <w:b/>
+                <w:bCs/>
+                <w:color w:val="FFFFFF"/>
+              </w:rPr>
+              <w:t>Component Pin</w:t>
+            </w:r>
+          </w:p>
+        </w:tc>
+        <w:tc>
+          <w:tcPr>
+            <w:tcW w:w="3280" w:type="dxa"/>
+            <w:shd w:val="clear" w:color="auto" w:fill="1B5E8A"/>
+            <w:tcMar>
+              <w:top w:w="80" w:type="dxa"/>
+              <w:left w:w="120" w:type="dxa"/>
+              <w:bottom w:w="80" w:type="dxa"/>
+              <w:right w:w="120" w:type="dxa"/>
+            </w:tcMar>
+          </w:tcPr>
+          <w:p>
+            <w:pPr>
+              <w:rPr>
+                <w:rFonts w:asciiTheme="minorHAnsi" w:hAnsiTheme="minorHAnsi"/>
+              </w:rPr>
+            </w:pPr>
+            <w:r>
+              <w:rPr>
+                <w:rFonts w:asciiTheme="minorHAnsi" w:hAnsiTheme="minorHAnsi"/>
+                <w:b/>
+                <w:bCs/>
+                <w:color w:val="FFFFFF"/>
+              </w:rPr>
+              <w:t>Connects To</w:t>
+            </w:r>
+          </w:p>
+        </w:tc>
+        <w:tc>
+          <w:tcPr>
+            <w:tcW w:w="3280" w:type="dxa"/>
+            <w:shd w:val="clear" w:color="auto" w:fill="1B5E8A"/>
+            <w:tcMar>
+              <w:top w:w="80" w:type="dxa"/>
+              <w:left w:w="120" w:type="dxa"/>
+              <w:bottom w:w="80" w:type="dxa"/>
+              <w:right w:w="120" w:type="dxa"/>
+            </w:tcMar>
+          </w:tcPr>
+          <w:p>
+            <w:pPr>
+              <w:rPr>
+                <w:rFonts w:asciiTheme="minorHAnsi" w:hAnsiTheme="minorHAnsi"/>
+              </w:rPr>
+            </w:pPr>
+            <w:r>
+              <w:rPr>
+                <w:rFonts w:asciiTheme="minorHAnsi" w:hAnsiTheme="minorHAnsi"/>
+                <w:b/>
+                <w:bCs/>
+                <w:color w:val="FFFFFF"/>
+              </w:rPr>
+              <w:t>Notes</w:t>
+            </w:r>
+          </w:p>
+        </w:tc>
+      </w:tr>
+      <w:tr>
+        <w:tc>
+          <w:tcPr>
+            <w:tcW w:w="2800" w:type="dxa"/>
+            <w:shd w:val="clear" w:color="auto" w:fill="F5F9FC"/>
+            <w:tcMar>
+              <w:top w:w="80" w:type="dxa"/>
+              <w:left w:w="120" w:type="dxa"/>
+              <w:bottom w:w="80" w:type="dxa"/>
+              <w:right w:w="120" w:type="dxa"/>
+            </w:tcMar>
+          </w:tcPr>
+          <w:p>
+            <w:pPr>
+              <w:rPr>
+                <w:rFonts w:asciiTheme="minorHAnsi" w:hAnsiTheme="minorHAnsi"/>
+              </w:rPr>
+            </w:pPr>
+            <w:r>
+              <w:rPr>
+                <w:rFonts w:asciiTheme="minorHAnsi" w:hAnsiTheme="minorHAnsi"/>
+              </w:rPr>
+              <w:t>5V DC Power</w:t>
+            </w:r>
+          </w:p>
+        </w:tc>
+        <w:tc>
+          <w:tcPr>
+            <w:tcW w:w="3280" w:type="dxa"/>
+            <w:shd w:val="clear" w:color="auto" w:fill="F5F9FC"/>
+            <w:tcMar>
+              <w:top w:w="80" w:type="dxa"/>
+              <w:left w:w="120" w:type="dxa"/>
+              <w:bottom w:w="80" w:type="dxa"/>
+              <w:right w:w="120" w:type="dxa"/>
+            </w:tcMar>
+          </w:tcPr>
+          <w:p>
+            <w:pPr>
+              <w:rPr>
+                <w:rFonts w:asciiTheme="minorHAnsi" w:hAnsiTheme="minorHAnsi"/>
+              </w:rPr>
+            </w:pPr>
+            <w:r>
+              <w:rPr>
+                <w:rFonts w:asciiTheme="minorHAnsi" w:hAnsiTheme="minorHAnsi"/>
+              </w:rPr>
+              <w:t>VEXT (5V pin)</w:t>
+            </w:r>
+          </w:p>
+        </w:tc>
+        <w:tc>
+          <w:tcPr>
+            <w:tcW w:w="3280" w:type="dxa"/>
+            <w:shd w:val="clear" w:color="auto" w:fill="F5F9FC"/>
+            <w:tcMar>
+              <w:top w:w="80" w:type="dxa"/>
+              <w:left w:w="120" w:type="dxa"/>
+              <w:bottom w:w="80" w:type="dxa"/>
+              <w:right w:w="120" w:type="dxa"/>
+            </w:tcMar>
+          </w:tcPr>
+          <w:p>
+            <w:pPr>
+              <w:rPr>
+                <w:rFonts w:asciiTheme="minorHAnsi" w:hAnsiTheme="minorHAnsi"/>
+              </w:rPr>
+            </w:pPr>
+            <w:r>
+              <w:rPr>
+                <w:rFonts w:asciiTheme="minorHAnsi" w:hAnsiTheme="minorHAnsi"/>
+              </w:rPr>
+              <w:t xml:space="preserve">Power </w:t>
+            </w:r>
+            <w:r>
+              <w:rPr>
+                <w:rFonts w:asciiTheme="minorHAnsi" w:hAnsiTheme="minorHAnsi"/>
+              </w:rPr>
+              <w:t xml:space="preserve">- </w:t>
+            </w:r>
+            <w:r>
+              <w:rPr>
+                <w:rFonts w:asciiTheme="minorHAnsi" w:hAnsiTheme="minorHAnsi"/>
+              </w:rPr>
+              <w:t>must be 5V</w:t>
+            </w:r>
+          </w:p>
+        </w:tc>
+      </w:tr>
+      <w:tr>
+        <w:tc>
+          <w:tcPr>
+            <w:tcW w:w="2800" w:type="dxa"/>
+            <w:shd w:val="clear" w:color="auto" w:fill="FFFFFF"/>
+            <w:tcMar>
+              <w:top w:w="80" w:type="dxa"/>
+              <w:left w:w="120" w:type="dxa"/>
+              <w:bottom w:w="80" w:type="dxa"/>
+              <w:right w:w="120" w:type="dxa"/>
+            </w:tcMar>
+          </w:tcPr>
+          <w:p>
+            <w:pPr>
+              <w:rPr>
+                <w:rFonts w:asciiTheme="minorHAnsi" w:hAnsiTheme="minorHAnsi"/>
+              </w:rPr>
+            </w:pPr>
+            <w:r>
+              <w:rPr>
+                <w:rFonts w:asciiTheme="minorHAnsi" w:hAnsiTheme="minorHAnsi"/>
+              </w:rPr>
+              <w:t>GND</w:t>
+            </w:r>
+          </w:p>
+        </w:tc>
+        <w:tc>
+          <w:tcPr>
+            <w:tcW w:w="3280" w:type="dxa"/>
+            <w:shd w:val="clear" w:color="auto" w:fill="FFFFFF"/>
+            <w:tcMar>
+              <w:top w:w="80" w:type="dxa"/>
+              <w:left w:w="120" w:type="dxa"/>
+              <w:bottom w:w="80" w:type="dxa"/>
+              <w:right w:w="120" w:type="dxa"/>
+            </w:tcMar>
+          </w:tcPr>
+          <w:p>
+            <w:pPr>
+              <w:rPr>
+                <w:rFonts w:asciiTheme="minorHAnsi" w:hAnsiTheme="minorHAnsi"/>
+              </w:rPr>
+            </w:pPr>
+            <w:r>
+              <w:rPr>
+                <w:rFonts w:asciiTheme="minorHAnsi" w:hAnsiTheme="minorHAnsi"/>
+              </w:rPr>
+              <w:t>GND rail</w:t>
+            </w:r>
+          </w:p>
+        </w:tc>
+        <w:tc>
+          <w:tcPr>
+            <w:tcW w:w="3280" w:type="dxa"/>
+            <w:shd w:val="clear" w:color="auto" w:fill="FFFFFF"/>
+            <w:tcMar>
+              <w:top w:w="80" w:type="dxa"/>
+              <w:left w:w="120" w:type="dxa"/>
+              <w:bottom w:w="80" w:type="dxa"/>
+              <w:right w:w="120" w:type="dxa"/>
+            </w:tcMar>
+          </w:tcPr>
+          <w:p>
+            <w:pPr>
+              <w:rPr>
+                <w:rFonts w:asciiTheme="minorHAnsi" w:hAnsiTheme="minorHAnsi"/>
+              </w:rPr>
+            </w:pPr>
+            <w:r>
+              <w:rPr>
+                <w:rFonts w:asciiTheme="minorHAnsi" w:hAnsiTheme="minorHAnsi"/>
+              </w:rPr>
+              <w:t>Ground</w:t>
+            </w:r>
+          </w:p>
+        </w:tc>
+      </w:tr>
+      <w:tr>
+        <w:tc>
+          <w:tcPr>
+            <w:tcW w:w="2800" w:type="dxa"/>
             <w:shd w:val="clear" w:color="auto" w:fill="F5F9FC"/>
             <w:tcMar>
               <w:top w:w="80" w:type="dxa"/>
@@ -4493,12 +3996,6 @@
         <w:tc>
           <w:tcPr>
             <w:tcW w:w="3280" w:type="dxa"/>
-            <w:tcBorders>
-              <w:top w:val="single" w:sz="1" w:space="0" w:color="CCCCCC"/>
-              <w:left w:val="single" w:sz="1" w:space="0" w:color="CCCCCC"/>
-              <w:bottom w:val="single" w:sz="1" w:space="0" w:color="CCCCCC"/>
-              <w:right w:val="single" w:sz="1" w:space="0" w:color="CCCCCC"/>
-            </w:tcBorders>
             <w:shd w:val="clear" w:color="auto" w:fill="F5F9FC"/>
             <w:tcMar>
               <w:top w:w="80" w:type="dxa"/>
@@ -4524,12 +4021,6 @@
         <w:tc>
           <w:tcPr>
             <w:tcW w:w="3280" w:type="dxa"/>
-            <w:tcBorders>
-              <w:top w:val="single" w:sz="1" w:space="0" w:color="CCCCCC"/>
-              <w:left w:val="single" w:sz="1" w:space="0" w:color="CCCCCC"/>
-              <w:bottom w:val="single" w:sz="1" w:space="0" w:color="CCCCCC"/>
-              <w:right w:val="single" w:sz="1" w:space="0" w:color="CCCCCC"/>
-            </w:tcBorders>
             <w:shd w:val="clear" w:color="auto" w:fill="F5F9FC"/>
             <w:tcMar>
               <w:top w:w="80" w:type="dxa"/>
@@ -4569,35 +4060,6 @@
           <w:rFonts w:asciiTheme="minorHAnsi" w:hAnsiTheme="minorHAnsi"/>
         </w:rPr>
       </w:pPr>
-    </w:p>
-    <w:p>
-      <w:pPr>
-        <w:spacing w:before="100" w:after="160"/>
-        <w:rPr>
-          <w:rFonts w:asciiTheme="minorHAnsi" w:hAnsiTheme="minorHAnsi"/>
-          <w:i/>
-          <w:iCs/>
-          <w:color w:val="8B4513"/>
-        </w:rPr>
-      </w:pPr>
-      <w:r>
-        <w:rPr>
-          <w:rFonts w:ascii="Segoe UI Symbol" w:hAnsi="Segoe UI Symbol" w:cs="Segoe UI Symbol"/>
-          <w:i/>
-          <w:iCs/>
-          <w:color w:val="8B4513"/>
-        </w:rPr>
-        <w:t>⚠</w:t>
-      </w:r>
-      <w:r>
-        <w:rPr>
-          <w:rFonts w:asciiTheme="minorHAnsi" w:hAnsiTheme="minorHAnsi"/>
-          <w:i/>
-          <w:iCs/>
-          <w:color w:val="8B4513"/>
-        </w:rPr>
-        <w:t xml:space="preserve"> Always connect to Data Input (DIN), not Data Out (DOUT). The ring requires 5V power — 3.3V is insufficient.</w:t>
-      </w:r>
     </w:p>
     <w:p>
       <w:pPr>
@@ -4647,16 +4109,34 @@
         <w:rPr>
           <w:rFonts w:asciiTheme="minorHAnsi" w:hAnsiTheme="minorHAnsi"/>
         </w:rPr>
-        <w:t>The INA219 measures voltage, current and power on the 12V supply line. It connects via I2C and sits in series on the positive 12V wire — current flows through it so it can measure the load. The module appears at I2C address 0x41 (not the default 0x40).</w:t>
+        <w:t xml:space="preserve">The INA219 measures voltage, current and power on the 12V supply line. It connects via I2C and sits in series on the positive 12V </w:t>
       </w:r>
-    </w:p>
-    <w:p>
-      <w:pPr>
-        <w:spacing w:before="80" w:after="80"/>
-        <w:rPr>
-          <w:rFonts w:asciiTheme="minorHAnsi" w:hAnsiTheme="minorHAnsi"/>
-        </w:rPr>
-      </w:pPr>
+      <w:proofErr w:type="gramStart"/>
+      <w:r>
+        <w:rPr>
+          <w:rFonts w:asciiTheme="minorHAnsi" w:hAnsiTheme="minorHAnsi"/>
+        </w:rPr>
+        <w:t xml:space="preserve">wire </w:t>
+      </w:r>
+      <w:r>
+        <w:rPr>
+          <w:rFonts w:asciiTheme="minorHAnsi" w:hAnsiTheme="minorHAnsi"/>
+        </w:rPr>
+        <w:t>,</w:t>
+      </w:r>
+      <w:proofErr w:type="gramEnd"/>
+      <w:r>
+        <w:rPr>
+          <w:rFonts w:asciiTheme="minorHAnsi" w:hAnsiTheme="minorHAnsi"/>
+        </w:rPr>
+        <w:t xml:space="preserve"> </w:t>
+      </w:r>
+      <w:r>
+        <w:rPr>
+          <w:rFonts w:asciiTheme="minorHAnsi" w:hAnsiTheme="minorHAnsi"/>
+        </w:rPr>
+        <w:t xml:space="preserve"> current flows through it so it can measure the load. The module appears at I2C address 0x41 (not the default 0x40).</w:t>
+      </w:r>
     </w:p>
     <w:p>
       <w:pPr>
@@ -4696,12 +4176,6 @@
         <w:gridCol w:w="3280"/>
       </w:tblGrid>
       <w:tr>
-        <w:tblPrEx>
-          <w:tblCellMar>
-            <w:top w:w="0" w:type="dxa"/>
-            <w:bottom w:w="0" w:type="dxa"/>
-          </w:tblCellMar>
-        </w:tblPrEx>
         <w:trPr>
           <w:tblHeader/>
         </w:trPr>
@@ -4809,12 +4283,6 @@
         </w:tc>
       </w:tr>
       <w:tr>
-        <w:tblPrEx>
-          <w:tblCellMar>
-            <w:top w:w="0" w:type="dxa"/>
-            <w:bottom w:w="0" w:type="dxa"/>
-          </w:tblCellMar>
-        </w:tblPrEx>
         <w:tc>
           <w:tcPr>
             <w:tcW w:w="2800" w:type="dxa"/>
@@ -4910,12 +4378,6 @@
         </w:tc>
       </w:tr>
       <w:tr>
-        <w:tblPrEx>
-          <w:tblCellMar>
-            <w:top w:w="0" w:type="dxa"/>
-            <w:bottom w:w="0" w:type="dxa"/>
-          </w:tblCellMar>
-        </w:tblPrEx>
         <w:tc>
           <w:tcPr>
             <w:tcW w:w="2800" w:type="dxa"/>
@@ -5011,12 +4473,6 @@
         </w:tc>
       </w:tr>
       <w:tr>
-        <w:tblPrEx>
-          <w:tblCellMar>
-            <w:top w:w="0" w:type="dxa"/>
-            <w:bottom w:w="0" w:type="dxa"/>
-          </w:tblCellMar>
-        </w:tblPrEx>
         <w:tc>
           <w:tcPr>
             <w:tcW w:w="2800" w:type="dxa"/>
@@ -5044,6 +4500,7 @@
               <w:rPr>
                 <w:rFonts w:asciiTheme="minorHAnsi" w:hAnsiTheme="minorHAnsi"/>
               </w:rPr>
+              <w:lastRenderedPageBreak/>
               <w:t>SDA</w:t>
             </w:r>
           </w:p>
@@ -5112,12 +4569,6 @@
         </w:tc>
       </w:tr>
       <w:tr>
-        <w:tblPrEx>
-          <w:tblCellMar>
-            <w:top w:w="0" w:type="dxa"/>
-            <w:bottom w:w="0" w:type="dxa"/>
-          </w:tblCellMar>
-        </w:tblPrEx>
         <w:tc>
           <w:tcPr>
             <w:tcW w:w="2800" w:type="dxa"/>
@@ -5215,23 +4666,6 @@
     </w:tbl>
     <w:p>
       <w:pPr>
-        <w:spacing w:before="80" w:after="80"/>
-        <w:rPr>
-          <w:rFonts w:asciiTheme="minorHAnsi" w:hAnsiTheme="minorHAnsi"/>
-        </w:rPr>
-      </w:pPr>
-    </w:p>
-    <w:p>
-      <w:pPr>
-        <w:pStyle w:val="Heading2"/>
-        <w:rPr>
-          <w:rFonts w:asciiTheme="minorHAnsi" w:hAnsiTheme="minorHAnsi"/>
-          <w:color w:val="2E86C1"/>
-        </w:rPr>
-      </w:pPr>
-    </w:p>
-    <w:p>
-      <w:pPr>
         <w:pStyle w:val="Heading2"/>
         <w:rPr>
           <w:rFonts w:asciiTheme="minorHAnsi" w:hAnsiTheme="minorHAnsi"/>
@@ -5242,7 +4676,6 @@
           <w:rFonts w:asciiTheme="minorHAnsi" w:hAnsiTheme="minorHAnsi"/>
           <w:color w:val="2E86C1"/>
         </w:rPr>
-        <w:lastRenderedPageBreak/>
         <w:t>In-line current measurement</w:t>
       </w:r>
     </w:p>
@@ -5269,12 +4702,6 @@
         <w:gridCol w:w="3280"/>
       </w:tblGrid>
       <w:tr>
-        <w:tblPrEx>
-          <w:tblCellMar>
-            <w:top w:w="0" w:type="dxa"/>
-            <w:bottom w:w="0" w:type="dxa"/>
-          </w:tblCellMar>
-        </w:tblPrEx>
         <w:trPr>
           <w:tblHeader/>
         </w:trPr>
@@ -5382,12 +4809,6 @@
         </w:tc>
       </w:tr>
       <w:tr>
-        <w:tblPrEx>
-          <w:tblCellMar>
-            <w:top w:w="0" w:type="dxa"/>
-            <w:bottom w:w="0" w:type="dxa"/>
-          </w:tblCellMar>
-        </w:tblPrEx>
         <w:tc>
           <w:tcPr>
             <w:tcW w:w="2800" w:type="dxa"/>
@@ -5483,12 +4904,6 @@
         </w:tc>
       </w:tr>
       <w:tr>
-        <w:tblPrEx>
-          <w:tblCellMar>
-            <w:top w:w="0" w:type="dxa"/>
-            <w:bottom w:w="0" w:type="dxa"/>
-          </w:tblCellMar>
-        </w:tblPrEx>
         <w:tc>
           <w:tcPr>
             <w:tcW w:w="2800" w:type="dxa"/>
@@ -5584,76 +4999,6 @@
         </w:tc>
       </w:tr>
     </w:tbl>
-    <w:p>
-      <w:pPr>
-        <w:spacing w:before="80" w:after="80"/>
-        <w:rPr>
-          <w:rFonts w:asciiTheme="minorHAnsi" w:hAnsiTheme="minorHAnsi"/>
-        </w:rPr>
-      </w:pPr>
-    </w:p>
-    <w:p>
-      <w:pPr>
-        <w:spacing w:before="100" w:after="160"/>
-        <w:rPr>
-          <w:rFonts w:asciiTheme="minorHAnsi" w:hAnsiTheme="minorHAnsi"/>
-        </w:rPr>
-      </w:pPr>
-      <w:r>
-        <w:rPr>
-          <w:rFonts w:ascii="Segoe UI Symbol" w:hAnsi="Segoe UI Symbol" w:cs="Segoe UI Symbol"/>
-          <w:i/>
-          <w:iCs/>
-          <w:color w:val="8B4513"/>
-        </w:rPr>
-        <w:t>⚠</w:t>
-      </w:r>
-      <w:r>
-        <w:rPr>
-          <w:rFonts w:asciiTheme="minorHAnsi" w:hAnsiTheme="minorHAnsi"/>
-          <w:i/>
-          <w:iCs/>
-          <w:color w:val="8B4513"/>
-        </w:rPr>
-        <w:t xml:space="preserve"> VIN+ and VIN</w:t>
-      </w:r>
-      <w:r>
-        <w:rPr>
-          <w:rFonts w:asciiTheme="minorHAnsi" w:hAnsiTheme="minorHAnsi"/>
-          <w:i/>
-          <w:iCs/>
-          <w:color w:val="8B4513"/>
-        </w:rPr>
-        <w:t>-</w:t>
-      </w:r>
-      <w:r>
-        <w:rPr>
-          <w:rFonts w:asciiTheme="minorHAnsi" w:hAnsiTheme="minorHAnsi"/>
-          <w:i/>
-          <w:iCs/>
-          <w:color w:val="8B4513"/>
-        </w:rPr>
-        <w:t xml:space="preserve">must be wired in series with the 12V supply </w:t>
-      </w:r>
-      <w:r>
-        <w:rPr>
-          <w:rFonts w:asciiTheme="minorHAnsi" w:hAnsiTheme="minorHAnsi"/>
-          <w:i/>
-          <w:iCs/>
-          <w:color w:val="8B4513"/>
-        </w:rPr>
-        <w:t>-</w:t>
-      </w:r>
-      <w:r>
-        <w:rPr>
-          <w:rFonts w:asciiTheme="minorHAnsi" w:hAnsiTheme="minorHAnsi"/>
-          <w:i/>
-          <w:iCs/>
-          <w:color w:val="8B4513"/>
-        </w:rPr>
-        <w:t>not both connected to the same rail. The I2C address is 0x41, not the default 0x40. Always specify ina219(0x41) in code.</w:t>
-      </w:r>
-    </w:p>
     <w:p>
       <w:pPr>
         <w:pStyle w:val="Heading1"/>
@@ -5754,12 +5099,6 @@
         <w:gridCol w:w="3280"/>
       </w:tblGrid>
       <w:tr>
-        <w:tblPrEx>
-          <w:tblCellMar>
-            <w:top w:w="0" w:type="dxa"/>
-            <w:bottom w:w="0" w:type="dxa"/>
-          </w:tblCellMar>
-        </w:tblPrEx>
         <w:trPr>
           <w:tblHeader/>
         </w:trPr>
@@ -5867,12 +5206,6 @@
         </w:tc>
       </w:tr>
       <w:tr>
-        <w:tblPrEx>
-          <w:tblCellMar>
-            <w:top w:w="0" w:type="dxa"/>
-            <w:bottom w:w="0" w:type="dxa"/>
-          </w:tblCellMar>
-        </w:tblPrEx>
         <w:tc>
           <w:tcPr>
             <w:tcW w:w="2800" w:type="dxa"/>
@@ -5976,12 +5309,6 @@
         </w:tc>
       </w:tr>
       <w:tr>
-        <w:tblPrEx>
-          <w:tblCellMar>
-            <w:top w:w="0" w:type="dxa"/>
-            <w:bottom w:w="0" w:type="dxa"/>
-          </w:tblCellMar>
-        </w:tblPrEx>
         <w:tc>
           <w:tcPr>
             <w:tcW w:w="2800" w:type="dxa"/>
@@ -6079,57 +5406,21 @@
     </w:tbl>
     <w:p>
       <w:pPr>
-        <w:spacing w:before="80" w:after="80"/>
-        <w:rPr>
-          <w:rFonts w:asciiTheme="minorHAnsi" w:hAnsiTheme="minorHAnsi"/>
+        <w:pStyle w:val="Heading1"/>
+        <w:rPr>
+          <w:rFonts w:asciiTheme="minorHAnsi" w:hAnsiTheme="minorHAnsi"/>
+          <w:color w:val="1B5E8A"/>
         </w:rPr>
       </w:pPr>
     </w:p>
     <w:p>
       <w:pPr>
-        <w:spacing w:before="100" w:after="160"/>
-        <w:rPr>
-          <w:rFonts w:asciiTheme="minorHAnsi" w:hAnsiTheme="minorHAnsi"/>
+        <w:pStyle w:val="Heading1"/>
+        <w:rPr>
+          <w:rFonts w:asciiTheme="minorHAnsi" w:hAnsiTheme="minorHAnsi"/>
+          <w:color w:val="1B5E8A"/>
         </w:rPr>
       </w:pPr>
-      <w:r>
-        <w:rPr>
-          <w:rFonts w:ascii="Segoe UI Symbol" w:hAnsi="Segoe UI Symbol" w:cs="Segoe UI Symbol"/>
-          <w:i/>
-          <w:iCs/>
-          <w:color w:val="8B4513"/>
-        </w:rPr>
-        <w:t>⚠</w:t>
-      </w:r>
-      <w:r>
-        <w:rPr>
-          <w:rFonts w:asciiTheme="minorHAnsi" w:hAnsiTheme="minorHAnsi"/>
-          <w:i/>
-          <w:iCs/>
-          <w:color w:val="8B4513"/>
-        </w:rPr>
-        <w:t xml:space="preserve"> Use a momentary (push-to-make) button, not a toggle switch. The code uses INPUT_</w:t>
-      </w:r>
-      <w:proofErr w:type="gramStart"/>
-      <w:r>
-        <w:rPr>
-          <w:rFonts w:asciiTheme="minorHAnsi" w:hAnsiTheme="minorHAnsi"/>
-          <w:i/>
-          <w:iCs/>
-          <w:color w:val="8B4513"/>
-        </w:rPr>
-        <w:t>PULLUP</w:t>
-      </w:r>
-      <w:proofErr w:type="gramEnd"/>
-      <w:r>
-        <w:rPr>
-          <w:rFonts w:asciiTheme="minorHAnsi" w:hAnsiTheme="minorHAnsi"/>
-          <w:i/>
-          <w:iCs/>
-          <w:color w:val="8B4513"/>
-        </w:rPr>
-        <w:t xml:space="preserve"> so no external resistor is needed. For the final totem, use a vandal-resistant 16mm metal momentary push button.</w:t>
-      </w:r>
     </w:p>
     <w:p>
       <w:pPr>
@@ -6226,12 +5517,6 @@
         <w:gridCol w:w="3280"/>
       </w:tblGrid>
       <w:tr>
-        <w:tblPrEx>
-          <w:tblCellMar>
-            <w:top w:w="0" w:type="dxa"/>
-            <w:bottom w:w="0" w:type="dxa"/>
-          </w:tblCellMar>
-        </w:tblPrEx>
         <w:trPr>
           <w:tblHeader/>
         </w:trPr>
@@ -6339,12 +5624,6 @@
         </w:tc>
       </w:tr>
       <w:tr>
-        <w:tblPrEx>
-          <w:tblCellMar>
-            <w:top w:w="0" w:type="dxa"/>
-            <w:bottom w:w="0" w:type="dxa"/>
-          </w:tblCellMar>
-        </w:tblPrEx>
         <w:tc>
           <w:tcPr>
             <w:tcW w:w="2800" w:type="dxa"/>
@@ -6448,12 +5727,6 @@
         </w:tc>
       </w:tr>
       <w:tr>
-        <w:tblPrEx>
-          <w:tblCellMar>
-            <w:top w:w="0" w:type="dxa"/>
-            <w:bottom w:w="0" w:type="dxa"/>
-          </w:tblCellMar>
-        </w:tblPrEx>
         <w:tc>
           <w:tcPr>
             <w:tcW w:w="2800" w:type="dxa"/>
@@ -6549,12 +5822,6 @@
         </w:tc>
       </w:tr>
       <w:tr>
-        <w:tblPrEx>
-          <w:tblCellMar>
-            <w:top w:w="0" w:type="dxa"/>
-            <w:bottom w:w="0" w:type="dxa"/>
-          </w:tblCellMar>
-        </w:tblPrEx>
         <w:tc>
           <w:tcPr>
             <w:tcW w:w="2800" w:type="dxa"/>
@@ -6650,12 +5917,6 @@
         </w:tc>
       </w:tr>
       <w:tr>
-        <w:tblPrEx>
-          <w:tblCellMar>
-            <w:top w:w="0" w:type="dxa"/>
-            <w:bottom w:w="0" w:type="dxa"/>
-          </w:tblCellMar>
-        </w:tblPrEx>
         <w:tc>
           <w:tcPr>
             <w:tcW w:w="2800" w:type="dxa"/>
@@ -6764,15 +6025,6 @@
         <w:pStyle w:val="Heading2"/>
         <w:rPr>
           <w:rFonts w:asciiTheme="minorHAnsi" w:hAnsiTheme="minorHAnsi"/>
-          <w:color w:val="2E86C1"/>
-        </w:rPr>
-      </w:pPr>
-    </w:p>
-    <w:p>
-      <w:pPr>
-        <w:pStyle w:val="Heading2"/>
-        <w:rPr>
-          <w:rFonts w:asciiTheme="minorHAnsi" w:hAnsiTheme="minorHAnsi"/>
         </w:rPr>
       </w:pPr>
       <w:r>
@@ -6780,6 +6032,7 @@
           <w:rFonts w:asciiTheme="minorHAnsi" w:hAnsiTheme="minorHAnsi"/>
           <w:color w:val="2E86C1"/>
         </w:rPr>
+        <w:lastRenderedPageBreak/>
         <w:t>USB port connections</w:t>
       </w:r>
     </w:p>
@@ -6806,12 +6059,6 @@
         <w:gridCol w:w="3280"/>
       </w:tblGrid>
       <w:tr>
-        <w:tblPrEx>
-          <w:tblCellMar>
-            <w:top w:w="0" w:type="dxa"/>
-            <w:bottom w:w="0" w:type="dxa"/>
-          </w:tblCellMar>
-        </w:tblPrEx>
         <w:trPr>
           <w:tblHeader/>
         </w:trPr>
@@ -6845,7 +6092,6 @@
                 <w:bCs/>
                 <w:color w:val="FFFFFF"/>
               </w:rPr>
-              <w:lastRenderedPageBreak/>
               <w:t>Component Pin</w:t>
             </w:r>
           </w:p>
@@ -6920,12 +6166,6 @@
         </w:tc>
       </w:tr>
       <w:tr>
-        <w:tblPrEx>
-          <w:tblCellMar>
-            <w:top w:w="0" w:type="dxa"/>
-            <w:bottom w:w="0" w:type="dxa"/>
-          </w:tblCellMar>
-        </w:tblPrEx>
         <w:tc>
           <w:tcPr>
             <w:tcW w:w="2800" w:type="dxa"/>
@@ -7021,12 +6261,6 @@
         </w:tc>
       </w:tr>
       <w:tr>
-        <w:tblPrEx>
-          <w:tblCellMar>
-            <w:top w:w="0" w:type="dxa"/>
-            <w:bottom w:w="0" w:type="dxa"/>
-          </w:tblCellMar>
-        </w:tblPrEx>
         <w:tc>
           <w:tcPr>
             <w:tcW w:w="2800" w:type="dxa"/>
@@ -7122,58 +6356,6 @@
         </w:tc>
       </w:tr>
     </w:tbl>
-    <w:p>
-      <w:pPr>
-        <w:spacing w:before="80" w:after="80"/>
-        <w:rPr>
-          <w:rFonts w:asciiTheme="minorHAnsi" w:hAnsiTheme="minorHAnsi"/>
-        </w:rPr>
-      </w:pPr>
-    </w:p>
-    <w:p>
-      <w:pPr>
-        <w:spacing w:before="100" w:after="160"/>
-        <w:rPr>
-          <w:rFonts w:asciiTheme="minorHAnsi" w:hAnsiTheme="minorHAnsi"/>
-        </w:rPr>
-      </w:pPr>
-      <w:r>
-        <w:rPr>
-          <w:rFonts w:ascii="Segoe UI Symbol" w:hAnsi="Segoe UI Symbol" w:cs="Segoe UI Symbol"/>
-          <w:i/>
-          <w:iCs/>
-          <w:color w:val="8B4513"/>
-        </w:rPr>
-        <w:t>⚠</w:t>
-      </w:r>
-      <w:r>
-        <w:rPr>
-          <w:rFonts w:asciiTheme="minorHAnsi" w:hAnsiTheme="minorHAnsi"/>
-          <w:i/>
-          <w:iCs/>
-          <w:color w:val="8B4513"/>
-        </w:rPr>
-        <w:t xml:space="preserve"> IRLZ44N MOSFET on order. Temporary use of IRF520 is possible but it only partially conducts at 3.3V gate voltage </w:t>
-      </w:r>
-      <w:r>
-        <w:rPr>
-          <w:rFonts w:asciiTheme="minorHAnsi" w:hAnsiTheme="minorHAnsi"/>
-          <w:i/>
-          <w:iCs/>
-          <w:color w:val="8B4513"/>
-        </w:rPr>
-        <w:t>-</w:t>
-      </w:r>
-      <w:r>
-        <w:rPr>
-          <w:rFonts w:asciiTheme="minorHAnsi" w:hAnsiTheme="minorHAnsi"/>
-          <w:i/>
-          <w:iCs/>
-          <w:color w:val="8B4513"/>
-        </w:rPr>
-        <w:t xml:space="preserve"> use only for testing, not the final build.</w:t>
-      </w:r>
-    </w:p>
     <w:p>
       <w:pPr>
         <w:pStyle w:val="Heading1"/>
@@ -7248,12 +6430,6 @@
         <w:gridCol w:w="3280"/>
       </w:tblGrid>
       <w:tr>
-        <w:tblPrEx>
-          <w:tblCellMar>
-            <w:top w:w="0" w:type="dxa"/>
-            <w:bottom w:w="0" w:type="dxa"/>
-          </w:tblCellMar>
-        </w:tblPrEx>
         <w:trPr>
           <w:tblHeader/>
         </w:trPr>
@@ -7361,12 +6537,6 @@
         </w:tc>
       </w:tr>
       <w:tr>
-        <w:tblPrEx>
-          <w:tblCellMar>
-            <w:top w:w="0" w:type="dxa"/>
-            <w:bottom w:w="0" w:type="dxa"/>
-          </w:tblCellMar>
-        </w:tblPrEx>
         <w:tc>
           <w:tcPr>
             <w:tcW w:w="2800" w:type="dxa"/>
@@ -7462,12 +6632,6 @@
         </w:tc>
       </w:tr>
       <w:tr>
-        <w:tblPrEx>
-          <w:tblCellMar>
-            <w:top w:w="0" w:type="dxa"/>
-            <w:bottom w:w="0" w:type="dxa"/>
-          </w:tblCellMar>
-        </w:tblPrEx>
         <w:tc>
           <w:tcPr>
             <w:tcW w:w="2800" w:type="dxa"/>
@@ -7563,12 +6727,6 @@
         </w:tc>
       </w:tr>
       <w:tr>
-        <w:tblPrEx>
-          <w:tblCellMar>
-            <w:top w:w="0" w:type="dxa"/>
-            <w:bottom w:w="0" w:type="dxa"/>
-          </w:tblCellMar>
-        </w:tblPrEx>
         <w:tc>
           <w:tcPr>
             <w:tcW w:w="2800" w:type="dxa"/>
@@ -7664,12 +6822,6 @@
         </w:tc>
       </w:tr>
       <w:tr>
-        <w:tblPrEx>
-          <w:tblCellMar>
-            <w:top w:w="0" w:type="dxa"/>
-            <w:bottom w:w="0" w:type="dxa"/>
-          </w:tblCellMar>
-        </w:tblPrEx>
         <w:tc>
           <w:tcPr>
             <w:tcW w:w="2800" w:type="dxa"/>
@@ -7772,32 +6924,6 @@
           <w:rFonts w:asciiTheme="minorHAnsi" w:hAnsiTheme="minorHAnsi"/>
         </w:rPr>
       </w:pPr>
-    </w:p>
-    <w:p>
-      <w:pPr>
-        <w:spacing w:before="100" w:after="160"/>
-        <w:rPr>
-          <w:rFonts w:asciiTheme="minorHAnsi" w:hAnsiTheme="minorHAnsi"/>
-        </w:rPr>
-      </w:pPr>
-      <w:r>
-        <w:rPr>
-          <w:rFonts w:ascii="Segoe UI Symbol" w:hAnsi="Segoe UI Symbol" w:cs="Segoe UI Symbol"/>
-          <w:i/>
-          <w:iCs/>
-          <w:color w:val="8B4513"/>
-        </w:rPr>
-        <w:t>⚠</w:t>
-      </w:r>
-      <w:r>
-        <w:rPr>
-          <w:rFonts w:asciiTheme="minorHAnsi" w:hAnsiTheme="minorHAnsi"/>
-          <w:i/>
-          <w:iCs/>
-          <w:color w:val="8B4513"/>
-        </w:rPr>
-        <w:t xml:space="preserve"> DS3231 is on order. I2C address 0x68 — no conflict with INA219 at 0x41. Ensure a CR2032 coin battery is installed in the module to preserve time across power cycles.</w:t>
-      </w:r>
     </w:p>
     <w:p>
       <w:pPr>
@@ -7837,12 +6963,6 @@
         <w:gridCol w:w="3280"/>
       </w:tblGrid>
       <w:tr>
-        <w:tblPrEx>
-          <w:tblCellMar>
-            <w:top w:w="0" w:type="dxa"/>
-            <w:bottom w:w="0" w:type="dxa"/>
-          </w:tblCellMar>
-        </w:tblPrEx>
         <w:trPr>
           <w:tblHeader/>
         </w:trPr>
@@ -7950,12 +7070,6 @@
         </w:tc>
       </w:tr>
       <w:tr>
-        <w:tblPrEx>
-          <w:tblCellMar>
-            <w:top w:w="0" w:type="dxa"/>
-            <w:bottom w:w="0" w:type="dxa"/>
-          </w:tblCellMar>
-        </w:tblPrEx>
         <w:tc>
           <w:tcPr>
             <w:tcW w:w="2800" w:type="dxa"/>
@@ -8045,18 +7159,24 @@
               <w:rPr>
                 <w:rFonts w:asciiTheme="minorHAnsi" w:hAnsiTheme="minorHAnsi"/>
               </w:rPr>
-              <w:t>Analog input — light sensor</w:t>
+              <w:t xml:space="preserve">Analog input </w:t>
+            </w:r>
+            <w:r>
+              <w:rPr>
+                <w:rFonts w:asciiTheme="minorHAnsi" w:hAnsiTheme="minorHAnsi"/>
+              </w:rPr>
+              <w:t>-</w:t>
+            </w:r>
+            <w:r>
+              <w:rPr>
+                <w:rFonts w:asciiTheme="minorHAnsi" w:hAnsiTheme="minorHAnsi"/>
+              </w:rPr>
+              <w:t xml:space="preserve"> light sensor</w:t>
             </w:r>
           </w:p>
         </w:tc>
       </w:tr>
       <w:tr>
-        <w:tblPrEx>
-          <w:tblCellMar>
-            <w:top w:w="0" w:type="dxa"/>
-            <w:bottom w:w="0" w:type="dxa"/>
-          </w:tblCellMar>
-        </w:tblPrEx>
         <w:tc>
           <w:tcPr>
             <w:tcW w:w="2800" w:type="dxa"/>
@@ -8146,18 +7266,24 @@
               <w:rPr>
                 <w:rFonts w:asciiTheme="minorHAnsi" w:hAnsiTheme="minorHAnsi"/>
               </w:rPr>
-              <w:t>PWM / digital output — LED strip</w:t>
+              <w:t xml:space="preserve">PWM / digital output </w:t>
+            </w:r>
+            <w:r>
+              <w:rPr>
+                <w:rFonts w:asciiTheme="minorHAnsi" w:hAnsiTheme="minorHAnsi"/>
+              </w:rPr>
+              <w:t>-</w:t>
+            </w:r>
+            <w:r>
+              <w:rPr>
+                <w:rFonts w:asciiTheme="minorHAnsi" w:hAnsiTheme="minorHAnsi"/>
+              </w:rPr>
+              <w:t>LED strip</w:t>
             </w:r>
           </w:p>
         </w:tc>
       </w:tr>
       <w:tr>
-        <w:tblPrEx>
-          <w:tblCellMar>
-            <w:top w:w="0" w:type="dxa"/>
-            <w:bottom w:w="0" w:type="dxa"/>
-          </w:tblCellMar>
-        </w:tblPrEx>
         <w:tc>
           <w:tcPr>
             <w:tcW w:w="2800" w:type="dxa"/>
@@ -8253,12 +7379,6 @@
         </w:tc>
       </w:tr>
       <w:tr>
-        <w:tblPrEx>
-          <w:tblCellMar>
-            <w:top w:w="0" w:type="dxa"/>
-            <w:bottom w:w="0" w:type="dxa"/>
-          </w:tblCellMar>
-        </w:tblPrEx>
         <w:tc>
           <w:tcPr>
             <w:tcW w:w="2800" w:type="dxa"/>
@@ -8354,12 +7474,6 @@
         </w:tc>
       </w:tr>
       <w:tr>
-        <w:tblPrEx>
-          <w:tblCellMar>
-            <w:top w:w="0" w:type="dxa"/>
-            <w:bottom w:w="0" w:type="dxa"/>
-          </w:tblCellMar>
-        </w:tblPrEx>
         <w:tc>
           <w:tcPr>
             <w:tcW w:w="2800" w:type="dxa"/>
@@ -8455,12 +7569,6 @@
         </w:tc>
       </w:tr>
       <w:tr>
-        <w:tblPrEx>
-          <w:tblCellMar>
-            <w:top w:w="0" w:type="dxa"/>
-            <w:bottom w:w="0" w:type="dxa"/>
-          </w:tblCellMar>
-        </w:tblPrEx>
         <w:tc>
           <w:tcPr>
             <w:tcW w:w="2800" w:type="dxa"/>
@@ -8556,12 +7664,6 @@
         </w:tc>
       </w:tr>
       <w:tr>
-        <w:tblPrEx>
-          <w:tblCellMar>
-            <w:top w:w="0" w:type="dxa"/>
-            <w:bottom w:w="0" w:type="dxa"/>
-          </w:tblCellMar>
-        </w:tblPrEx>
         <w:tc>
           <w:tcPr>
             <w:tcW w:w="2800" w:type="dxa"/>
@@ -8657,12 +7759,6 @@
         </w:tc>
       </w:tr>
       <w:tr>
-        <w:tblPrEx>
-          <w:tblCellMar>
-            <w:top w:w="0" w:type="dxa"/>
-            <w:bottom w:w="0" w:type="dxa"/>
-          </w:tblCellMar>
-        </w:tblPrEx>
         <w:tc>
           <w:tcPr>
             <w:tcW w:w="2800" w:type="dxa"/>
@@ -8758,12 +7854,6 @@
         </w:tc>
       </w:tr>
       <w:tr>
-        <w:tblPrEx>
-          <w:tblCellMar>
-            <w:top w:w="0" w:type="dxa"/>
-            <w:bottom w:w="0" w:type="dxa"/>
-          </w:tblCellMar>
-        </w:tblPrEx>
         <w:tc>
           <w:tcPr>
             <w:tcW w:w="2800" w:type="dxa"/>
@@ -8867,12 +7957,6 @@
         </w:tc>
       </w:tr>
       <w:tr>
-        <w:tblPrEx>
-          <w:tblCellMar>
-            <w:top w:w="0" w:type="dxa"/>
-            <w:bottom w:w="0" w:type="dxa"/>
-          </w:tblCellMar>
-        </w:tblPrEx>
         <w:tc>
           <w:tcPr>
             <w:tcW w:w="2800" w:type="dxa"/>
@@ -8968,12 +8052,6 @@
         </w:tc>
       </w:tr>
       <w:tr>
-        <w:tblPrEx>
-          <w:tblCellMar>
-            <w:top w:w="0" w:type="dxa"/>
-            <w:bottom w:w="0" w:type="dxa"/>
-          </w:tblCellMar>
-        </w:tblPrEx>
         <w:tc>
           <w:tcPr>
             <w:tcW w:w="2800" w:type="dxa"/>
@@ -9001,7 +8079,6 @@
               <w:rPr>
                 <w:rFonts w:asciiTheme="minorHAnsi" w:hAnsiTheme="minorHAnsi"/>
               </w:rPr>
-              <w:lastRenderedPageBreak/>
               <w:t>GPIO42</w:t>
             </w:r>
           </w:p>
@@ -9070,12 +8147,6 @@
         </w:tc>
       </w:tr>
       <w:tr>
-        <w:tblPrEx>
-          <w:tblCellMar>
-            <w:top w:w="0" w:type="dxa"/>
-            <w:bottom w:w="0" w:type="dxa"/>
-          </w:tblCellMar>
-        </w:tblPrEx>
         <w:tc>
           <w:tcPr>
             <w:tcW w:w="2800" w:type="dxa"/>
@@ -9171,12 +8242,6 @@
         </w:tc>
       </w:tr>
       <w:tr>
-        <w:tblPrEx>
-          <w:tblCellMar>
-            <w:top w:w="0" w:type="dxa"/>
-            <w:bottom w:w="0" w:type="dxa"/>
-          </w:tblCellMar>
-        </w:tblPrEx>
         <w:tc>
           <w:tcPr>
             <w:tcW w:w="2800" w:type="dxa"/>
@@ -9272,12 +8337,6 @@
         </w:tc>
       </w:tr>
       <w:tr>
-        <w:tblPrEx>
-          <w:tblCellMar>
-            <w:top w:w="0" w:type="dxa"/>
-            <w:bottom w:w="0" w:type="dxa"/>
-          </w:tblCellMar>
-        </w:tblPrEx>
         <w:tc>
           <w:tcPr>
             <w:tcW w:w="2800" w:type="dxa"/>
@@ -9305,6 +8364,7 @@
               <w:rPr>
                 <w:rFonts w:asciiTheme="minorHAnsi" w:hAnsiTheme="minorHAnsi"/>
               </w:rPr>
+              <w:lastRenderedPageBreak/>
               <w:t>VEXT (5V)</w:t>
             </w:r>
           </w:p>
@@ -9402,73 +8462,6 @@
           <w:rFonts w:asciiTheme="minorHAnsi" w:hAnsiTheme="minorHAnsi"/>
         </w:rPr>
       </w:pPr>
-    </w:p>
-    <w:p>
-      <w:pPr>
-        <w:spacing w:before="100" w:after="160"/>
-        <w:rPr>
-          <w:rFonts w:asciiTheme="minorHAnsi" w:hAnsiTheme="minorHAnsi"/>
-          <w:i/>
-          <w:iCs/>
-          <w:color w:val="8B4513"/>
-        </w:rPr>
-      </w:pPr>
-      <w:r>
-        <w:rPr>
-          <w:rFonts w:ascii="Segoe UI Symbol" w:hAnsi="Segoe UI Symbol" w:cs="Segoe UI Symbol"/>
-          <w:i/>
-          <w:iCs/>
-          <w:color w:val="8B4513"/>
-        </w:rPr>
-        <w:t>⚠</w:t>
-      </w:r>
-      <w:r>
-        <w:rPr>
-          <w:rFonts w:asciiTheme="minorHAnsi" w:hAnsiTheme="minorHAnsi"/>
-          <w:i/>
-          <w:iCs/>
-          <w:color w:val="8B4513"/>
-        </w:rPr>
-        <w:t xml:space="preserve"> Reserved/avoid: GPIO0 (boot), GPIO3 (USB serial), GPIO2 and GPIO45 (unstable </w:t>
-      </w:r>
-      <w:proofErr w:type="spellStart"/>
-      <w:r>
-        <w:rPr>
-          <w:rFonts w:asciiTheme="minorHAnsi" w:hAnsiTheme="minorHAnsi"/>
-          <w:i/>
-          <w:iCs/>
-          <w:color w:val="8B4513"/>
-        </w:rPr>
-        <w:t>analog</w:t>
-      </w:r>
-      <w:proofErr w:type="spellEnd"/>
-      <w:r>
-        <w:rPr>
-          <w:rFonts w:asciiTheme="minorHAnsi" w:hAnsiTheme="minorHAnsi"/>
-          <w:i/>
-          <w:iCs/>
-          <w:color w:val="8B4513"/>
-        </w:rPr>
-        <w:t xml:space="preserve">). LoRa radio and OLED use fixed internal GPIOs </w:t>
-      </w:r>
-      <w:r>
-        <w:rPr>
-          <w:rFonts w:asciiTheme="minorHAnsi" w:hAnsiTheme="minorHAnsi"/>
-          <w:i/>
-          <w:iCs/>
-          <w:color w:val="8B4513"/>
-        </w:rPr>
-        <w:t>-</w:t>
-      </w:r>
-      <w:r>
-        <w:rPr>
-          <w:rFonts w:asciiTheme="minorHAnsi" w:hAnsiTheme="minorHAnsi"/>
-          <w:i/>
-          <w:iCs/>
-          <w:color w:val="8B4513"/>
-        </w:rPr>
-        <w:t>do not reassign. GPIO4–7 found incompatible with SD card on this board revision.</w:t>
-      </w:r>
     </w:p>
     <w:p>
       <w:pPr>

--- a/docs/SmartLight_Totem_Wiring_Reference_v2.docx
+++ b/docs/SmartLight_Totem_Wiring_Reference_v2.docx
@@ -10,7 +10,6 @@
           <w:rFonts w:ascii="Aptos Black" w:hAnsi="Aptos Black"/>
         </w:rPr>
       </w:pPr>
-      <w:proofErr w:type="spellStart"/>
       <w:r>
         <w:rPr>
           <w:rFonts w:ascii="Aptos Black" w:hAnsi="Aptos Black"/>
@@ -20,9 +19,8 @@
           <w:sz w:val="40"/>
           <w:szCs w:val="40"/>
         </w:rPr>
-        <w:t>SmartLight</w:t>
+        <w:t>SmartLight Totem</w:t>
       </w:r>
-      <w:proofErr w:type="spellEnd"/>
       <w:r>
         <w:rPr>
           <w:rFonts w:ascii="Aptos Black" w:hAnsi="Aptos Black"/>
@@ -32,7 +30,7 @@
           <w:sz w:val="40"/>
           <w:szCs w:val="40"/>
         </w:rPr>
-        <w:t xml:space="preserve"> Totem</w:t>
+        <w:t xml:space="preserve">- </w:t>
       </w:r>
       <w:r>
         <w:rPr>
@@ -43,17 +41,6 @@
           <w:sz w:val="40"/>
           <w:szCs w:val="40"/>
         </w:rPr>
-        <w:t xml:space="preserve">- </w:t>
-      </w:r>
-      <w:r>
-        <w:rPr>
-          <w:rFonts w:ascii="Aptos Black" w:hAnsi="Aptos Black"/>
-          <w:b/>
-          <w:bCs/>
-          <w:color w:val="1B5E8A"/>
-          <w:sz w:val="40"/>
-          <w:szCs w:val="40"/>
-        </w:rPr>
         <w:t>Wiring Reference</w:t>
       </w:r>
     </w:p>
@@ -83,39 +70,7 @@
           <w:rFonts w:ascii="Aptos Black" w:hAnsi="Aptos Black"/>
           <w:color w:val="1B5E8A"/>
         </w:rPr>
-        <w:t xml:space="preserve"> </w:t>
-      </w:r>
-      <w:proofErr w:type="spellStart"/>
-      <w:r>
-        <w:rPr>
-          <w:rFonts w:ascii="Aptos Black" w:hAnsi="Aptos Black"/>
-          <w:color w:val="1B5E8A"/>
-        </w:rPr>
-        <w:t>Heltec</w:t>
-      </w:r>
-      <w:proofErr w:type="spellEnd"/>
-      <w:r>
-        <w:rPr>
-          <w:rFonts w:ascii="Aptos Black" w:hAnsi="Aptos Black"/>
-          <w:color w:val="1B5E8A"/>
-        </w:rPr>
-        <w:t xml:space="preserve"> </w:t>
-      </w:r>
-      <w:proofErr w:type="spellStart"/>
-      <w:r>
-        <w:rPr>
-          <w:rFonts w:ascii="Aptos Black" w:hAnsi="Aptos Black"/>
-          <w:color w:val="1B5E8A"/>
-        </w:rPr>
-        <w:t>WiFi</w:t>
-      </w:r>
-      <w:proofErr w:type="spellEnd"/>
-      <w:r>
-        <w:rPr>
-          <w:rFonts w:ascii="Aptos Black" w:hAnsi="Aptos Black"/>
-          <w:color w:val="1B5E8A"/>
-        </w:rPr>
-        <w:t xml:space="preserve"> LoRa 32 V3 on Breadboard</w:t>
+        <w:t xml:space="preserve"> Heltec WiFi LoRa 32 V3 on Breadboard</w:t>
       </w:r>
     </w:p>
     <w:p>
@@ -129,21 +84,7 @@
         <w:rPr>
           <w:rFonts w:asciiTheme="minorHAnsi" w:hAnsiTheme="minorHAnsi"/>
         </w:rPr>
-        <w:t xml:space="preserve">Place the </w:t>
-      </w:r>
-      <w:proofErr w:type="spellStart"/>
-      <w:r>
-        <w:rPr>
-          <w:rFonts w:asciiTheme="minorHAnsi" w:hAnsiTheme="minorHAnsi"/>
-        </w:rPr>
-        <w:t>Heltec</w:t>
-      </w:r>
-      <w:proofErr w:type="spellEnd"/>
-      <w:r>
-        <w:rPr>
-          <w:rFonts w:asciiTheme="minorHAnsi" w:hAnsiTheme="minorHAnsi"/>
-        </w:rPr>
-        <w:t xml:space="preserve"> board straddling the centre gap of the breadboard. The board occupies both sides of the board. Make sure the USB-C port faces outward for easy access.</w:t>
+        <w:t>Place the Heltec board straddling the centre gap of the breadboard. The board occupies both sides of the board. Make sure the USB-C port faces outward for easy access.</w:t>
       </w:r>
     </w:p>
     <w:p>
@@ -290,19 +231,11 @@
                 <w:rFonts w:asciiTheme="minorHAnsi" w:hAnsiTheme="minorHAnsi"/>
               </w:rPr>
             </w:pPr>
-            <w:proofErr w:type="spellStart"/>
-            <w:r>
-              <w:rPr>
-                <w:rFonts w:asciiTheme="minorHAnsi" w:hAnsiTheme="minorHAnsi"/>
-              </w:rPr>
-              <w:t>Heltec</w:t>
-            </w:r>
-            <w:proofErr w:type="spellEnd"/>
-            <w:r>
-              <w:rPr>
-                <w:rFonts w:asciiTheme="minorHAnsi" w:hAnsiTheme="minorHAnsi"/>
-              </w:rPr>
-              <w:t xml:space="preserve"> 3.3V pin</w:t>
+            <w:r>
+              <w:rPr>
+                <w:rFonts w:asciiTheme="minorHAnsi" w:hAnsiTheme="minorHAnsi"/>
+              </w:rPr>
+              <w:t>Heltec 3.3V pin</w:t>
             </w:r>
           </w:p>
         </w:tc>
@@ -375,19 +308,11 @@
                 <w:rFonts w:asciiTheme="minorHAnsi" w:hAnsiTheme="minorHAnsi"/>
               </w:rPr>
             </w:pPr>
-            <w:proofErr w:type="spellStart"/>
-            <w:r>
-              <w:rPr>
-                <w:rFonts w:asciiTheme="minorHAnsi" w:hAnsiTheme="minorHAnsi"/>
-              </w:rPr>
-              <w:t>Heltec</w:t>
-            </w:r>
-            <w:proofErr w:type="spellEnd"/>
-            <w:r>
-              <w:rPr>
-                <w:rFonts w:asciiTheme="minorHAnsi" w:hAnsiTheme="minorHAnsi"/>
-              </w:rPr>
-              <w:t xml:space="preserve"> GND pin</w:t>
+            <w:r>
+              <w:rPr>
+                <w:rFonts w:asciiTheme="minorHAnsi" w:hAnsiTheme="minorHAnsi"/>
+              </w:rPr>
+              <w:t>Heltec GND pin</w:t>
             </w:r>
           </w:p>
         </w:tc>
@@ -460,19 +385,11 @@
                 <w:rFonts w:asciiTheme="minorHAnsi" w:hAnsiTheme="minorHAnsi"/>
               </w:rPr>
             </w:pPr>
-            <w:proofErr w:type="spellStart"/>
-            <w:r>
-              <w:rPr>
-                <w:rFonts w:asciiTheme="minorHAnsi" w:hAnsiTheme="minorHAnsi"/>
-              </w:rPr>
-              <w:t>Heltec</w:t>
-            </w:r>
-            <w:proofErr w:type="spellEnd"/>
-            <w:r>
-              <w:rPr>
-                <w:rFonts w:asciiTheme="minorHAnsi" w:hAnsiTheme="minorHAnsi"/>
-              </w:rPr>
-              <w:t xml:space="preserve"> </w:t>
+            <w:r>
+              <w:rPr>
+                <w:rFonts w:asciiTheme="minorHAnsi" w:hAnsiTheme="minorHAnsi"/>
+              </w:rPr>
+              <w:t xml:space="preserve">Heltec </w:t>
             </w:r>
             <w:r>
               <w:rPr>
@@ -557,19 +474,11 @@
                 <w:rFonts w:asciiTheme="minorHAnsi" w:hAnsiTheme="minorHAnsi"/>
               </w:rPr>
             </w:pPr>
-            <w:proofErr w:type="spellStart"/>
-            <w:r>
-              <w:rPr>
-                <w:rFonts w:asciiTheme="minorHAnsi" w:hAnsiTheme="minorHAnsi"/>
-              </w:rPr>
-              <w:t>Heltec</w:t>
-            </w:r>
-            <w:proofErr w:type="spellEnd"/>
-            <w:r>
-              <w:rPr>
-                <w:rFonts w:asciiTheme="minorHAnsi" w:hAnsiTheme="minorHAnsi"/>
-              </w:rPr>
-              <w:t xml:space="preserve"> GND pin</w:t>
+            <w:r>
+              <w:rPr>
+                <w:rFonts w:asciiTheme="minorHAnsi" w:hAnsiTheme="minorHAnsi"/>
+              </w:rPr>
+              <w:t>Heltec GND pin</w:t>
             </w:r>
           </w:p>
         </w:tc>
@@ -916,16 +825,8 @@
               <w:rPr>
                 <w:rFonts w:asciiTheme="minorHAnsi" w:hAnsiTheme="minorHAnsi"/>
               </w:rPr>
-              <w:t xml:space="preserve">Signal from </w:t>
-            </w:r>
-            <w:proofErr w:type="spellStart"/>
-            <w:r>
-              <w:rPr>
-                <w:rFonts w:asciiTheme="minorHAnsi" w:hAnsiTheme="minorHAnsi"/>
-              </w:rPr>
-              <w:t>Heltec</w:t>
-            </w:r>
-            <w:proofErr w:type="spellEnd"/>
+              <w:t>Signal from Heltec</w:t>
+            </w:r>
           </w:p>
         </w:tc>
       </w:tr>
@@ -1053,21 +954,7 @@
               <w:rPr>
                 <w:rFonts w:asciiTheme="minorHAnsi" w:hAnsiTheme="minorHAnsi"/>
               </w:rPr>
-              <w:t xml:space="preserve">LED strip </w:t>
-            </w:r>
-            <w:proofErr w:type="gramStart"/>
-            <w:r>
-              <w:rPr>
-                <w:rFonts w:asciiTheme="minorHAnsi" w:hAnsiTheme="minorHAnsi"/>
-              </w:rPr>
-              <w:t>Red</w:t>
-            </w:r>
-            <w:proofErr w:type="gramEnd"/>
-            <w:r>
-              <w:rPr>
-                <w:rFonts w:asciiTheme="minorHAnsi" w:hAnsiTheme="minorHAnsi"/>
-              </w:rPr>
-              <w:t xml:space="preserve"> wire</w:t>
+              <w:t>LED strip Red wire</w:t>
             </w:r>
           </w:p>
         </w:tc>
@@ -1373,16 +1260,8 @@
               <w:rPr>
                 <w:rFonts w:asciiTheme="minorHAnsi" w:hAnsiTheme="minorHAnsi"/>
               </w:rPr>
-              <w:t xml:space="preserve">Signal from </w:t>
-            </w:r>
-            <w:proofErr w:type="spellStart"/>
-            <w:r>
-              <w:rPr>
-                <w:rFonts w:asciiTheme="minorHAnsi" w:hAnsiTheme="minorHAnsi"/>
-              </w:rPr>
-              <w:t>Heltec</w:t>
-            </w:r>
-            <w:proofErr w:type="spellEnd"/>
+              <w:t>Signal from Heltec</w:t>
+            </w:r>
           </w:p>
         </w:tc>
       </w:tr>
@@ -1510,21 +1389,7 @@
               <w:rPr>
                 <w:rFonts w:asciiTheme="minorHAnsi" w:hAnsiTheme="minorHAnsi"/>
               </w:rPr>
-              <w:t xml:space="preserve">LED strip </w:t>
-            </w:r>
-            <w:proofErr w:type="gramStart"/>
-            <w:r>
-              <w:rPr>
-                <w:rFonts w:asciiTheme="minorHAnsi" w:hAnsiTheme="minorHAnsi"/>
-              </w:rPr>
-              <w:t>Green</w:t>
-            </w:r>
-            <w:proofErr w:type="gramEnd"/>
-            <w:r>
-              <w:rPr>
-                <w:rFonts w:asciiTheme="minorHAnsi" w:hAnsiTheme="minorHAnsi"/>
-              </w:rPr>
-              <w:t xml:space="preserve"> wire</w:t>
+              <w:t>LED strip Green wire</w:t>
             </w:r>
           </w:p>
         </w:tc>
@@ -1871,16 +1736,8 @@
               <w:rPr>
                 <w:rFonts w:asciiTheme="minorHAnsi" w:hAnsiTheme="minorHAnsi"/>
               </w:rPr>
-              <w:t xml:space="preserve">Signal from </w:t>
-            </w:r>
-            <w:proofErr w:type="spellStart"/>
-            <w:r>
-              <w:rPr>
-                <w:rFonts w:asciiTheme="minorHAnsi" w:hAnsiTheme="minorHAnsi"/>
-              </w:rPr>
-              <w:t>Heltec</w:t>
-            </w:r>
-            <w:proofErr w:type="spellEnd"/>
+              <w:t>Signal from Heltec</w:t>
+            </w:r>
           </w:p>
         </w:tc>
       </w:tr>
@@ -2008,21 +1865,7 @@
               <w:rPr>
                 <w:rFonts w:asciiTheme="minorHAnsi" w:hAnsiTheme="minorHAnsi"/>
               </w:rPr>
-              <w:t xml:space="preserve">LED strip </w:t>
-            </w:r>
-            <w:proofErr w:type="gramStart"/>
-            <w:r>
-              <w:rPr>
-                <w:rFonts w:asciiTheme="minorHAnsi" w:hAnsiTheme="minorHAnsi"/>
-              </w:rPr>
-              <w:t>Blue</w:t>
-            </w:r>
-            <w:proofErr w:type="gramEnd"/>
-            <w:r>
-              <w:rPr>
-                <w:rFonts w:asciiTheme="minorHAnsi" w:hAnsiTheme="minorHAnsi"/>
-              </w:rPr>
-              <w:t xml:space="preserve"> wire</w:t>
+              <w:t>LED strip Blue wire</w:t>
             </w:r>
           </w:p>
         </w:tc>
@@ -2405,16 +2248,8 @@
               <w:rPr>
                 <w:rFonts w:asciiTheme="minorHAnsi" w:hAnsiTheme="minorHAnsi"/>
               </w:rPr>
-              <w:t xml:space="preserve">Shared ground with </w:t>
-            </w:r>
-            <w:proofErr w:type="spellStart"/>
-            <w:r>
-              <w:rPr>
-                <w:rFonts w:asciiTheme="minorHAnsi" w:hAnsiTheme="minorHAnsi"/>
-              </w:rPr>
-              <w:t>Heltec</w:t>
-            </w:r>
-            <w:proofErr w:type="spellEnd"/>
+              <w:t>Shared ground with Heltec</w:t>
+            </w:r>
           </w:p>
         </w:tc>
       </w:tr>
@@ -2826,16 +2661,8 @@
               <w:rPr>
                 <w:rFonts w:asciiTheme="minorHAnsi" w:hAnsiTheme="minorHAnsi"/>
               </w:rPr>
-              <w:t xml:space="preserve">Analog signal to </w:t>
-            </w:r>
-            <w:proofErr w:type="spellStart"/>
-            <w:r>
-              <w:rPr>
-                <w:rFonts w:asciiTheme="minorHAnsi" w:hAnsiTheme="minorHAnsi"/>
-              </w:rPr>
-              <w:t>Heltec</w:t>
-            </w:r>
-            <w:proofErr w:type="spellEnd"/>
+              <w:t>Analog signal to Heltec</w:t>
+            </w:r>
           </w:p>
         </w:tc>
       </w:tr>
@@ -3557,6 +3384,7 @@
           <w:rFonts w:asciiTheme="minorHAnsi" w:hAnsiTheme="minorHAnsi"/>
           <w:color w:val="1B5E8A"/>
         </w:rPr>
+        <w:lastRenderedPageBreak/>
         <w:t xml:space="preserve"> </w:t>
       </w:r>
     </w:p>
@@ -3568,47 +3396,6 @@
           <w:color w:val="1B5E8A"/>
         </w:rPr>
       </w:pPr>
-      <w:r>
-        <w:rPr>
-          <w:noProof/>
-        </w:rPr>
-        <w:lastRenderedPageBreak/>
-        <w:drawing>
-          <wp:inline distT="0" distB="0" distL="0" distR="0" wp14:anchorId="4633FEFC" wp14:editId="06A6F09B">
-            <wp:extent cx="5943600" cy="3714750"/>
-            <wp:effectExtent l="0" t="0" r="0" b="0"/>
-            <wp:docPr id="1815260197" name="Picture 1"/>
-            <wp:cNvGraphicFramePr>
-              <a:graphicFrameLocks xmlns:a="http://schemas.openxmlformats.org/drawingml/2006/main" noChangeAspect="1"/>
-            </wp:cNvGraphicFramePr>
-            <a:graphic xmlns:a="http://schemas.openxmlformats.org/drawingml/2006/main">
-              <a:graphicData uri="http://schemas.openxmlformats.org/drawingml/2006/picture">
-                <pic:pic xmlns:pic="http://schemas.openxmlformats.org/drawingml/2006/picture">
-                  <pic:nvPicPr>
-                    <pic:cNvPr id="1815260197" name=""/>
-                    <pic:cNvPicPr/>
-                  </pic:nvPicPr>
-                  <pic:blipFill>
-                    <a:blip r:embed="rId5"/>
-                    <a:stretch>
-                      <a:fillRect/>
-                    </a:stretch>
-                  </pic:blipFill>
-                  <pic:spPr>
-                    <a:xfrm>
-                      <a:off x="0" y="0"/>
-                      <a:ext cx="5943600" cy="3714750"/>
-                    </a:xfrm>
-                    <a:prstGeom prst="rect">
-                      <a:avLst/>
-                    </a:prstGeom>
-                  </pic:spPr>
-                </pic:pic>
-              </a:graphicData>
-            </a:graphic>
-          </wp:inline>
-        </w:drawing>
-      </w:r>
     </w:p>
     <w:p>
       <w:pPr>
@@ -3617,21 +3404,12 @@
           <w:rFonts w:asciiTheme="minorHAnsi" w:hAnsiTheme="minorHAnsi"/>
         </w:rPr>
       </w:pPr>
-      <w:proofErr w:type="spellStart"/>
       <w:r>
         <w:rPr>
           <w:rFonts w:asciiTheme="minorHAnsi" w:hAnsiTheme="minorHAnsi"/>
           <w:color w:val="1B5E8A"/>
         </w:rPr>
-        <w:t>NeoPixel</w:t>
-      </w:r>
-      <w:proofErr w:type="spellEnd"/>
-      <w:r>
-        <w:rPr>
-          <w:rFonts w:asciiTheme="minorHAnsi" w:hAnsiTheme="minorHAnsi"/>
-          <w:color w:val="1B5E8A"/>
-        </w:rPr>
-        <w:t xml:space="preserve"> Ring 12</w:t>
+        <w:t>NeoPixel Ring 12</w:t>
       </w:r>
       <w:r>
         <w:rPr>
@@ -3659,35 +3437,7 @@
         <w:rPr>
           <w:rFonts w:asciiTheme="minorHAnsi" w:hAnsiTheme="minorHAnsi"/>
         </w:rPr>
-        <w:t xml:space="preserve">The </w:t>
-      </w:r>
-      <w:proofErr w:type="spellStart"/>
-      <w:r>
-        <w:rPr>
-          <w:rFonts w:asciiTheme="minorHAnsi" w:hAnsiTheme="minorHAnsi"/>
-        </w:rPr>
-        <w:t>NeoPixel</w:t>
-      </w:r>
-      <w:proofErr w:type="spellEnd"/>
-      <w:r>
-        <w:rPr>
-          <w:rFonts w:asciiTheme="minorHAnsi" w:hAnsiTheme="minorHAnsi"/>
-        </w:rPr>
-        <w:t xml:space="preserve"> Ring 12 acts as the flood alert and system status indicator. It has three pads: 5V DC Power, GND, and Data Input. The Data Input pad receives the signal from the </w:t>
-      </w:r>
-      <w:proofErr w:type="spellStart"/>
-      <w:r>
-        <w:rPr>
-          <w:rFonts w:asciiTheme="minorHAnsi" w:hAnsiTheme="minorHAnsi"/>
-        </w:rPr>
-        <w:t>Heltec</w:t>
-      </w:r>
-      <w:proofErr w:type="spellEnd"/>
-      <w:r>
-        <w:rPr>
-          <w:rFonts w:asciiTheme="minorHAnsi" w:hAnsiTheme="minorHAnsi"/>
-        </w:rPr>
-        <w:t xml:space="preserve">. </w:t>
+        <w:t xml:space="preserve">The NeoPixel Ring 12 acts as the flood alert and system status indicator. It has three pads: 5V DC Power, GND, and Data Input. The Data Input pad receives the signal from the Heltec. </w:t>
       </w:r>
     </w:p>
     <w:tbl>
@@ -4039,16 +3789,8 @@
               <w:rPr>
                 <w:rFonts w:asciiTheme="minorHAnsi" w:hAnsiTheme="minorHAnsi"/>
               </w:rPr>
-              <w:t xml:space="preserve">Signal from </w:t>
-            </w:r>
-            <w:proofErr w:type="spellStart"/>
-            <w:r>
-              <w:rPr>
-                <w:rFonts w:asciiTheme="minorHAnsi" w:hAnsiTheme="minorHAnsi"/>
-              </w:rPr>
-              <w:t>Heltec</w:t>
-            </w:r>
-            <w:proofErr w:type="spellEnd"/>
+              <w:t>Signal from Heltec</w:t>
+            </w:r>
           </w:p>
         </w:tc>
       </w:tr>
@@ -4109,27 +3851,13 @@
         <w:rPr>
           <w:rFonts w:asciiTheme="minorHAnsi" w:hAnsiTheme="minorHAnsi"/>
         </w:rPr>
-        <w:t xml:space="preserve">The INA219 measures voltage, current and power on the 12V supply line. It connects via I2C and sits in series on the positive 12V </w:t>
-      </w:r>
-      <w:proofErr w:type="gramStart"/>
-      <w:r>
-        <w:rPr>
-          <w:rFonts w:asciiTheme="minorHAnsi" w:hAnsiTheme="minorHAnsi"/>
-        </w:rPr>
-        <w:t xml:space="preserve">wire </w:t>
+        <w:t xml:space="preserve">The INA219 measures voltage, current and power on the 12V supply line. It connects via I2C and sits in series on the positive 12V wire </w:t>
       </w:r>
       <w:r>
         <w:rPr>
           <w:rFonts w:asciiTheme="minorHAnsi" w:hAnsiTheme="minorHAnsi"/>
         </w:rPr>
-        <w:t>,</w:t>
-      </w:r>
-      <w:proofErr w:type="gramEnd"/>
-      <w:r>
-        <w:rPr>
-          <w:rFonts w:asciiTheme="minorHAnsi" w:hAnsiTheme="minorHAnsi"/>
-        </w:rPr>
-        <w:t xml:space="preserve"> </w:t>
+        <w:t xml:space="preserve">, </w:t>
       </w:r>
       <w:r>
         <w:rPr>
@@ -4500,7 +4228,6 @@
               <w:rPr>
                 <w:rFonts w:asciiTheme="minorHAnsi" w:hAnsiTheme="minorHAnsi"/>
               </w:rPr>
-              <w:lastRenderedPageBreak/>
               <w:t>SDA</w:t>
             </w:r>
           </w:p>
@@ -5004,411 +4731,6 @@
         <w:pStyle w:val="Heading1"/>
         <w:rPr>
           <w:rFonts w:asciiTheme="minorHAnsi" w:hAnsiTheme="minorHAnsi"/>
-        </w:rPr>
-      </w:pPr>
-      <w:r>
-        <w:rPr>
-          <w:rFonts w:asciiTheme="minorHAnsi" w:hAnsiTheme="minorHAnsi"/>
-          <w:color w:val="1B5E8A"/>
-        </w:rPr>
-        <w:t>Stage 7</w:t>
-      </w:r>
-      <w:r>
-        <w:rPr>
-          <w:rFonts w:asciiTheme="minorHAnsi" w:hAnsiTheme="minorHAnsi"/>
-          <w:color w:val="1B5E8A"/>
-        </w:rPr>
-        <w:t>-</w:t>
-      </w:r>
-      <w:r>
-        <w:rPr>
-          <w:rFonts w:asciiTheme="minorHAnsi" w:hAnsiTheme="minorHAnsi"/>
-          <w:color w:val="1B5E8A"/>
-        </w:rPr>
-        <w:t>Push Button (State Machine / USB Charging Trigger)</w:t>
-      </w:r>
-    </w:p>
-    <w:p>
-      <w:pPr>
-        <w:spacing w:before="80" w:after="80"/>
-        <w:rPr>
-          <w:rFonts w:asciiTheme="minorHAnsi" w:hAnsiTheme="minorHAnsi"/>
-        </w:rPr>
-      </w:pPr>
-      <w:r>
-        <w:rPr>
-          <w:rFonts w:asciiTheme="minorHAnsi" w:hAnsiTheme="minorHAnsi"/>
-        </w:rPr>
-        <w:t xml:space="preserve">A momentary push button on GPIO47 triggers the USB charging session (30-minute timed window). It uses the </w:t>
-      </w:r>
-      <w:proofErr w:type="spellStart"/>
-      <w:r>
-        <w:rPr>
-          <w:rFonts w:asciiTheme="minorHAnsi" w:hAnsiTheme="minorHAnsi"/>
-        </w:rPr>
-        <w:t>Heltec's</w:t>
-      </w:r>
-      <w:proofErr w:type="spellEnd"/>
-      <w:r>
-        <w:rPr>
-          <w:rFonts w:asciiTheme="minorHAnsi" w:hAnsiTheme="minorHAnsi"/>
-        </w:rPr>
-        <w:t xml:space="preserve"> internal pull-up resistor </w:t>
-      </w:r>
-      <w:r>
-        <w:rPr>
-          <w:rFonts w:asciiTheme="minorHAnsi" w:hAnsiTheme="minorHAnsi"/>
-        </w:rPr>
-        <w:t>-</w:t>
-      </w:r>
-      <w:r>
-        <w:rPr>
-          <w:rFonts w:asciiTheme="minorHAnsi" w:hAnsiTheme="minorHAnsi"/>
-        </w:rPr>
-        <w:t xml:space="preserve"> no external resistor is needed. One leg connects to GPIO47, the other to GND.</w:t>
-      </w:r>
-    </w:p>
-    <w:p>
-      <w:pPr>
-        <w:spacing w:before="80" w:after="80"/>
-        <w:rPr>
-          <w:rFonts w:asciiTheme="minorHAnsi" w:hAnsiTheme="minorHAnsi"/>
-        </w:rPr>
-      </w:pPr>
-    </w:p>
-    <w:tbl>
-      <w:tblPr>
-        <w:tblW w:w="9360" w:type="dxa"/>
-        <w:tblBorders>
-          <w:top w:val="single" w:sz="4" w:space="0" w:color="auto"/>
-          <w:left w:val="single" w:sz="4" w:space="0" w:color="auto"/>
-          <w:bottom w:val="single" w:sz="4" w:space="0" w:color="auto"/>
-          <w:right w:val="single" w:sz="4" w:space="0" w:color="auto"/>
-          <w:insideH w:val="single" w:sz="4" w:space="0" w:color="auto"/>
-          <w:insideV w:val="single" w:sz="4" w:space="0" w:color="auto"/>
-        </w:tblBorders>
-        <w:tblCellMar>
-          <w:left w:w="10" w:type="dxa"/>
-          <w:right w:w="10" w:type="dxa"/>
-        </w:tblCellMar>
-        <w:tblLook w:val="04A0" w:firstRow="1" w:lastRow="0" w:firstColumn="1" w:lastColumn="0" w:noHBand="0" w:noVBand="1"/>
-      </w:tblPr>
-      <w:tblGrid>
-        <w:gridCol w:w="2800"/>
-        <w:gridCol w:w="3280"/>
-        <w:gridCol w:w="3280"/>
-      </w:tblGrid>
-      <w:tr>
-        <w:trPr>
-          <w:tblHeader/>
-        </w:trPr>
-        <w:tc>
-          <w:tcPr>
-            <w:tcW w:w="2800" w:type="dxa"/>
-            <w:tcBorders>
-              <w:top w:val="single" w:sz="1" w:space="0" w:color="CCCCCC"/>
-              <w:left w:val="single" w:sz="1" w:space="0" w:color="CCCCCC"/>
-              <w:bottom w:val="single" w:sz="1" w:space="0" w:color="CCCCCC"/>
-              <w:right w:val="single" w:sz="1" w:space="0" w:color="CCCCCC"/>
-            </w:tcBorders>
-            <w:shd w:val="clear" w:color="auto" w:fill="1B5E8A"/>
-            <w:tcMar>
-              <w:top w:w="80" w:type="dxa"/>
-              <w:left w:w="120" w:type="dxa"/>
-              <w:bottom w:w="80" w:type="dxa"/>
-              <w:right w:w="120" w:type="dxa"/>
-            </w:tcMar>
-          </w:tcPr>
-          <w:p>
-            <w:pPr>
-              <w:rPr>
-                <w:rFonts w:asciiTheme="minorHAnsi" w:hAnsiTheme="minorHAnsi"/>
-              </w:rPr>
-            </w:pPr>
-            <w:r>
-              <w:rPr>
-                <w:rFonts w:asciiTheme="minorHAnsi" w:hAnsiTheme="minorHAnsi"/>
-                <w:b/>
-                <w:bCs/>
-                <w:color w:val="FFFFFF"/>
-              </w:rPr>
-              <w:t>Component Pin</w:t>
-            </w:r>
-          </w:p>
-        </w:tc>
-        <w:tc>
-          <w:tcPr>
-            <w:tcW w:w="3280" w:type="dxa"/>
-            <w:tcBorders>
-              <w:top w:val="single" w:sz="1" w:space="0" w:color="CCCCCC"/>
-              <w:left w:val="single" w:sz="1" w:space="0" w:color="CCCCCC"/>
-              <w:bottom w:val="single" w:sz="1" w:space="0" w:color="CCCCCC"/>
-              <w:right w:val="single" w:sz="1" w:space="0" w:color="CCCCCC"/>
-            </w:tcBorders>
-            <w:shd w:val="clear" w:color="auto" w:fill="1B5E8A"/>
-            <w:tcMar>
-              <w:top w:w="80" w:type="dxa"/>
-              <w:left w:w="120" w:type="dxa"/>
-              <w:bottom w:w="80" w:type="dxa"/>
-              <w:right w:w="120" w:type="dxa"/>
-            </w:tcMar>
-          </w:tcPr>
-          <w:p>
-            <w:pPr>
-              <w:rPr>
-                <w:rFonts w:asciiTheme="minorHAnsi" w:hAnsiTheme="minorHAnsi"/>
-              </w:rPr>
-            </w:pPr>
-            <w:r>
-              <w:rPr>
-                <w:rFonts w:asciiTheme="minorHAnsi" w:hAnsiTheme="minorHAnsi"/>
-                <w:b/>
-                <w:bCs/>
-                <w:color w:val="FFFFFF"/>
-              </w:rPr>
-              <w:t>Connects To</w:t>
-            </w:r>
-          </w:p>
-        </w:tc>
-        <w:tc>
-          <w:tcPr>
-            <w:tcW w:w="3280" w:type="dxa"/>
-            <w:tcBorders>
-              <w:top w:val="single" w:sz="1" w:space="0" w:color="CCCCCC"/>
-              <w:left w:val="single" w:sz="1" w:space="0" w:color="CCCCCC"/>
-              <w:bottom w:val="single" w:sz="1" w:space="0" w:color="CCCCCC"/>
-              <w:right w:val="single" w:sz="1" w:space="0" w:color="CCCCCC"/>
-            </w:tcBorders>
-            <w:shd w:val="clear" w:color="auto" w:fill="1B5E8A"/>
-            <w:tcMar>
-              <w:top w:w="80" w:type="dxa"/>
-              <w:left w:w="120" w:type="dxa"/>
-              <w:bottom w:w="80" w:type="dxa"/>
-              <w:right w:w="120" w:type="dxa"/>
-            </w:tcMar>
-          </w:tcPr>
-          <w:p>
-            <w:pPr>
-              <w:rPr>
-                <w:rFonts w:asciiTheme="minorHAnsi" w:hAnsiTheme="minorHAnsi"/>
-              </w:rPr>
-            </w:pPr>
-            <w:r>
-              <w:rPr>
-                <w:rFonts w:asciiTheme="minorHAnsi" w:hAnsiTheme="minorHAnsi"/>
-                <w:b/>
-                <w:bCs/>
-                <w:color w:val="FFFFFF"/>
-              </w:rPr>
-              <w:t>Notes</w:t>
-            </w:r>
-          </w:p>
-        </w:tc>
-      </w:tr>
-      <w:tr>
-        <w:tc>
-          <w:tcPr>
-            <w:tcW w:w="2800" w:type="dxa"/>
-            <w:tcBorders>
-              <w:top w:val="single" w:sz="1" w:space="0" w:color="CCCCCC"/>
-              <w:left w:val="single" w:sz="1" w:space="0" w:color="CCCCCC"/>
-              <w:bottom w:val="single" w:sz="1" w:space="0" w:color="CCCCCC"/>
-              <w:right w:val="single" w:sz="1" w:space="0" w:color="CCCCCC"/>
-            </w:tcBorders>
-            <w:shd w:val="clear" w:color="auto" w:fill="F5F9FC"/>
-            <w:tcMar>
-              <w:top w:w="80" w:type="dxa"/>
-              <w:left w:w="120" w:type="dxa"/>
-              <w:bottom w:w="80" w:type="dxa"/>
-              <w:right w:w="120" w:type="dxa"/>
-            </w:tcMar>
-          </w:tcPr>
-          <w:p>
-            <w:pPr>
-              <w:rPr>
-                <w:rFonts w:asciiTheme="minorHAnsi" w:hAnsiTheme="minorHAnsi"/>
-              </w:rPr>
-            </w:pPr>
-            <w:r>
-              <w:rPr>
-                <w:rFonts w:asciiTheme="minorHAnsi" w:hAnsiTheme="minorHAnsi"/>
-              </w:rPr>
-              <w:t>One leg</w:t>
-            </w:r>
-          </w:p>
-        </w:tc>
-        <w:tc>
-          <w:tcPr>
-            <w:tcW w:w="3280" w:type="dxa"/>
-            <w:tcBorders>
-              <w:top w:val="single" w:sz="1" w:space="0" w:color="CCCCCC"/>
-              <w:left w:val="single" w:sz="1" w:space="0" w:color="CCCCCC"/>
-              <w:bottom w:val="single" w:sz="1" w:space="0" w:color="CCCCCC"/>
-              <w:right w:val="single" w:sz="1" w:space="0" w:color="CCCCCC"/>
-            </w:tcBorders>
-            <w:shd w:val="clear" w:color="auto" w:fill="F5F9FC"/>
-            <w:tcMar>
-              <w:top w:w="80" w:type="dxa"/>
-              <w:left w:w="120" w:type="dxa"/>
-              <w:bottom w:w="80" w:type="dxa"/>
-              <w:right w:w="120" w:type="dxa"/>
-            </w:tcMar>
-          </w:tcPr>
-          <w:p>
-            <w:pPr>
-              <w:rPr>
-                <w:rFonts w:asciiTheme="minorHAnsi" w:hAnsiTheme="minorHAnsi"/>
-              </w:rPr>
-            </w:pPr>
-            <w:r>
-              <w:rPr>
-                <w:rFonts w:asciiTheme="minorHAnsi" w:hAnsiTheme="minorHAnsi"/>
-              </w:rPr>
-              <w:t>GPIO47</w:t>
-            </w:r>
-          </w:p>
-        </w:tc>
-        <w:tc>
-          <w:tcPr>
-            <w:tcW w:w="3280" w:type="dxa"/>
-            <w:tcBorders>
-              <w:top w:val="single" w:sz="1" w:space="0" w:color="CCCCCC"/>
-              <w:left w:val="single" w:sz="1" w:space="0" w:color="CCCCCC"/>
-              <w:bottom w:val="single" w:sz="1" w:space="0" w:color="CCCCCC"/>
-              <w:right w:val="single" w:sz="1" w:space="0" w:color="CCCCCC"/>
-            </w:tcBorders>
-            <w:shd w:val="clear" w:color="auto" w:fill="F5F9FC"/>
-            <w:tcMar>
-              <w:top w:w="80" w:type="dxa"/>
-              <w:left w:w="120" w:type="dxa"/>
-              <w:bottom w:w="80" w:type="dxa"/>
-              <w:right w:w="120" w:type="dxa"/>
-            </w:tcMar>
-          </w:tcPr>
-          <w:p>
-            <w:pPr>
-              <w:rPr>
-                <w:rFonts w:asciiTheme="minorHAnsi" w:hAnsiTheme="minorHAnsi"/>
-              </w:rPr>
-            </w:pPr>
-            <w:r>
-              <w:rPr>
-                <w:rFonts w:asciiTheme="minorHAnsi" w:hAnsiTheme="minorHAnsi"/>
-              </w:rPr>
-              <w:t xml:space="preserve">Signal to </w:t>
-            </w:r>
-            <w:proofErr w:type="spellStart"/>
-            <w:r>
-              <w:rPr>
-                <w:rFonts w:asciiTheme="minorHAnsi" w:hAnsiTheme="minorHAnsi"/>
-              </w:rPr>
-              <w:t>Heltec</w:t>
-            </w:r>
-            <w:proofErr w:type="spellEnd"/>
-          </w:p>
-        </w:tc>
-      </w:tr>
-      <w:tr>
-        <w:tc>
-          <w:tcPr>
-            <w:tcW w:w="2800" w:type="dxa"/>
-            <w:tcBorders>
-              <w:top w:val="single" w:sz="1" w:space="0" w:color="CCCCCC"/>
-              <w:left w:val="single" w:sz="1" w:space="0" w:color="CCCCCC"/>
-              <w:bottom w:val="single" w:sz="1" w:space="0" w:color="CCCCCC"/>
-              <w:right w:val="single" w:sz="1" w:space="0" w:color="CCCCCC"/>
-            </w:tcBorders>
-            <w:shd w:val="clear" w:color="auto" w:fill="FFFFFF"/>
-            <w:tcMar>
-              <w:top w:w="80" w:type="dxa"/>
-              <w:left w:w="120" w:type="dxa"/>
-              <w:bottom w:w="80" w:type="dxa"/>
-              <w:right w:w="120" w:type="dxa"/>
-            </w:tcMar>
-          </w:tcPr>
-          <w:p>
-            <w:pPr>
-              <w:rPr>
-                <w:rFonts w:asciiTheme="minorHAnsi" w:hAnsiTheme="minorHAnsi"/>
-              </w:rPr>
-            </w:pPr>
-            <w:r>
-              <w:rPr>
-                <w:rFonts w:asciiTheme="minorHAnsi" w:hAnsiTheme="minorHAnsi"/>
-              </w:rPr>
-              <w:t>Other leg</w:t>
-            </w:r>
-          </w:p>
-        </w:tc>
-        <w:tc>
-          <w:tcPr>
-            <w:tcW w:w="3280" w:type="dxa"/>
-            <w:tcBorders>
-              <w:top w:val="single" w:sz="1" w:space="0" w:color="CCCCCC"/>
-              <w:left w:val="single" w:sz="1" w:space="0" w:color="CCCCCC"/>
-              <w:bottom w:val="single" w:sz="1" w:space="0" w:color="CCCCCC"/>
-              <w:right w:val="single" w:sz="1" w:space="0" w:color="CCCCCC"/>
-            </w:tcBorders>
-            <w:shd w:val="clear" w:color="auto" w:fill="FFFFFF"/>
-            <w:tcMar>
-              <w:top w:w="80" w:type="dxa"/>
-              <w:left w:w="120" w:type="dxa"/>
-              <w:bottom w:w="80" w:type="dxa"/>
-              <w:right w:w="120" w:type="dxa"/>
-            </w:tcMar>
-          </w:tcPr>
-          <w:p>
-            <w:pPr>
-              <w:rPr>
-                <w:rFonts w:asciiTheme="minorHAnsi" w:hAnsiTheme="minorHAnsi"/>
-              </w:rPr>
-            </w:pPr>
-            <w:r>
-              <w:rPr>
-                <w:rFonts w:asciiTheme="minorHAnsi" w:hAnsiTheme="minorHAnsi"/>
-              </w:rPr>
-              <w:t>GND rail</w:t>
-            </w:r>
-          </w:p>
-        </w:tc>
-        <w:tc>
-          <w:tcPr>
-            <w:tcW w:w="3280" w:type="dxa"/>
-            <w:tcBorders>
-              <w:top w:val="single" w:sz="1" w:space="0" w:color="CCCCCC"/>
-              <w:left w:val="single" w:sz="1" w:space="0" w:color="CCCCCC"/>
-              <w:bottom w:val="single" w:sz="1" w:space="0" w:color="CCCCCC"/>
-              <w:right w:val="single" w:sz="1" w:space="0" w:color="CCCCCC"/>
-            </w:tcBorders>
-            <w:shd w:val="clear" w:color="auto" w:fill="FFFFFF"/>
-            <w:tcMar>
-              <w:top w:w="80" w:type="dxa"/>
-              <w:left w:w="120" w:type="dxa"/>
-              <w:bottom w:w="80" w:type="dxa"/>
-              <w:right w:w="120" w:type="dxa"/>
-            </w:tcMar>
-          </w:tcPr>
-          <w:p>
-            <w:pPr>
-              <w:rPr>
-                <w:rFonts w:asciiTheme="minorHAnsi" w:hAnsiTheme="minorHAnsi"/>
-              </w:rPr>
-            </w:pPr>
-            <w:r>
-              <w:rPr>
-                <w:rFonts w:asciiTheme="minorHAnsi" w:hAnsiTheme="minorHAnsi"/>
-              </w:rPr>
-              <w:t>Ground</w:t>
-            </w:r>
-          </w:p>
-        </w:tc>
-      </w:tr>
-    </w:tbl>
-    <w:p>
-      <w:pPr>
-        <w:pStyle w:val="Heading1"/>
-        <w:rPr>
-          <w:rFonts w:asciiTheme="minorHAnsi" w:hAnsiTheme="minorHAnsi"/>
           <w:color w:val="1B5E8A"/>
         </w:rPr>
       </w:pPr>
@@ -5434,6 +4756,7 @@
           <w:rFonts w:asciiTheme="minorHAnsi" w:hAnsiTheme="minorHAnsi"/>
           <w:color w:val="1B5E8A"/>
         </w:rPr>
+        <w:lastRenderedPageBreak/>
         <w:t>Stage 8</w:t>
       </w:r>
       <w:r>
@@ -5713,16 +5036,8 @@
               <w:rPr>
                 <w:rFonts w:asciiTheme="minorHAnsi" w:hAnsiTheme="minorHAnsi"/>
               </w:rPr>
-              <w:t xml:space="preserve">Signal from </w:t>
-            </w:r>
-            <w:proofErr w:type="spellStart"/>
-            <w:r>
-              <w:rPr>
-                <w:rFonts w:asciiTheme="minorHAnsi" w:hAnsiTheme="minorHAnsi"/>
-              </w:rPr>
-              <w:t>Heltec</w:t>
-            </w:r>
-            <w:proofErr w:type="spellEnd"/>
+              <w:t>Signal from Heltec</w:t>
+            </w:r>
           </w:p>
         </w:tc>
       </w:tr>
@@ -6032,7 +5347,6 @@
           <w:rFonts w:asciiTheme="minorHAnsi" w:hAnsiTheme="minorHAnsi"/>
           <w:color w:val="2E86C1"/>
         </w:rPr>
-        <w:lastRenderedPageBreak/>
         <w:t>USB port connections</w:t>
       </w:r>
     </w:p>
@@ -6368,20 +5682,6 @@
           <w:rFonts w:asciiTheme="minorHAnsi" w:hAnsiTheme="minorHAnsi"/>
           <w:color w:val="1B5E8A"/>
         </w:rPr>
-        <w:t xml:space="preserve">Stage 9 </w:t>
-      </w:r>
-      <w:r>
-        <w:rPr>
-          <w:rFonts w:asciiTheme="minorHAnsi" w:hAnsiTheme="minorHAnsi"/>
-          <w:color w:val="1B5E8A"/>
-        </w:rPr>
-        <w:t>-</w:t>
-      </w:r>
-      <w:r>
-        <w:rPr>
-          <w:rFonts w:asciiTheme="minorHAnsi" w:hAnsiTheme="minorHAnsi"/>
-          <w:color w:val="1B5E8A"/>
-        </w:rPr>
         <w:t>DS3231 RTC Module (On Order)</w:t>
       </w:r>
     </w:p>
@@ -7311,6 +6611,7 @@
               <w:rPr>
                 <w:rFonts w:asciiTheme="minorHAnsi" w:hAnsiTheme="minorHAnsi"/>
               </w:rPr>
+              <w:lastRenderedPageBreak/>
               <w:t>GPIO20</w:t>
             </w:r>
           </w:p>
@@ -7908,19 +7209,11 @@
                 <w:rFonts w:asciiTheme="minorHAnsi" w:hAnsiTheme="minorHAnsi"/>
               </w:rPr>
             </w:pPr>
-            <w:proofErr w:type="spellStart"/>
-            <w:r>
-              <w:rPr>
-                <w:rFonts w:asciiTheme="minorHAnsi" w:hAnsiTheme="minorHAnsi"/>
-              </w:rPr>
-              <w:t>NeoPixel</w:t>
-            </w:r>
-            <w:proofErr w:type="spellEnd"/>
-            <w:r>
-              <w:rPr>
-                <w:rFonts w:asciiTheme="minorHAnsi" w:hAnsiTheme="minorHAnsi"/>
-              </w:rPr>
-              <w:t xml:space="preserve"> ring DIN</w:t>
+            <w:r>
+              <w:rPr>
+                <w:rFonts w:asciiTheme="minorHAnsi" w:hAnsiTheme="minorHAnsi"/>
+              </w:rPr>
+              <w:t>NeoPixel ring DIN</w:t>
             </w:r>
           </w:p>
         </w:tc>
@@ -8364,7 +7657,6 @@
               <w:rPr>
                 <w:rFonts w:asciiTheme="minorHAnsi" w:hAnsiTheme="minorHAnsi"/>
               </w:rPr>
-              <w:lastRenderedPageBreak/>
               <w:t>VEXT (5V)</w:t>
             </w:r>
           </w:p>
@@ -8396,21 +7688,7 @@
               <w:rPr>
                 <w:rFonts w:asciiTheme="minorHAnsi" w:hAnsiTheme="minorHAnsi"/>
               </w:rPr>
-              <w:t xml:space="preserve">SD card VCC + </w:t>
-            </w:r>
-            <w:proofErr w:type="spellStart"/>
-            <w:r>
-              <w:rPr>
-                <w:rFonts w:asciiTheme="minorHAnsi" w:hAnsiTheme="minorHAnsi"/>
-              </w:rPr>
-              <w:t>NeoPixel</w:t>
-            </w:r>
-            <w:proofErr w:type="spellEnd"/>
-            <w:r>
-              <w:rPr>
-                <w:rFonts w:asciiTheme="minorHAnsi" w:hAnsiTheme="minorHAnsi"/>
-              </w:rPr>
-              <w:t xml:space="preserve"> 5V</w:t>
+              <w:t>SD card VCC + NeoPixel 5V</w:t>
             </w:r>
           </w:p>
         </w:tc>
@@ -8441,16 +7719,8 @@
               <w:rPr>
                 <w:rFonts w:asciiTheme="minorHAnsi" w:hAnsiTheme="minorHAnsi"/>
               </w:rPr>
-              <w:t xml:space="preserve">5V output pin on </w:t>
-            </w:r>
-            <w:proofErr w:type="spellStart"/>
-            <w:r>
-              <w:rPr>
-                <w:rFonts w:asciiTheme="minorHAnsi" w:hAnsiTheme="minorHAnsi"/>
-              </w:rPr>
-              <w:t>Heltec</w:t>
-            </w:r>
-            <w:proofErr w:type="spellEnd"/>
+              <w:t>5V output pin on Heltec</w:t>
+            </w:r>
           </w:p>
         </w:tc>
       </w:tr>
@@ -8473,6 +7743,55 @@
           <w:color w:val="8B4513"/>
         </w:rPr>
       </w:pPr>
+      <w:r>
+        <w:rPr>
+          <w:noProof/>
+        </w:rPr>
+        <w:drawing>
+          <wp:inline distT="0" distB="0" distL="0" distR="0" wp14:anchorId="7812B4A6" wp14:editId="74EE6CE6">
+            <wp:extent cx="3860800" cy="1606550"/>
+            <wp:effectExtent l="0" t="0" r="6350" b="0"/>
+            <wp:docPr id="2023022355" name="Picture 1"/>
+            <wp:cNvGraphicFramePr>
+              <a:graphicFrameLocks xmlns:a="http://schemas.openxmlformats.org/drawingml/2006/main" noChangeAspect="1"/>
+            </wp:cNvGraphicFramePr>
+            <a:graphic xmlns:a="http://schemas.openxmlformats.org/drawingml/2006/main">
+              <a:graphicData uri="http://schemas.openxmlformats.org/drawingml/2006/picture">
+                <pic:pic xmlns:pic="http://schemas.openxmlformats.org/drawingml/2006/picture">
+                  <pic:nvPicPr>
+                    <pic:cNvPr id="2023022355" name=""/>
+                    <pic:cNvPicPr/>
+                  </pic:nvPicPr>
+                  <pic:blipFill rotWithShape="1">
+                    <a:blip r:embed="rId5"/>
+                    <a:srcRect l="5662" t="24273" r="29381" b="32478"/>
+                    <a:stretch>
+                      <a:fillRect/>
+                    </a:stretch>
+                  </pic:blipFill>
+                  <pic:spPr bwMode="auto">
+                    <a:xfrm>
+                      <a:off x="0" y="0"/>
+                      <a:ext cx="3860800" cy="1606550"/>
+                    </a:xfrm>
+                    <a:prstGeom prst="rect">
+                      <a:avLst/>
+                    </a:prstGeom>
+                    <a:ln>
+                      <a:noFill/>
+                    </a:ln>
+                    <a:extLst>
+                      <a:ext uri="{53640926-AAD7-44D8-BBD7-CCE9431645EC}">
+                        <a14:shadowObscured xmlns:a14="http://schemas.microsoft.com/office/drawing/2010/main"/>
+                      </a:ext>
+                    </a:extLst>
+                  </pic:spPr>
+                </pic:pic>
+              </a:graphicData>
+            </a:graphic>
+          </wp:inline>
+        </w:drawing>
+      </w:r>
     </w:p>
     <w:p>
       <w:pPr>
@@ -8481,6 +7800,272 @@
           <w:rFonts w:asciiTheme="minorHAnsi" w:hAnsiTheme="minorHAnsi"/>
         </w:rPr>
       </w:pPr>
+      <w:r>
+        <w:rPr>
+          <w:noProof/>
+        </w:rPr>
+        <w:drawing>
+          <wp:inline distT="0" distB="0" distL="0" distR="0" wp14:anchorId="57B1560B" wp14:editId="77942B7E">
+            <wp:extent cx="3556000" cy="1479550"/>
+            <wp:effectExtent l="0" t="0" r="6350" b="6350"/>
+            <wp:docPr id="283054882" name="Picture 1"/>
+            <wp:cNvGraphicFramePr>
+              <a:graphicFrameLocks xmlns:a="http://schemas.openxmlformats.org/drawingml/2006/main" noChangeAspect="1"/>
+            </wp:cNvGraphicFramePr>
+            <a:graphic xmlns:a="http://schemas.openxmlformats.org/drawingml/2006/main">
+              <a:graphicData uri="http://schemas.openxmlformats.org/drawingml/2006/picture">
+                <pic:pic xmlns:pic="http://schemas.openxmlformats.org/drawingml/2006/picture">
+                  <pic:nvPicPr>
+                    <pic:cNvPr id="283054882" name=""/>
+                    <pic:cNvPicPr/>
+                  </pic:nvPicPr>
+                  <pic:blipFill rotWithShape="1">
+                    <a:blip r:embed="rId6"/>
+                    <a:srcRect l="4594" t="28034" r="35576" b="32137"/>
+                    <a:stretch>
+                      <a:fillRect/>
+                    </a:stretch>
+                  </pic:blipFill>
+                  <pic:spPr bwMode="auto">
+                    <a:xfrm>
+                      <a:off x="0" y="0"/>
+                      <a:ext cx="3556000" cy="1479550"/>
+                    </a:xfrm>
+                    <a:prstGeom prst="rect">
+                      <a:avLst/>
+                    </a:prstGeom>
+                    <a:ln>
+                      <a:noFill/>
+                    </a:ln>
+                    <a:extLst>
+                      <a:ext uri="{53640926-AAD7-44D8-BBD7-CCE9431645EC}">
+                        <a14:shadowObscured xmlns:a14="http://schemas.microsoft.com/office/drawing/2010/main"/>
+                      </a:ext>
+                    </a:extLst>
+                  </pic:spPr>
+                </pic:pic>
+              </a:graphicData>
+            </a:graphic>
+          </wp:inline>
+        </w:drawing>
+      </w:r>
+    </w:p>
+    <w:p>
+      <w:pPr>
+        <w:spacing w:before="100" w:after="160"/>
+        <w:rPr>
+          <w:rFonts w:asciiTheme="minorHAnsi" w:hAnsiTheme="minorHAnsi"/>
+        </w:rPr>
+      </w:pPr>
+    </w:p>
+    <w:p>
+      <w:pPr>
+        <w:spacing w:before="100" w:after="160"/>
+        <w:rPr>
+          <w:rFonts w:asciiTheme="minorHAnsi" w:hAnsiTheme="minorHAnsi"/>
+        </w:rPr>
+      </w:pPr>
+      <w:r>
+        <w:rPr>
+          <w:noProof/>
+        </w:rPr>
+        <w:lastRenderedPageBreak/>
+        <w:drawing>
+          <wp:inline distT="0" distB="0" distL="0" distR="0" wp14:anchorId="2258B058" wp14:editId="430684FB">
+            <wp:extent cx="5124513" cy="3606800"/>
+            <wp:effectExtent l="0" t="0" r="0" b="0"/>
+            <wp:docPr id="634815243" name="Picture 1"/>
+            <wp:cNvGraphicFramePr>
+              <a:graphicFrameLocks xmlns:a="http://schemas.openxmlformats.org/drawingml/2006/main" noChangeAspect="1"/>
+            </wp:cNvGraphicFramePr>
+            <a:graphic xmlns:a="http://schemas.openxmlformats.org/drawingml/2006/main">
+              <a:graphicData uri="http://schemas.openxmlformats.org/drawingml/2006/picture">
+                <pic:pic xmlns:pic="http://schemas.openxmlformats.org/drawingml/2006/picture">
+                  <pic:nvPicPr>
+                    <pic:cNvPr id="634815243" name=""/>
+                    <pic:cNvPicPr/>
+                  </pic:nvPicPr>
+                  <pic:blipFill rotWithShape="1">
+                    <a:blip r:embed="rId7"/>
+                    <a:srcRect l="18910" t="16410" r="19765" b="14530"/>
+                    <a:stretch>
+                      <a:fillRect/>
+                    </a:stretch>
+                  </pic:blipFill>
+                  <pic:spPr bwMode="auto">
+                    <a:xfrm>
+                      <a:off x="0" y="0"/>
+                      <a:ext cx="5131189" cy="3611499"/>
+                    </a:xfrm>
+                    <a:prstGeom prst="rect">
+                      <a:avLst/>
+                    </a:prstGeom>
+                    <a:ln>
+                      <a:noFill/>
+                    </a:ln>
+                    <a:extLst>
+                      <a:ext uri="{53640926-AAD7-44D8-BBD7-CCE9431645EC}">
+                        <a14:shadowObscured xmlns:a14="http://schemas.microsoft.com/office/drawing/2010/main"/>
+                      </a:ext>
+                    </a:extLst>
+                  </pic:spPr>
+                </pic:pic>
+              </a:graphicData>
+            </a:graphic>
+          </wp:inline>
+        </w:drawing>
+      </w:r>
+    </w:p>
+    <w:p>
+      <w:pPr>
+        <w:spacing w:before="100" w:after="160"/>
+        <w:rPr>
+          <w:rFonts w:asciiTheme="minorHAnsi" w:hAnsiTheme="minorHAnsi"/>
+        </w:rPr>
+      </w:pPr>
+    </w:p>
+    <w:p>
+      <w:pPr>
+        <w:spacing w:before="100" w:after="160"/>
+        <w:rPr>
+          <w:rFonts w:asciiTheme="minorHAnsi" w:hAnsiTheme="minorHAnsi"/>
+        </w:rPr>
+      </w:pPr>
+      <w:r>
+        <w:rPr>
+          <w:rFonts w:asciiTheme="minorHAnsi" w:hAnsiTheme="minorHAnsi"/>
+        </w:rPr>
+        <w:t>"What you are seeing today is our High-Reliability Off-Grid Prototype. For the exhibition environment, we've designed it to be 100% self-contained using ESP-NOW local peer-to-peer radio waves, meaning it doesn't rely on local venue Wi-Fi, routers, or internet configurations to prove the hardware logic functions seamlessly."</w:t>
+      </w:r>
+    </w:p>
+    <w:p>
+      <w:pPr>
+        <w:spacing w:before="100" w:after="160"/>
+        <w:rPr>
+          <w:rFonts w:asciiTheme="minorHAnsi" w:hAnsiTheme="minorHAnsi"/>
+        </w:rPr>
+      </w:pPr>
+    </w:p>
+    <w:p>
+      <w:pPr>
+        <w:spacing w:before="100" w:after="160"/>
+        <w:rPr>
+          <w:rFonts w:asciiTheme="minorHAnsi" w:hAnsiTheme="minorHAnsi"/>
+        </w:rPr>
+      </w:pPr>
+      <w:r>
+        <w:rPr>
+          <w:rFonts w:asciiTheme="minorHAnsi" w:hAnsiTheme="minorHAnsi"/>
+        </w:rPr>
+        <w:t>"In a commercial deployment, the Totem's architecture will upgrade from localized radio to a 4G LTE Cellular SIM Module mounted directly on the central controller. Instead of relying on a physical button next to the pole, the Totem will pull live data directly from national meteorological offices and environmental agency APIs. The moment a regional flood warning or severe weather event is officially published, the Totem will receive that data feed over cellular data, automatically trigger its local warning indicators, flash its lighting systems, and safely manage public infrastructure instantly."</w:t>
+      </w:r>
+    </w:p>
+    <w:p>
+      <w:pPr>
+        <w:spacing w:before="100" w:after="160"/>
+        <w:rPr>
+          <w:rFonts w:asciiTheme="minorHAnsi" w:hAnsiTheme="minorHAnsi"/>
+        </w:rPr>
+      </w:pPr>
+    </w:p>
+    <w:p>
+      <w:pPr>
+        <w:spacing w:before="100" w:after="160"/>
+        <w:rPr>
+          <w:rFonts w:asciiTheme="minorHAnsi" w:hAnsiTheme="minorHAnsi"/>
+        </w:rPr>
+      </w:pPr>
+      <w:r>
+        <w:rPr>
+          <w:rFonts w:ascii="Segoe UI Emoji" w:hAnsi="Segoe UI Emoji" w:cs="Segoe UI Emoji"/>
+        </w:rPr>
+        <w:t>🛠️</w:t>
+      </w:r>
+      <w:r>
+        <w:rPr>
+          <w:rFonts w:asciiTheme="minorHAnsi" w:hAnsiTheme="minorHAnsi"/>
+        </w:rPr>
+        <w:t xml:space="preserve"> Why This Makes Your Project Look Great</w:t>
+      </w:r>
+    </w:p>
+    <w:p>
+      <w:pPr>
+        <w:spacing w:before="100" w:after="160"/>
+        <w:rPr>
+          <w:rFonts w:asciiTheme="minorHAnsi" w:hAnsiTheme="minorHAnsi"/>
+        </w:rPr>
+      </w:pPr>
+      <w:r>
+        <w:rPr>
+          <w:rFonts w:asciiTheme="minorHAnsi" w:hAnsiTheme="minorHAnsi"/>
+        </w:rPr>
+        <w:t>It proves you understand logistics: Everyone who has ever presented at an exhibition knows that convention center Wi-Fi and cell signals are notoriously unstable. Telling people "I built it this way so it never fails the demo" shows true practical engineering sense.</w:t>
+      </w:r>
+    </w:p>
+    <w:p>
+      <w:pPr>
+        <w:spacing w:before="100" w:after="160"/>
+        <w:rPr>
+          <w:rFonts w:asciiTheme="minorHAnsi" w:hAnsiTheme="minorHAnsi"/>
+        </w:rPr>
+      </w:pPr>
+    </w:p>
+    <w:p>
+      <w:pPr>
+        <w:spacing w:before="100" w:after="160"/>
+        <w:rPr>
+          <w:rFonts w:asciiTheme="minorHAnsi" w:hAnsiTheme="minorHAnsi"/>
+        </w:rPr>
+      </w:pPr>
+      <w:r>
+        <w:rPr>
+          <w:rFonts w:asciiTheme="minorHAnsi" w:hAnsiTheme="minorHAnsi"/>
+        </w:rPr>
+        <w:t>It highlights scalability: You aren't just showing a cool localized toy; you are showing a modular data hub where the "input" can easily be swapped from a local radio trigger to an official national web database or cloud system.</w:t>
+      </w:r>
+    </w:p>
+    <w:p>
+      <w:pPr>
+        <w:spacing w:before="100" w:after="160"/>
+        <w:rPr>
+          <w:rFonts w:asciiTheme="minorHAnsi" w:hAnsiTheme="minorHAnsi"/>
+        </w:rPr>
+      </w:pPr>
+    </w:p>
+    <w:p>
+      <w:pPr>
+        <w:spacing w:before="100" w:after="160"/>
+        <w:rPr>
+          <w:rFonts w:asciiTheme="minorHAnsi" w:hAnsiTheme="minorHAnsi"/>
+        </w:rPr>
+      </w:pPr>
+      <w:r>
+        <w:rPr>
+          <w:rFonts w:asciiTheme="minorHAnsi" w:hAnsiTheme="minorHAnsi"/>
+        </w:rPr>
+        <w:lastRenderedPageBreak/>
+        <w:t>Good luck at the exhibition! Your data architecture is incredibly clean, your backup modes are solid, and your live demo is going to be incredibly responsive. Go crush it!</w:t>
+      </w:r>
+    </w:p>
+    <w:p>
+      <w:pPr>
+        <w:spacing w:before="100" w:after="160"/>
+        <w:rPr>
+          <w:rFonts w:asciiTheme="minorHAnsi" w:hAnsiTheme="minorHAnsi"/>
+        </w:rPr>
+      </w:pPr>
+      <w:r>
+        <w:rPr>
+          <w:rFonts w:asciiTheme="minorHAnsi" w:hAnsiTheme="minorHAnsi"/>
+        </w:rPr>
+        <w:t>During a crisis, power is a finite resource. If we left the USB ports open unconditionally, a single user could occupy the hub all day. By introducing a physical token system, we create an equitable mechanism. It forces an intentional checkout, provides two completely isolated countdowns for independent users, and fosters a sense of communal sharing when resources are scarce."</w:t>
+      </w:r>
+      <w:r>
+        <w:rPr>
+          <w:rFonts w:asciiTheme="minorHAnsi" w:hAnsiTheme="minorHAnsi"/>
+        </w:rPr>
+        <w:t>swz</w:t>
+      </w:r>
     </w:p>
     <w:sectPr>
       <w:pgSz w:w="12240" w:h="15840"/>
